--- a/docs/tech-admin/Hope-Sojourns-Style-Guide.docx
+++ b/docs/tech-admin/Hope-Sojourns-Style-Guide.docx
@@ -130,7 +130,7 @@
           <w:color w:val="60726B"/>
           <w:sz w:val="20"/>
         </w:rPr>
-        <w:t>Version 1.0</w:t>
+        <w:t>Version 1.2</w:t>
       </w:r>
       <w:r>
         <w:rPr>
@@ -930,6 +930,8 @@
     </w:p>
     <w:p>
       <w:pPr>
+        <w:keepNext/>
+        <w:keepLines/>
         <w:numPr>
           <w:ilvl w:val="0"/>
           <w:numId w:val="14"/>
@@ -957,6 +959,7 @@
     </w:p>
     <w:p>
       <w:pPr>
+        <w:keepLines/>
         <w:numPr>
           <w:ilvl w:val="0"/>
           <w:numId w:val="14"/>
@@ -984,6 +987,7 @@
     </w:p>
     <w:p>
       <w:pPr>
+        <w:keepLines/>
         <w:numPr>
           <w:ilvl w:val="0"/>
           <w:numId w:val="14"/>
@@ -1011,6 +1015,7 @@
     </w:p>
     <w:p>
       <w:pPr>
+        <w:keepLines/>
         <w:numPr>
           <w:ilvl w:val="0"/>
           <w:numId w:val="14"/>
@@ -1038,6 +1043,8 @@
     </w:p>
     <w:p>
       <w:pPr>
+        <w:keepNext/>
+        <w:keepLines/>
         <w:numPr>
           <w:ilvl w:val="0"/>
           <w:numId w:val="14"/>
@@ -1065,6 +1072,7 @@
     </w:p>
     <w:p>
       <w:pPr>
+        <w:keepLines/>
         <w:numPr>
           <w:ilvl w:val="0"/>
           <w:numId w:val="14"/>
@@ -1427,6 +1435,8 @@
     </w:p>
     <w:p>
       <w:pPr>
+        <w:keepNext/>
+        <w:keepLines/>
         <w:numPr>
           <w:ilvl w:val="0"/>
           <w:numId w:val="10"/>
@@ -1445,6 +1455,7 @@
     </w:p>
     <w:p>
       <w:pPr>
+        <w:keepLines/>
         <w:numPr>
           <w:ilvl w:val="0"/>
           <w:numId w:val="10"/>
@@ -1463,6 +1474,7 @@
     </w:p>
     <w:p>
       <w:pPr>
+        <w:keepLines/>
         <w:numPr>
           <w:ilvl w:val="0"/>
           <w:numId w:val="10"/>
@@ -1481,6 +1493,7 @@
     </w:p>
     <w:p>
       <w:pPr>
+        <w:keepLines/>
         <w:numPr>
           <w:ilvl w:val="0"/>
           <w:numId w:val="10"/>
@@ -1499,6 +1512,7 @@
     </w:p>
     <w:p>
       <w:pPr>
+        <w:keepLines/>
         <w:numPr>
           <w:ilvl w:val="0"/>
           <w:numId w:val="10"/>
@@ -1517,6 +1531,8 @@
     </w:p>
     <w:p>
       <w:pPr>
+        <w:keepNext/>
+        <w:keepLines/>
         <w:numPr>
           <w:ilvl w:val="0"/>
           <w:numId w:val="10"/>
@@ -1535,6 +1551,7 @@
     </w:p>
     <w:p>
       <w:pPr>
+        <w:keepLines/>
         <w:numPr>
           <w:ilvl w:val="0"/>
           <w:numId w:val="10"/>
@@ -4822,6 +4839,8 @@
     </w:p>
     <w:p>
       <w:pPr>
+        <w:keepNext/>
+        <w:keepLines/>
         <w:numPr>
           <w:ilvl w:val="0"/>
           <w:numId w:val="10"/>
@@ -4840,6 +4859,7 @@
     </w:p>
     <w:p>
       <w:pPr>
+        <w:keepLines/>
         <w:numPr>
           <w:ilvl w:val="0"/>
           <w:numId w:val="10"/>
@@ -4858,6 +4878,7 @@
     </w:p>
     <w:p>
       <w:pPr>
+        <w:keepLines/>
         <w:numPr>
           <w:ilvl w:val="0"/>
           <w:numId w:val="10"/>
@@ -4876,6 +4897,7 @@
     </w:p>
     <w:p>
       <w:pPr>
+        <w:keepLines/>
         <w:numPr>
           <w:ilvl w:val="0"/>
           <w:numId w:val="10"/>
@@ -4894,6 +4916,8 @@
     </w:p>
     <w:p>
       <w:pPr>
+        <w:keepNext/>
+        <w:keepLines/>
         <w:numPr>
           <w:ilvl w:val="0"/>
           <w:numId w:val="10"/>
@@ -4912,6 +4936,7 @@
     </w:p>
     <w:p>
       <w:pPr>
+        <w:keepLines/>
         <w:numPr>
           <w:ilvl w:val="0"/>
           <w:numId w:val="10"/>
@@ -5439,6 +5464,8 @@
     </w:p>
     <w:p>
       <w:pPr>
+        <w:keepNext/>
+        <w:keepLines/>
         <w:numPr>
           <w:ilvl w:val="0"/>
           <w:numId w:val="10"/>
@@ -5475,6 +5502,7 @@
     </w:p>
     <w:p>
       <w:pPr>
+        <w:keepLines/>
         <w:numPr>
           <w:ilvl w:val="0"/>
           <w:numId w:val="10"/>
@@ -5535,6 +5563,8 @@
     </w:p>
     <w:p>
       <w:pPr>
+        <w:keepNext/>
+        <w:keepLines/>
         <w:numPr>
           <w:ilvl w:val="0"/>
           <w:numId w:val="10"/>
@@ -5553,6 +5583,7 @@
     </w:p>
     <w:p>
       <w:pPr>
+        <w:keepLines/>
         <w:numPr>
           <w:ilvl w:val="0"/>
           <w:numId w:val="10"/>
@@ -5571,6 +5602,7 @@
     </w:p>
     <w:p>
       <w:pPr>
+        <w:keepLines/>
         <w:numPr>
           <w:ilvl w:val="0"/>
           <w:numId w:val="10"/>
@@ -5589,6 +5621,7 @@
     </w:p>
     <w:p>
       <w:pPr>
+        <w:keepLines/>
         <w:numPr>
           <w:ilvl w:val="0"/>
           <w:numId w:val="10"/>
@@ -5641,6 +5674,8 @@
     </w:p>
     <w:p>
       <w:pPr>
+        <w:keepNext/>
+        <w:keepLines/>
         <w:numPr>
           <w:ilvl w:val="0"/>
           <w:numId w:val="10"/>
@@ -5676,6 +5711,7 @@
     </w:p>
     <w:p>
       <w:pPr>
+        <w:keepLines/>
         <w:numPr>
           <w:ilvl w:val="0"/>
           <w:numId w:val="10"/>
@@ -5708,6 +5744,8 @@
     </w:p>
     <w:p>
       <w:pPr>
+        <w:keepNext/>
+        <w:keepLines/>
         <w:numPr>
           <w:ilvl w:val="0"/>
           <w:numId w:val="10"/>
@@ -5726,6 +5764,7 @@
     </w:p>
     <w:p>
       <w:pPr>
+        <w:keepLines/>
         <w:numPr>
           <w:ilvl w:val="0"/>
           <w:numId w:val="10"/>
@@ -5744,6 +5783,8 @@
     </w:p>
     <w:p>
       <w:pPr>
+        <w:keepNext/>
+        <w:keepLines/>
         <w:numPr>
           <w:ilvl w:val="0"/>
           <w:numId w:val="10"/>
@@ -5762,6 +5803,7 @@
     </w:p>
     <w:p>
       <w:pPr>
+        <w:keepLines/>
         <w:numPr>
           <w:ilvl w:val="0"/>
           <w:numId w:val="10"/>
@@ -5808,6 +5850,8 @@
     </w:p>
     <w:p>
       <w:pPr>
+        <w:keepNext/>
+        <w:keepLines/>
         <w:numPr>
           <w:ilvl w:val="0"/>
           <w:numId w:val="10"/>
@@ -5843,6 +5887,7 @@
     </w:p>
     <w:p>
       <w:pPr>
+        <w:keepLines/>
         <w:numPr>
           <w:ilvl w:val="0"/>
           <w:numId w:val="10"/>
@@ -5878,6 +5923,7 @@
     </w:p>
     <w:p>
       <w:pPr>
+        <w:keepLines/>
         <w:numPr>
           <w:ilvl w:val="0"/>
           <w:numId w:val="10"/>
@@ -5930,6 +5976,8 @@
     </w:p>
     <w:p>
       <w:pPr>
+        <w:keepNext/>
+        <w:keepLines/>
         <w:numPr>
           <w:ilvl w:val="0"/>
           <w:numId w:val="10"/>
@@ -5965,6 +6013,7 @@
     </w:p>
     <w:p>
       <w:pPr>
+        <w:keepLines/>
         <w:numPr>
           <w:ilvl w:val="0"/>
           <w:numId w:val="10"/>
@@ -6041,6 +6090,8 @@
     </w:p>
     <w:p>
       <w:pPr>
+        <w:keepNext/>
+        <w:keepLines/>
         <w:numPr>
           <w:ilvl w:val="0"/>
           <w:numId w:val="10"/>
@@ -6102,6 +6153,7 @@
     </w:p>
     <w:p>
       <w:pPr>
+        <w:keepLines/>
         <w:numPr>
           <w:ilvl w:val="0"/>
           <w:numId w:val="10"/>
@@ -6214,6 +6266,8 @@
     </w:p>
     <w:p>
       <w:pPr>
+        <w:keepNext/>
+        <w:keepLines/>
         <w:numPr>
           <w:ilvl w:val="0"/>
           <w:numId w:val="10"/>
@@ -6326,6 +6380,7 @@
     </w:p>
     <w:p>
       <w:pPr>
+        <w:keepLines/>
         <w:numPr>
           <w:ilvl w:val="0"/>
           <w:numId w:val="10"/>
@@ -6574,6 +6629,8 @@
     </w:p>
     <w:p>
       <w:pPr>
+        <w:keepNext/>
+        <w:keepLines/>
         <w:numPr>
           <w:ilvl w:val="0"/>
           <w:numId w:val="10"/>
@@ -6592,6 +6649,7 @@
     </w:p>
     <w:p>
       <w:pPr>
+        <w:keepLines/>
         <w:numPr>
           <w:ilvl w:val="0"/>
           <w:numId w:val="10"/>
@@ -6610,6 +6668,8 @@
     </w:p>
     <w:p>
       <w:pPr>
+        <w:keepNext/>
+        <w:keepLines/>
         <w:numPr>
           <w:ilvl w:val="0"/>
           <w:numId w:val="10"/>
@@ -6662,6 +6722,7 @@
     </w:p>
     <w:p>
       <w:pPr>
+        <w:keepLines/>
         <w:numPr>
           <w:ilvl w:val="0"/>
           <w:numId w:val="10"/>
@@ -6708,6 +6769,8 @@
     </w:p>
     <w:p>
       <w:pPr>
+        <w:keepNext/>
+        <w:keepLines/>
         <w:numPr>
           <w:ilvl w:val="0"/>
           <w:numId w:val="10"/>
@@ -6743,6 +6806,7 @@
     </w:p>
     <w:p>
       <w:pPr>
+        <w:keepLines/>
         <w:numPr>
           <w:ilvl w:val="0"/>
           <w:numId w:val="10"/>
@@ -6761,6 +6825,8 @@
     </w:p>
     <w:p>
       <w:pPr>
+        <w:keepNext/>
+        <w:keepLines/>
         <w:numPr>
           <w:ilvl w:val="0"/>
           <w:numId w:val="10"/>
@@ -6779,6 +6845,7 @@
     </w:p>
     <w:p>
       <w:pPr>
+        <w:keepLines/>
         <w:numPr>
           <w:ilvl w:val="0"/>
           <w:numId w:val="10"/>
@@ -6811,6 +6878,8 @@
     </w:p>
     <w:p>
       <w:pPr>
+        <w:keepNext/>
+        <w:keepLines/>
         <w:numPr>
           <w:ilvl w:val="0"/>
           <w:numId w:val="10"/>
@@ -6829,6 +6898,7 @@
     </w:p>
     <w:p>
       <w:pPr>
+        <w:keepLines/>
         <w:numPr>
           <w:ilvl w:val="0"/>
           <w:numId w:val="10"/>
@@ -6847,6 +6917,8 @@
     </w:p>
     <w:p>
       <w:pPr>
+        <w:keepNext/>
+        <w:keepLines/>
         <w:numPr>
           <w:ilvl w:val="0"/>
           <w:numId w:val="10"/>
@@ -6865,6 +6937,7 @@
     </w:p>
     <w:p>
       <w:pPr>
+        <w:keepLines/>
         <w:numPr>
           <w:ilvl w:val="0"/>
           <w:numId w:val="10"/>
@@ -6914,6 +6987,8 @@
     </w:p>
     <w:p>
       <w:pPr>
+        <w:keepNext/>
+        <w:keepLines/>
         <w:numPr>
           <w:ilvl w:val="0"/>
           <w:numId w:val="10"/>
@@ -6932,6 +7007,8 @@
     </w:p>
     <w:p>
       <w:pPr>
+        <w:keepNext/>
+        <w:keepLines/>
         <w:numPr>
           <w:ilvl w:val="0"/>
           <w:numId w:val="10"/>
@@ -6950,6 +7027,7 @@
     </w:p>
     <w:p>
       <w:pPr>
+        <w:keepLines/>
         <w:numPr>
           <w:ilvl w:val="0"/>
           <w:numId w:val="10"/>
@@ -6982,6 +7060,8 @@
     </w:p>
     <w:p>
       <w:pPr>
+        <w:keepNext/>
+        <w:keepLines/>
         <w:numPr>
           <w:ilvl w:val="0"/>
           <w:numId w:val="10"/>
@@ -7009,6 +7089,7 @@
     </w:p>
     <w:p>
       <w:pPr>
+        <w:keepLines/>
         <w:numPr>
           <w:ilvl w:val="0"/>
           <w:numId w:val="10"/>
@@ -7036,6 +7117,7 @@
     </w:p>
     <w:p>
       <w:pPr>
+        <w:keepLines/>
         <w:numPr>
           <w:ilvl w:val="0"/>
           <w:numId w:val="10"/>
@@ -7063,6 +7145,7 @@
     </w:p>
     <w:p>
       <w:pPr>
+        <w:keepLines/>
         <w:numPr>
           <w:ilvl w:val="0"/>
           <w:numId w:val="10"/>
@@ -7090,6 +7173,7 @@
     </w:p>
     <w:p>
       <w:pPr>
+        <w:keepLines/>
         <w:numPr>
           <w:ilvl w:val="0"/>
           <w:numId w:val="10"/>
@@ -7108,6 +7192,7 @@
     </w:p>
     <w:p>
       <w:pPr>
+        <w:keepLines/>
         <w:numPr>
           <w:ilvl w:val="0"/>
           <w:numId w:val="10"/>
@@ -7126,6 +7211,8 @@
     </w:p>
     <w:p>
       <w:pPr>
+        <w:keepNext/>
+        <w:keepLines/>
         <w:numPr>
           <w:ilvl w:val="0"/>
           <w:numId w:val="10"/>
@@ -7144,20 +7231,7 @@
     </w:p>
     <w:p>
       <w:pPr>
-        <w:pStyle w:val="Heading2"/>
-      </w:pPr>
-      <w:r>
-        <w:rPr>
-          <w:rFonts w:ascii="Georgia" w:hAnsi="Georgia"/>
-          <w:b/>
-          <w:color w:val="275D4D"/>
-          <w:sz w:val="26"/>
-        </w:rPr>
-        <w:t>Sections, cards, and callouts</w:t>
-      </w:r>
-    </w:p>
-    <w:p>
-      <w:pPr>
+        <w:keepLines/>
         <w:numPr>
           <w:ilvl w:val="0"/>
           <w:numId w:val="10"/>
@@ -7171,11 +7245,27 @@
           <w:color w:val="19322B"/>
           <w:sz w:val="22"/>
         </w:rPr>
-        <w:t>Use warm paper for main content, white for elevated cards, and cream or washes for grouped information.</w:t>
+        <w:t>When a document set is offered, provide one clearly labeled bundle download as well as descriptive links for each individual file.</w:t>
       </w:r>
     </w:p>
     <w:p>
       <w:pPr>
+        <w:pStyle w:val="Heading2"/>
+      </w:pPr>
+      <w:r>
+        <w:rPr>
+          <w:rFonts w:ascii="Georgia" w:hAnsi="Georgia"/>
+          <w:b/>
+          <w:color w:val="275D4D"/>
+          <w:sz w:val="26"/>
+        </w:rPr>
+        <w:t>Sections, cards, and callouts</w:t>
+      </w:r>
+    </w:p>
+    <w:p>
+      <w:pPr>
+        <w:keepNext/>
+        <w:keepLines/>
         <w:numPr>
           <w:ilvl w:val="0"/>
           <w:numId w:val="10"/>
@@ -7189,28 +7279,12 @@
           <w:color w:val="19322B"/>
           <w:sz w:val="22"/>
         </w:rPr>
-        <w:t xml:space="preserve">Borders use </w:t>
-      </w:r>
-      <w:r>
-        <w:rPr>
-          <w:rFonts w:ascii="Consolas" w:hAnsi="Consolas"/>
-          <w:color w:val="173F35"/>
-          <w:sz w:val="20"/>
-          <w:shd w:fill="EDF5F1"/>
-        </w:rPr>
-        <w:t>--line</w:t>
-      </w:r>
-      <w:r>
-        <w:rPr>
-          <w:rFonts w:ascii="Segoe UI" w:hAnsi="Segoe UI"/>
-          <w:color w:val="19322B"/>
-          <w:sz w:val="22"/>
-        </w:rPr>
-        <w:t>; shadows use the shared green-tinted shadow language.</w:t>
+        <w:t>Use warm paper for main content, white for elevated cards, and cream or washes for grouped information.</w:t>
       </w:r>
     </w:p>
     <w:p>
       <w:pPr>
+        <w:keepLines/>
         <w:numPr>
           <w:ilvl w:val="0"/>
           <w:numId w:val="10"/>
@@ -7224,11 +7298,29 @@
           <w:color w:val="19322B"/>
           <w:sz w:val="22"/>
         </w:rPr>
-        <w:t>Avoid nesting multiple card surfaces unless the hierarchy genuinely requires it.</w:t>
+        <w:t xml:space="preserve">Borders use </w:t>
+      </w:r>
+      <w:r>
+        <w:rPr>
+          <w:rFonts w:ascii="Consolas" w:hAnsi="Consolas"/>
+          <w:color w:val="173F35"/>
+          <w:sz w:val="20"/>
+          <w:shd w:fill="EDF5F1"/>
+        </w:rPr>
+        <w:t>--line</w:t>
+      </w:r>
+      <w:r>
+        <w:rPr>
+          <w:rFonts w:ascii="Segoe UI" w:hAnsi="Segoe UI"/>
+          <w:color w:val="19322B"/>
+          <w:sz w:val="22"/>
+        </w:rPr>
+        <w:t>; shadows use the shared green-tinted shadow language.</w:t>
       </w:r>
     </w:p>
     <w:p>
       <w:pPr>
+        <w:keepLines/>
         <w:numPr>
           <w:ilvl w:val="0"/>
           <w:numId w:val="10"/>
@@ -7242,11 +7334,13 @@
           <w:color w:val="19322B"/>
           <w:sz w:val="22"/>
         </w:rPr>
-        <w:t>Gold-left-border callouts are appropriate for scripture, commitments, facts, and important contextual notes.</w:t>
+        <w:t>Avoid nesting multiple card surfaces unless the hierarchy genuinely requires it.</w:t>
       </w:r>
     </w:p>
     <w:p>
       <w:pPr>
+        <w:keepNext/>
+        <w:keepLines/>
         <w:numPr>
           <w:ilvl w:val="0"/>
           <w:numId w:val="10"/>
@@ -7260,25 +7354,12 @@
           <w:color w:val="19322B"/>
           <w:sz w:val="22"/>
         </w:rPr>
-        <w:t>Dark green bands are reserved for high-emphasis invitations, next steps, and narrative transitions.</w:t>
+        <w:t>Gold-left-border callouts are appropriate for scripture, commitments, facts, and important contextual notes.</w:t>
       </w:r>
     </w:p>
     <w:p>
       <w:pPr>
-        <w:pStyle w:val="Heading2"/>
-      </w:pPr>
-      <w:r>
-        <w:rPr>
-          <w:rFonts w:ascii="Georgia" w:hAnsi="Georgia"/>
-          <w:b/>
-          <w:color w:val="275D4D"/>
-          <w:sz w:val="26"/>
-        </w:rPr>
-        <w:t>Forms</w:t>
-      </w:r>
-    </w:p>
-    <w:p>
-      <w:pPr>
+        <w:keepLines/>
         <w:numPr>
           <w:ilvl w:val="0"/>
           <w:numId w:val="10"/>
@@ -7292,11 +7373,27 @@
           <w:color w:val="19322B"/>
           <w:sz w:val="22"/>
         </w:rPr>
-        <w:t>Every input requires a visible label.</w:t>
+        <w:t>Dark green bands are reserved for high-emphasis invitations, next steps, and narrative transitions.</w:t>
       </w:r>
     </w:p>
     <w:p>
       <w:pPr>
+        <w:pStyle w:val="Heading2"/>
+      </w:pPr>
+      <w:r>
+        <w:rPr>
+          <w:rFonts w:ascii="Georgia" w:hAnsi="Georgia"/>
+          <w:b/>
+          <w:color w:val="275D4D"/>
+          <w:sz w:val="26"/>
+        </w:rPr>
+        <w:t>Forms</w:t>
+      </w:r>
+    </w:p>
+    <w:p>
+      <w:pPr>
+        <w:keepNext/>
+        <w:keepLines/>
         <w:numPr>
           <w:ilvl w:val="0"/>
           <w:numId w:val="10"/>
@@ -7310,45 +7407,12 @@
           <w:color w:val="19322B"/>
           <w:sz w:val="22"/>
         </w:rPr>
-        <w:t xml:space="preserve">Group related choices with </w:t>
-      </w:r>
-      <w:r>
-        <w:rPr>
-          <w:rFonts w:ascii="Consolas" w:hAnsi="Consolas"/>
-          <w:color w:val="173F35"/>
-          <w:sz w:val="20"/>
-          <w:shd w:fill="EDF5F1"/>
-        </w:rPr>
-        <w:t>fieldset</w:t>
-      </w:r>
-      <w:r>
-        <w:rPr>
-          <w:rFonts w:ascii="Segoe UI" w:hAnsi="Segoe UI"/>
-          <w:color w:val="19322B"/>
-          <w:sz w:val="22"/>
-        </w:rPr>
-        <w:t xml:space="preserve"> and </w:t>
-      </w:r>
-      <w:r>
-        <w:rPr>
-          <w:rFonts w:ascii="Consolas" w:hAnsi="Consolas"/>
-          <w:color w:val="173F35"/>
-          <w:sz w:val="20"/>
-          <w:shd w:fill="EDF5F1"/>
-        </w:rPr>
-        <w:t>legend</w:t>
-      </w:r>
-      <w:r>
-        <w:rPr>
-          <w:rFonts w:ascii="Segoe UI" w:hAnsi="Segoe UI"/>
-          <w:color w:val="19322B"/>
-          <w:sz w:val="22"/>
-        </w:rPr>
-        <w:t>.</w:t>
+        <w:t>Every input requires a visible label.</w:t>
       </w:r>
     </w:p>
     <w:p>
       <w:pPr>
+        <w:keepLines/>
         <w:numPr>
           <w:ilvl w:val="0"/>
           <w:numId w:val="10"/>
@@ -7362,11 +7426,46 @@
           <w:color w:val="19322B"/>
           <w:sz w:val="22"/>
         </w:rPr>
-        <w:t>Explain optional fields without weakening required-field clarity.</w:t>
+        <w:t xml:space="preserve">Group related choices with </w:t>
+      </w:r>
+      <w:r>
+        <w:rPr>
+          <w:rFonts w:ascii="Consolas" w:hAnsi="Consolas"/>
+          <w:color w:val="173F35"/>
+          <w:sz w:val="20"/>
+          <w:shd w:fill="EDF5F1"/>
+        </w:rPr>
+        <w:t>fieldset</w:t>
+      </w:r>
+      <w:r>
+        <w:rPr>
+          <w:rFonts w:ascii="Segoe UI" w:hAnsi="Segoe UI"/>
+          <w:color w:val="19322B"/>
+          <w:sz w:val="22"/>
+        </w:rPr>
+        <w:t xml:space="preserve"> and </w:t>
+      </w:r>
+      <w:r>
+        <w:rPr>
+          <w:rFonts w:ascii="Consolas" w:hAnsi="Consolas"/>
+          <w:color w:val="173F35"/>
+          <w:sz w:val="20"/>
+          <w:shd w:fill="EDF5F1"/>
+        </w:rPr>
+        <w:t>legend</w:t>
+      </w:r>
+      <w:r>
+        <w:rPr>
+          <w:rFonts w:ascii="Segoe UI" w:hAnsi="Segoe UI"/>
+          <w:color w:val="19322B"/>
+          <w:sz w:val="22"/>
+        </w:rPr>
+        <w:t>.</w:t>
       </w:r>
     </w:p>
     <w:p>
       <w:pPr>
+        <w:keepLines/>
         <w:numPr>
           <w:ilvl w:val="0"/>
           <w:numId w:val="10"/>
@@ -7380,11 +7479,12 @@
           <w:color w:val="19322B"/>
           <w:sz w:val="22"/>
         </w:rPr>
-        <w:t>Use visible working, notice, success, and error messages; do not rely on color alone.</w:t>
+        <w:t>Explain optional fields without weakening required-field clarity.</w:t>
       </w:r>
     </w:p>
     <w:p>
       <w:pPr>
+        <w:keepLines/>
         <w:numPr>
           <w:ilvl w:val="0"/>
           <w:numId w:val="10"/>
@@ -7398,11 +7498,12 @@
           <w:color w:val="19322B"/>
           <w:sz w:val="22"/>
         </w:rPr>
-        <w:t>Preserve entered data when validation fails.</w:t>
+        <w:t>Use inclusive labels and examples that welcome adults in different seasons of life. Do not assume school enrollment, employment, marital status, or another life circumstance unless the workflow truly requires it.</w:t>
       </w:r>
     </w:p>
     <w:p>
       <w:pPr>
+        <w:keepLines/>
         <w:numPr>
           <w:ilvl w:val="0"/>
           <w:numId w:val="10"/>
@@ -7416,45 +7517,12 @@
           <w:color w:val="19322B"/>
           <w:sz w:val="22"/>
         </w:rPr>
-        <w:t xml:space="preserve">Error text uses </w:t>
-      </w:r>
-      <w:r>
-        <w:rPr>
-          <w:rFonts w:ascii="Consolas" w:hAnsi="Consolas"/>
-          <w:color w:val="173F35"/>
-          <w:sz w:val="20"/>
-          <w:shd w:fill="EDF5F1"/>
-        </w:rPr>
-        <w:t>--error</w:t>
-      </w:r>
-      <w:r>
-        <w:rPr>
-          <w:rFonts w:ascii="Segoe UI" w:hAnsi="Segoe UI"/>
-          <w:color w:val="19322B"/>
-          <w:sz w:val="22"/>
-        </w:rPr>
-        <w:t xml:space="preserve">; error surfaces use </w:t>
-      </w:r>
-      <w:r>
-        <w:rPr>
-          <w:rFonts w:ascii="Consolas" w:hAnsi="Consolas"/>
-          <w:color w:val="173F35"/>
-          <w:sz w:val="20"/>
-          <w:shd w:fill="EDF5F1"/>
-        </w:rPr>
-        <w:t>--coral-wash</w:t>
-      </w:r>
-      <w:r>
-        <w:rPr>
-          <w:rFonts w:ascii="Segoe UI" w:hAnsi="Segoe UI"/>
-          <w:color w:val="19322B"/>
-          <w:sz w:val="22"/>
-        </w:rPr>
-        <w:t>.</w:t>
+        <w:t>Use visible working, notice, success, and error messages; do not rely on color alone.</w:t>
       </w:r>
     </w:p>
     <w:p>
       <w:pPr>
+        <w:keepLines/>
         <w:numPr>
           <w:ilvl w:val="0"/>
           <w:numId w:val="10"/>
@@ -7468,25 +7536,13 @@
           <w:color w:val="19322B"/>
           <w:sz w:val="22"/>
         </w:rPr>
-        <w:t>Keep personal information out of static files and URLs.</w:t>
+        <w:t>Preserve entered data when validation fails.</w:t>
       </w:r>
     </w:p>
     <w:p>
       <w:pPr>
-        <w:pStyle w:val="Heading2"/>
-      </w:pPr>
-      <w:r>
-        <w:rPr>
-          <w:rFonts w:ascii="Georgia" w:hAnsi="Georgia"/>
-          <w:b/>
-          <w:color w:val="275D4D"/>
-          <w:sz w:val="26"/>
-        </w:rPr>
-        <w:t>Statuses and badges</w:t>
-      </w:r>
-    </w:p>
-    <w:p>
-      <w:pPr>
+        <w:keepNext/>
+        <w:keepLines/>
         <w:numPr>
           <w:ilvl w:val="0"/>
           <w:numId w:val="10"/>
@@ -7500,11 +7556,46 @@
           <w:color w:val="19322B"/>
           <w:sz w:val="22"/>
         </w:rPr>
-        <w:t>Always pair status color with readable status text.</w:t>
+        <w:t xml:space="preserve">Error text uses </w:t>
+      </w:r>
+      <w:r>
+        <w:rPr>
+          <w:rFonts w:ascii="Consolas" w:hAnsi="Consolas"/>
+          <w:color w:val="173F35"/>
+          <w:sz w:val="20"/>
+          <w:shd w:fill="EDF5F1"/>
+        </w:rPr>
+        <w:t>--error</w:t>
+      </w:r>
+      <w:r>
+        <w:rPr>
+          <w:rFonts w:ascii="Segoe UI" w:hAnsi="Segoe UI"/>
+          <w:color w:val="19322B"/>
+          <w:sz w:val="22"/>
+        </w:rPr>
+        <w:t xml:space="preserve">; error surfaces use </w:t>
+      </w:r>
+      <w:r>
+        <w:rPr>
+          <w:rFonts w:ascii="Consolas" w:hAnsi="Consolas"/>
+          <w:color w:val="173F35"/>
+          <w:sz w:val="20"/>
+          <w:shd w:fill="EDF5F1"/>
+        </w:rPr>
+        <w:t>--coral-wash</w:t>
+      </w:r>
+      <w:r>
+        <w:rPr>
+          <w:rFonts w:ascii="Segoe UI" w:hAnsi="Segoe UI"/>
+          <w:color w:val="19322B"/>
+          <w:sz w:val="22"/>
+        </w:rPr>
+        <w:t>.</w:t>
       </w:r>
     </w:p>
     <w:p>
       <w:pPr>
+        <w:keepLines/>
         <w:numPr>
           <w:ilvl w:val="0"/>
           <w:numId w:val="10"/>
@@ -7518,11 +7609,27 @@
           <w:color w:val="19322B"/>
           <w:sz w:val="22"/>
         </w:rPr>
-        <w:t>Scheduled uses sunlit gold, confirmed uses soft forest, and planning uses a restrained translucent treatment on dark surfaces.</w:t>
+        <w:t>Keep personal information out of static files and URLs.</w:t>
       </w:r>
     </w:p>
     <w:p>
       <w:pPr>
+        <w:pStyle w:val="Heading2"/>
+      </w:pPr>
+      <w:r>
+        <w:rPr>
+          <w:rFonts w:ascii="Georgia" w:hAnsi="Georgia"/>
+          <w:b/>
+          <w:color w:val="275D4D"/>
+          <w:sz w:val="26"/>
+        </w:rPr>
+        <w:t>Statuses and badges</w:t>
+      </w:r>
+    </w:p>
+    <w:p>
+      <w:pPr>
+        <w:keepNext/>
+        <w:keepLines/>
         <w:numPr>
           <w:ilvl w:val="0"/>
           <w:numId w:val="10"/>
@@ -7536,25 +7643,12 @@
           <w:color w:val="19322B"/>
           <w:sz w:val="22"/>
         </w:rPr>
-        <w:t>Admin success, information, warning, and error states use the functional palette only.</w:t>
+        <w:t>Always pair status color with readable status text.</w:t>
       </w:r>
     </w:p>
     <w:p>
       <w:pPr>
-        <w:pStyle w:val="Heading2"/>
-      </w:pPr>
-      <w:r>
-        <w:rPr>
-          <w:rFonts w:ascii="Georgia" w:hAnsi="Georgia"/>
-          <w:b/>
-          <w:color w:val="275D4D"/>
-          <w:sz w:val="26"/>
-        </w:rPr>
-        <w:t>Dialogs and lightboxes</w:t>
-      </w:r>
-    </w:p>
-    <w:p>
-      <w:pPr>
+        <w:keepLines/>
         <w:numPr>
           <w:ilvl w:val="0"/>
           <w:numId w:val="10"/>
@@ -7568,28 +7662,13 @@
           <w:color w:val="19322B"/>
           <w:sz w:val="22"/>
         </w:rPr>
-        <w:t xml:space="preserve">Use semantic </w:t>
-      </w:r>
-      <w:r>
-        <w:rPr>
-          <w:rFonts w:ascii="Consolas" w:hAnsi="Consolas"/>
-          <w:color w:val="173F35"/>
-          <w:sz w:val="20"/>
-          <w:shd w:fill="EDF5F1"/>
-        </w:rPr>
-        <w:t>&lt;dialog&gt;</w:t>
-      </w:r>
-      <w:r>
-        <w:rPr>
-          <w:rFonts w:ascii="Segoe UI" w:hAnsi="Segoe UI"/>
-          <w:color w:val="19322B"/>
-          <w:sz w:val="22"/>
-        </w:rPr>
-        <w:t xml:space="preserve"> where practical and provide an obvious close action.</w:t>
+        <w:t>Scheduled uses sunlit gold, confirmed uses soft forest, and planning uses a restrained translucent treatment on dark surfaces.</w:t>
       </w:r>
     </w:p>
     <w:p>
       <w:pPr>
+        <w:keepNext/>
+        <w:keepLines/>
         <w:numPr>
           <w:ilvl w:val="0"/>
           <w:numId w:val="10"/>
@@ -7603,11 +7682,12 @@
           <w:color w:val="19322B"/>
           <w:sz w:val="22"/>
         </w:rPr>
-        <w:t>Trap attention through the native dialog behavior rather than visual obstruction alone.</w:t>
+        <w:t>Admin success, information, warning, and error states use the functional palette only.</w:t>
       </w:r>
     </w:p>
     <w:p>
       <w:pPr>
+        <w:keepLines/>
         <w:numPr>
           <w:ilvl w:val="0"/>
           <w:numId w:val="10"/>
@@ -7621,21 +7701,7 @@
           <w:color w:val="19322B"/>
           <w:sz w:val="22"/>
         </w:rPr>
-        <w:t>Photo viewing retains captions, position information, previous/next controls, and keyboard support.</w:t>
-      </w:r>
-    </w:p>
-    <w:p>
-      <w:pPr>
-        <w:pStyle w:val="Heading1"/>
-      </w:pPr>
-      <w:r>
-        <w:rPr>
-          <w:rFonts w:ascii="Georgia" w:hAnsi="Georgia"/>
-          <w:b/>
-          <w:color w:val="173F35"/>
-          <w:sz w:val="32"/>
-        </w:rPr>
-        <w:t>9. Photography and media</w:t>
+        <w:t>Admin environment copy must be derived from the current hostname. Production must say “Production portal” or use neutral private-portal language and must never display a test-environment label; static HTML uses neutral wording to prevent an incorrect label before JavaScript runs.</w:t>
       </w:r>
     </w:p>
     <w:p>
@@ -7649,11 +7715,13 @@
           <w:color w:val="275D4D"/>
           <w:sz w:val="26"/>
         </w:rPr>
-        <w:t>Image direction</w:t>
+        <w:t>Dialogs and lightboxes</w:t>
       </w:r>
     </w:p>
     <w:p>
       <w:pPr>
+        <w:keepNext/>
+        <w:keepLines/>
         <w:numPr>
           <w:ilvl w:val="0"/>
           <w:numId w:val="10"/>
@@ -7667,11 +7735,30 @@
           <w:color w:val="19322B"/>
           <w:sz w:val="22"/>
         </w:rPr>
-        <w:t>Prefer candid, authentic images that show people participating, listening, working, worshiping, traveling, and building relationships.</w:t>
+        <w:t xml:space="preserve">Use semantic </w:t>
+      </w:r>
+      <w:r>
+        <w:rPr>
+          <w:rFonts w:ascii="Consolas" w:hAnsi="Consolas"/>
+          <w:color w:val="173F35"/>
+          <w:sz w:val="20"/>
+          <w:shd w:fill="EDF5F1"/>
+        </w:rPr>
+        <w:t>&lt;dialog&gt;</w:t>
+      </w:r>
+      <w:r>
+        <w:rPr>
+          <w:rFonts w:ascii="Segoe UI" w:hAnsi="Segoe UI"/>
+          <w:color w:val="19322B"/>
+          <w:sz w:val="22"/>
+        </w:rPr>
+        <w:t xml:space="preserve"> where practical and provide an obvious close action.</w:t>
       </w:r>
     </w:p>
     <w:p>
       <w:pPr>
+        <w:keepNext/>
+        <w:keepLines/>
         <w:numPr>
           <w:ilvl w:val="0"/>
           <w:numId w:val="10"/>
@@ -7685,11 +7772,12 @@
           <w:color w:val="19322B"/>
           <w:sz w:val="22"/>
         </w:rPr>
-        <w:t>Favor context and shared activity over posed “hero” imagery.</w:t>
+        <w:t>Trap attention through the native dialog behavior rather than visual obstruction alone.</w:t>
       </w:r>
     </w:p>
     <w:p>
       <w:pPr>
+        <w:keepLines/>
         <w:numPr>
           <w:ilvl w:val="0"/>
           <w:numId w:val="10"/>
@@ -7703,11 +7791,41 @@
           <w:color w:val="19322B"/>
           <w:sz w:val="22"/>
         </w:rPr>
-        <w:t>Represent communities with dignity and agency. Avoid images that turn poverty, displacement, disability, or children into emotional leverage.</w:t>
+        <w:t>Photo viewing retains captions, position information, previous/next controls, and keyboard support.</w:t>
       </w:r>
     </w:p>
     <w:p>
       <w:pPr>
+        <w:pStyle w:val="Heading1"/>
+      </w:pPr>
+      <w:r>
+        <w:rPr>
+          <w:rFonts w:ascii="Georgia" w:hAnsi="Georgia"/>
+          <w:b/>
+          <w:color w:val="173F35"/>
+          <w:sz w:val="32"/>
+        </w:rPr>
+        <w:t>9. Photography and media</w:t>
+      </w:r>
+    </w:p>
+    <w:p>
+      <w:pPr>
+        <w:pStyle w:val="Heading2"/>
+      </w:pPr>
+      <w:r>
+        <w:rPr>
+          <w:rFonts w:ascii="Georgia" w:hAnsi="Georgia"/>
+          <w:b/>
+          <w:color w:val="275D4D"/>
+          <w:sz w:val="26"/>
+        </w:rPr>
+        <w:t>Image direction</w:t>
+      </w:r>
+    </w:p>
+    <w:p>
+      <w:pPr>
+        <w:keepNext/>
+        <w:keepLines/>
         <w:numPr>
           <w:ilvl w:val="0"/>
           <w:numId w:val="10"/>
@@ -7721,11 +7839,12 @@
           <w:color w:val="19322B"/>
           <w:sz w:val="22"/>
         </w:rPr>
-        <w:t>Do not imply that visitors are the center of a local ministry’s story.</w:t>
+        <w:t>Prefer candid, authentic images that show people participating, listening, working, worshiping, traveling, and building relationships.</w:t>
       </w:r>
     </w:p>
     <w:p>
       <w:pPr>
+        <w:keepLines/>
         <w:numPr>
           <w:ilvl w:val="0"/>
           <w:numId w:val="10"/>
@@ -7739,25 +7858,12 @@
           <w:color w:val="19322B"/>
           <w:sz w:val="22"/>
         </w:rPr>
-        <w:t>Obtain appropriate permission for identifiable people, especially minors or people in vulnerable circumstances.</w:t>
+        <w:t>Favor context and shared activity over posed “hero” imagery.</w:t>
       </w:r>
     </w:p>
     <w:p>
       <w:pPr>
-        <w:pStyle w:val="Heading2"/>
-      </w:pPr>
-      <w:r>
-        <w:rPr>
-          <w:rFonts w:ascii="Georgia" w:hAnsi="Georgia"/>
-          <w:b/>
-          <w:color w:val="275D4D"/>
-          <w:sz w:val="26"/>
-        </w:rPr>
-        <w:t>Technical image standards</w:t>
-      </w:r>
-    </w:p>
-    <w:p>
-      <w:pPr>
+        <w:keepLines/>
         <w:numPr>
           <w:ilvl w:val="0"/>
           <w:numId w:val="10"/>
@@ -7771,28 +7877,13 @@
           <w:color w:val="19322B"/>
           <w:sz w:val="22"/>
         </w:rPr>
-        <w:t xml:space="preserve">Store core site imagery under </w:t>
-      </w:r>
-      <w:r>
-        <w:rPr>
-          <w:rFonts w:ascii="Consolas" w:hAnsi="Consolas"/>
-          <w:color w:val="173F35"/>
-          <w:sz w:val="20"/>
-          <w:shd w:fill="EDF5F1"/>
-        </w:rPr>
-        <w:t>/assets</w:t>
-      </w:r>
-      <w:r>
-        <w:rPr>
-          <w:rFonts w:ascii="Segoe UI" w:hAnsi="Segoe UI"/>
-          <w:color w:val="19322B"/>
-          <w:sz w:val="22"/>
-        </w:rPr>
-        <w:t xml:space="preserve"> with lowercase, hyphenated, descriptive filenames.</w:t>
+        <w:t>Represent communities with dignity and agency. Avoid images that turn poverty, displacement, disability, or children into emotional leverage.</w:t>
       </w:r>
     </w:p>
     <w:p>
       <w:pPr>
+        <w:keepNext/>
+        <w:keepLines/>
         <w:numPr>
           <w:ilvl w:val="0"/>
           <w:numId w:val="10"/>
@@ -7806,11 +7897,12 @@
           <w:color w:val="19322B"/>
           <w:sz w:val="22"/>
         </w:rPr>
-        <w:t>Provide meaningful alt text that explains the image’s purpose in context. Use empty alt text only for truly decorative images.</w:t>
+        <w:t>Do not imply that visitors are the center of a local ministry’s story.</w:t>
       </w:r>
     </w:p>
     <w:p>
       <w:pPr>
+        <w:keepLines/>
         <w:numPr>
           <w:ilvl w:val="0"/>
           <w:numId w:val="10"/>
@@ -7824,11 +7916,27 @@
           <w:color w:val="19322B"/>
           <w:sz w:val="22"/>
         </w:rPr>
-        <w:t>Resize and compress images to the largest size actually needed; do not ship camera-original dimensions without a reason.</w:t>
+        <w:t>Obtain appropriate permission for identifiable people, especially minors or people in vulnerable circumstances.</w:t>
       </w:r>
     </w:p>
     <w:p>
       <w:pPr>
+        <w:pStyle w:val="Heading2"/>
+      </w:pPr>
+      <w:r>
+        <w:rPr>
+          <w:rFonts w:ascii="Georgia" w:hAnsi="Georgia"/>
+          <w:b/>
+          <w:color w:val="275D4D"/>
+          <w:sz w:val="26"/>
+        </w:rPr>
+        <w:t>Technical image standards</w:t>
+      </w:r>
+    </w:p>
+    <w:p>
+      <w:pPr>
+        <w:keepNext/>
+        <w:keepLines/>
         <w:numPr>
           <w:ilvl w:val="0"/>
           <w:numId w:val="10"/>
@@ -7842,7 +7950,7 @@
           <w:color w:val="19322B"/>
           <w:sz w:val="22"/>
         </w:rPr>
-        <w:t xml:space="preserve">Preserve aspect ratio and use </w:t>
+        <w:t xml:space="preserve">Store core site imagery under </w:t>
       </w:r>
       <w:r>
         <w:rPr>
@@ -7851,7 +7959,7 @@
           <w:sz w:val="20"/>
           <w:shd w:fill="EDF5F1"/>
         </w:rPr>
-        <w:t>object-fit: cover</w:t>
+        <w:t>/assets</w:t>
       </w:r>
       <w:r>
         <w:rPr>
@@ -7859,11 +7967,12 @@
           <w:color w:val="19322B"/>
           <w:sz w:val="22"/>
         </w:rPr>
-        <w:t xml:space="preserve"> only when cropping is intentional.</w:t>
+        <w:t xml:space="preserve"> with lowercase, hyphenated, descriptive filenames.</w:t>
       </w:r>
     </w:p>
     <w:p>
       <w:pPr>
+        <w:keepLines/>
         <w:numPr>
           <w:ilvl w:val="0"/>
           <w:numId w:val="10"/>
@@ -7877,11 +7986,12 @@
           <w:color w:val="19322B"/>
           <w:sz w:val="22"/>
         </w:rPr>
-        <w:t>Keep important faces, text, and landmarks away from crop-sensitive edges.</w:t>
+        <w:t>Provide meaningful alt text that explains the image’s purpose in context. Use empty alt text only for truly decorative images.</w:t>
       </w:r>
     </w:p>
     <w:p>
       <w:pPr>
+        <w:keepLines/>
         <w:numPr>
           <w:ilvl w:val="0"/>
           <w:numId w:val="10"/>
@@ -7895,28 +8005,12 @@
           <w:color w:val="19322B"/>
           <w:sz w:val="22"/>
         </w:rPr>
-        <w:t xml:space="preserve">Gallery images and captions belong in </w:t>
-      </w:r>
-      <w:r>
-        <w:rPr>
-          <w:rFonts w:ascii="Consolas" w:hAnsi="Consolas"/>
-          <w:color w:val="173F35"/>
-          <w:sz w:val="20"/>
-          <w:shd w:fill="EDF5F1"/>
-        </w:rPr>
-        <w:t>/past-trips/gallery/gallery-data.json</w:t>
-      </w:r>
-      <w:r>
-        <w:rPr>
-          <w:rFonts w:ascii="Segoe UI" w:hAnsi="Segoe UI"/>
-          <w:color w:val="19322B"/>
-          <w:sz w:val="22"/>
-        </w:rPr>
-        <w:t>.</w:t>
+        <w:t>Resize and compress images to the largest size actually needed; do not ship camera-original dimensions without a reason.</w:t>
       </w:r>
     </w:p>
     <w:p>
       <w:pPr>
+        <w:keepLines/>
         <w:numPr>
           <w:ilvl w:val="0"/>
           <w:numId w:val="10"/>
@@ -7930,7 +8024,7 @@
           <w:color w:val="19322B"/>
           <w:sz w:val="22"/>
         </w:rPr>
-        <w:t xml:space="preserve">Large video-production sources under </w:t>
+        <w:t xml:space="preserve">Preserve aspect ratio and use </w:t>
       </w:r>
       <w:r>
         <w:rPr>
@@ -7939,7 +8033,7 @@
           <w:sz w:val="20"/>
           <w:shd w:fill="EDF5F1"/>
         </w:rPr>
-        <w:t>/DoYouSeeMeMusicVideo</w:t>
+        <w:t>object-fit: cover</w:t>
       </w:r>
       <w:r>
         <w:rPr>
@@ -7947,39 +8041,12 @@
           <w:color w:val="19322B"/>
           <w:sz w:val="22"/>
         </w:rPr>
-        <w:t xml:space="preserve"> are production materials, not normal website assets.</w:t>
+        <w:t xml:space="preserve"> only when cropping is intentional.</w:t>
       </w:r>
     </w:p>
     <w:p>
       <w:pPr>
-        <w:pStyle w:val="Heading1"/>
-      </w:pPr>
-      <w:r>
-        <w:rPr>
-          <w:rFonts w:ascii="Georgia" w:hAnsi="Georgia"/>
-          <w:b/>
-          <w:color w:val="173F35"/>
-          <w:sz w:val="32"/>
-        </w:rPr>
-        <w:t>10. Voice and content standards</w:t>
-      </w:r>
-    </w:p>
-    <w:p>
-      <w:pPr>
-        <w:pStyle w:val="Heading2"/>
-      </w:pPr>
-      <w:r>
-        <w:rPr>
-          <w:rFonts w:ascii="Georgia" w:hAnsi="Georgia"/>
-          <w:b/>
-          <w:color w:val="275D4D"/>
-          <w:sz w:val="26"/>
-        </w:rPr>
-        <w:t>Voice qualities</w:t>
-      </w:r>
-    </w:p>
-    <w:p>
-      <w:pPr>
+        <w:keepLines/>
         <w:numPr>
           <w:ilvl w:val="0"/>
           <w:numId w:val="10"/>
@@ -7993,11 +8060,13 @@
           <w:color w:val="19322B"/>
           <w:sz w:val="22"/>
         </w:rPr>
-        <w:t>Warm and invitational</w:t>
+        <w:t>Keep important faces, text, and landmarks away from crop-sensitive edges.</w:t>
       </w:r>
     </w:p>
     <w:p>
       <w:pPr>
+        <w:keepNext/>
+        <w:keepLines/>
         <w:numPr>
           <w:ilvl w:val="0"/>
           <w:numId w:val="10"/>
@@ -8011,11 +8080,29 @@
           <w:color w:val="19322B"/>
           <w:sz w:val="22"/>
         </w:rPr>
-        <w:t>Faith-rooted without insider shorthand</w:t>
+        <w:t xml:space="preserve">Gallery images and captions belong in </w:t>
+      </w:r>
+      <w:r>
+        <w:rPr>
+          <w:rFonts w:ascii="Consolas" w:hAnsi="Consolas"/>
+          <w:color w:val="173F35"/>
+          <w:sz w:val="20"/>
+          <w:shd w:fill="EDF5F1"/>
+        </w:rPr>
+        <w:t>/past-trips/gallery/gallery-data.json</w:t>
+      </w:r>
+      <w:r>
+        <w:rPr>
+          <w:rFonts w:ascii="Segoe UI" w:hAnsi="Segoe UI"/>
+          <w:color w:val="19322B"/>
+          <w:sz w:val="22"/>
+        </w:rPr>
+        <w:t>.</w:t>
       </w:r>
     </w:p>
     <w:p>
       <w:pPr>
+        <w:keepLines/>
         <w:numPr>
           <w:ilvl w:val="0"/>
           <w:numId w:val="10"/>
@@ -8029,11 +8116,58 @@
           <w:color w:val="19322B"/>
           <w:sz w:val="22"/>
         </w:rPr>
-        <w:t>Relational and partner-centered</w:t>
+        <w:t xml:space="preserve">Large video-production sources under </w:t>
+      </w:r>
+      <w:r>
+        <w:rPr>
+          <w:rFonts w:ascii="Consolas" w:hAnsi="Consolas"/>
+          <w:color w:val="173F35"/>
+          <w:sz w:val="20"/>
+          <w:shd w:fill="EDF5F1"/>
+        </w:rPr>
+        <w:t>/DoYouSeeMeMusicVideo</w:t>
+      </w:r>
+      <w:r>
+        <w:rPr>
+          <w:rFonts w:ascii="Segoe UI" w:hAnsi="Segoe UI"/>
+          <w:color w:val="19322B"/>
+          <w:sz w:val="22"/>
+        </w:rPr>
+        <w:t xml:space="preserve"> are production materials, not normal website assets.</w:t>
       </w:r>
     </w:p>
     <w:p>
       <w:pPr>
+        <w:pStyle w:val="Heading1"/>
+      </w:pPr>
+      <w:r>
+        <w:rPr>
+          <w:rFonts w:ascii="Georgia" w:hAnsi="Georgia"/>
+          <w:b/>
+          <w:color w:val="173F35"/>
+          <w:sz w:val="32"/>
+        </w:rPr>
+        <w:t>10. Voice and content standards</w:t>
+      </w:r>
+    </w:p>
+    <w:p>
+      <w:pPr>
+        <w:pStyle w:val="Heading2"/>
+      </w:pPr>
+      <w:r>
+        <w:rPr>
+          <w:rFonts w:ascii="Georgia" w:hAnsi="Georgia"/>
+          <w:b/>
+          <w:color w:val="275D4D"/>
+          <w:sz w:val="26"/>
+        </w:rPr>
+        <w:t>Voice qualities</w:t>
+      </w:r>
+    </w:p>
+    <w:p>
+      <w:pPr>
+        <w:keepNext/>
+        <w:keepLines/>
         <w:numPr>
           <w:ilvl w:val="0"/>
           <w:numId w:val="10"/>
@@ -8047,11 +8181,12 @@
           <w:color w:val="19322B"/>
           <w:sz w:val="22"/>
         </w:rPr>
-        <w:t>Honest about what is known, scheduled, developing, or still exploratory</w:t>
+        <w:t>Warm and invitational</w:t>
       </w:r>
     </w:p>
     <w:p>
       <w:pPr>
+        <w:keepLines/>
         <w:numPr>
           <w:ilvl w:val="0"/>
           <w:numId w:val="10"/>
@@ -8065,11 +8200,12 @@
           <w:color w:val="19322B"/>
           <w:sz w:val="22"/>
         </w:rPr>
-        <w:t>Concrete about practical service while avoiding exaggerated promises</w:t>
+        <w:t>Faith-rooted without insider shorthand</w:t>
       </w:r>
     </w:p>
     <w:p>
       <w:pPr>
+        <w:keepLines/>
         <w:numPr>
           <w:ilvl w:val="0"/>
           <w:numId w:val="10"/>
@@ -8083,25 +8219,12 @@
           <w:color w:val="19322B"/>
           <w:sz w:val="22"/>
         </w:rPr>
-        <w:t>Respectful, calm, and hopeful</w:t>
+        <w:t>Relational and partner-centered</w:t>
       </w:r>
     </w:p>
     <w:p>
       <w:pPr>
-        <w:pStyle w:val="Heading2"/>
-      </w:pPr>
-      <w:r>
-        <w:rPr>
-          <w:rFonts w:ascii="Georgia" w:hAnsi="Georgia"/>
-          <w:b/>
-          <w:color w:val="275D4D"/>
-          <w:sz w:val="26"/>
-        </w:rPr>
-        <w:t>Preferred language</w:t>
-      </w:r>
-    </w:p>
-    <w:p>
-      <w:pPr>
+        <w:keepLines/>
         <w:numPr>
           <w:ilvl w:val="0"/>
           <w:numId w:val="10"/>
@@ -8115,11 +8238,13 @@
           <w:color w:val="19322B"/>
           <w:sz w:val="22"/>
         </w:rPr>
-        <w:t>“Serve alongside,” “listen first,” “trusted local ministries,” “learn,” “encourage,” and “meet practical needs” reinforce the intended posture.</w:t>
+        <w:t>Honest about what is known, scheduled, developing, or still exploratory</w:t>
       </w:r>
     </w:p>
     <w:p>
       <w:pPr>
+        <w:keepNext/>
+        <w:keepLines/>
         <w:numPr>
           <w:ilvl w:val="0"/>
           <w:numId w:val="10"/>
@@ -8133,11 +8258,12 @@
           <w:color w:val="19322B"/>
           <w:sz w:val="22"/>
         </w:rPr>
-        <w:t>Name local partners and their work when permission and context allow.</w:t>
+        <w:t>Concrete about practical service while avoiding exaggerated promises</w:t>
       </w:r>
     </w:p>
     <w:p>
       <w:pPr>
+        <w:keepLines/>
         <w:numPr>
           <w:ilvl w:val="0"/>
           <w:numId w:val="10"/>
@@ -8151,11 +8277,27 @@
           <w:color w:val="19322B"/>
           <w:sz w:val="22"/>
         </w:rPr>
-        <w:t>Distinguish confirmed opportunities from developing possibilities.</w:t>
+        <w:t>Respectful, calm, and hopeful</w:t>
       </w:r>
     </w:p>
     <w:p>
       <w:pPr>
+        <w:pStyle w:val="Heading2"/>
+      </w:pPr>
+      <w:r>
+        <w:rPr>
+          <w:rFonts w:ascii="Georgia" w:hAnsi="Georgia"/>
+          <w:b/>
+          <w:color w:val="275D4D"/>
+          <w:sz w:val="26"/>
+        </w:rPr>
+        <w:t>Preferred language</w:t>
+      </w:r>
+    </w:p>
+    <w:p>
+      <w:pPr>
+        <w:keepNext/>
+        <w:keepLines/>
         <w:numPr>
           <w:ilvl w:val="0"/>
           <w:numId w:val="10"/>
@@ -8169,25 +8311,12 @@
           <w:color w:val="19322B"/>
           <w:sz w:val="22"/>
         </w:rPr>
-        <w:t>Use “people experiencing homelessness” and similarly person-first language when it is accurate.</w:t>
+        <w:t>“Serve alongside,” “listen first,” “trusted local ministries,” “learn,” “encourage,” and “meet practical needs” reinforce the intended posture.</w:t>
       </w:r>
     </w:p>
     <w:p>
       <w:pPr>
-        <w:pStyle w:val="Heading2"/>
-      </w:pPr>
-      <w:r>
-        <w:rPr>
-          <w:rFonts w:ascii="Georgia" w:hAnsi="Georgia"/>
-          <w:b/>
-          <w:color w:val="275D4D"/>
-          <w:sz w:val="26"/>
-        </w:rPr>
-        <w:t>Avoid</w:t>
-      </w:r>
-    </w:p>
-    <w:p>
-      <w:pPr>
+        <w:keepLines/>
         <w:numPr>
           <w:ilvl w:val="0"/>
           <w:numId w:val="10"/>
@@ -8201,11 +8330,13 @@
           <w:color w:val="19322B"/>
           <w:sz w:val="22"/>
         </w:rPr>
-        <w:t>Savior language, rescue narratives, or claims that a short trip will transform a community.</w:t>
+        <w:t>Name local partners and their work when permission and context allow.</w:t>
       </w:r>
     </w:p>
     <w:p>
       <w:pPr>
+        <w:keepNext/>
+        <w:keepLines/>
         <w:numPr>
           <w:ilvl w:val="0"/>
           <w:numId w:val="10"/>
@@ -8219,11 +8350,12 @@
           <w:color w:val="19322B"/>
           <w:sz w:val="22"/>
         </w:rPr>
-        <w:t>Treating destinations or cultures as exotic scenery.</w:t>
+        <w:t>Distinguish confirmed opportunities from developing possibilities.</w:t>
       </w:r>
     </w:p>
     <w:p>
       <w:pPr>
+        <w:keepLines/>
         <w:numPr>
           <w:ilvl w:val="0"/>
           <w:numId w:val="10"/>
@@ -8237,11 +8369,27 @@
           <w:color w:val="19322B"/>
           <w:sz w:val="22"/>
         </w:rPr>
-        <w:t>Manufacturing urgency with unsupported deadlines or scarcity.</w:t>
+        <w:t>Use “people experiencing homelessness” and similarly person-first language when it is accurate.</w:t>
       </w:r>
     </w:p>
     <w:p>
       <w:pPr>
+        <w:pStyle w:val="Heading2"/>
+      </w:pPr>
+      <w:r>
+        <w:rPr>
+          <w:rFonts w:ascii="Georgia" w:hAnsi="Georgia"/>
+          <w:b/>
+          <w:color w:val="275D4D"/>
+          <w:sz w:val="26"/>
+        </w:rPr>
+        <w:t>Avoid</w:t>
+      </w:r>
+    </w:p>
+    <w:p>
+      <w:pPr>
+        <w:keepNext/>
+        <w:keepLines/>
         <w:numPr>
           <w:ilvl w:val="0"/>
           <w:numId w:val="10"/>
@@ -8255,11 +8403,12 @@
           <w:color w:val="19322B"/>
           <w:sz w:val="22"/>
         </w:rPr>
-        <w:t>Overpromising spiritual, vocational, or personal outcomes.</w:t>
+        <w:t>Savior language, rescue narratives, or claims that a short trip will transform a community.</w:t>
       </w:r>
     </w:p>
     <w:p>
       <w:pPr>
+        <w:keepLines/>
         <w:numPr>
           <w:ilvl w:val="0"/>
           <w:numId w:val="10"/>
@@ -8273,25 +8422,12 @@
           <w:color w:val="19322B"/>
           <w:sz w:val="22"/>
         </w:rPr>
-        <w:t>Vague calls to action that hide what happens next.</w:t>
+        <w:t>Treating destinations or cultures as exotic scenery.</w:t>
       </w:r>
     </w:p>
     <w:p>
       <w:pPr>
-        <w:pStyle w:val="Heading2"/>
-      </w:pPr>
-      <w:r>
-        <w:rPr>
-          <w:rFonts w:ascii="Georgia" w:hAnsi="Georgia"/>
-          <w:b/>
-          <w:color w:val="275D4D"/>
-          <w:sz w:val="26"/>
-        </w:rPr>
-        <w:t>Content mechanics</w:t>
-      </w:r>
-    </w:p>
-    <w:p>
-      <w:pPr>
+        <w:keepLines/>
         <w:numPr>
           <w:ilvl w:val="0"/>
           <w:numId w:val="10"/>
@@ -8305,11 +8441,13 @@
           <w:color w:val="19322B"/>
           <w:sz w:val="22"/>
         </w:rPr>
-        <w:t>Use an em dash without surrounding spaces when joining related thoughts in the established site voice.</w:t>
+        <w:t>Manufacturing urgency with unsupported deadlines or scarcity.</w:t>
       </w:r>
     </w:p>
     <w:p>
       <w:pPr>
+        <w:keepNext/>
+        <w:keepLines/>
         <w:numPr>
           <w:ilvl w:val="0"/>
           <w:numId w:val="10"/>
@@ -8323,11 +8461,12 @@
           <w:color w:val="19322B"/>
           <w:sz w:val="22"/>
         </w:rPr>
-        <w:t>Use the serial comma for clarity.</w:t>
+        <w:t>Overpromising spiritual, vocational, or personal outcomes.</w:t>
       </w:r>
     </w:p>
     <w:p>
       <w:pPr>
+        <w:keepLines/>
         <w:numPr>
           <w:ilvl w:val="0"/>
           <w:numId w:val="10"/>
@@ -8341,28 +8480,27 @@
           <w:color w:val="19322B"/>
           <w:sz w:val="22"/>
         </w:rPr>
-        <w:t>Use ISO dates (</w:t>
-      </w:r>
-      <w:r>
-        <w:rPr>
-          <w:rFonts w:ascii="Consolas" w:hAnsi="Consolas"/>
-          <w:color w:val="173F35"/>
-          <w:sz w:val="20"/>
-          <w:shd w:fill="EDF5F1"/>
-        </w:rPr>
-        <w:t>YYYY-MM-DD</w:t>
-      </w:r>
-      <w:r>
-        <w:rPr>
-          <w:rFonts w:ascii="Segoe UI" w:hAnsi="Segoe UI"/>
-          <w:color w:val="19322B"/>
-          <w:sz w:val="22"/>
-        </w:rPr>
-        <w:t>) in JSON and databases; use natural-language dates in public copy.</w:t>
+        <w:t>Vague calls to action that hide what happens next.</w:t>
       </w:r>
     </w:p>
     <w:p>
       <w:pPr>
+        <w:pStyle w:val="Heading2"/>
+      </w:pPr>
+      <w:r>
+        <w:rPr>
+          <w:rFonts w:ascii="Georgia" w:hAnsi="Georgia"/>
+          <w:b/>
+          <w:color w:val="275D4D"/>
+          <w:sz w:val="26"/>
+        </w:rPr>
+        <w:t>Content mechanics</w:t>
+      </w:r>
+    </w:p>
+    <w:p>
+      <w:pPr>
+        <w:keepNext/>
+        <w:keepLines/>
         <w:numPr>
           <w:ilvl w:val="0"/>
           <w:numId w:val="10"/>
@@ -8376,28 +8514,12 @@
           <w:color w:val="19322B"/>
           <w:sz w:val="22"/>
         </w:rPr>
-        <w:t xml:space="preserve">Page titles should end with </w:t>
-      </w:r>
-      <w:r>
-        <w:rPr>
-          <w:rFonts w:ascii="Consolas" w:hAnsi="Consolas"/>
-          <w:color w:val="173F35"/>
-          <w:sz w:val="20"/>
-          <w:shd w:fill="EDF5F1"/>
-        </w:rPr>
-        <w:t>| Hope Sojourns</w:t>
-      </w:r>
-      <w:r>
-        <w:rPr>
-          <w:rFonts w:ascii="Segoe UI" w:hAnsi="Segoe UI"/>
-          <w:color w:val="19322B"/>
-          <w:sz w:val="22"/>
-        </w:rPr>
-        <w:t xml:space="preserve"> except the homepage.</w:t>
+        <w:t>Use an em dash without surrounding spaces when joining related thoughts in the established site voice.</w:t>
       </w:r>
     </w:p>
     <w:p>
       <w:pPr>
+        <w:keepLines/>
         <w:numPr>
           <w:ilvl w:val="0"/>
           <w:numId w:val="10"/>
@@ -8411,25 +8533,12 @@
           <w:color w:val="19322B"/>
           <w:sz w:val="22"/>
         </w:rPr>
-        <w:t>Every indexable page requires a unique, accurate meta description.</w:t>
+        <w:t>Use the serial comma for clarity.</w:t>
       </w:r>
     </w:p>
     <w:p>
       <w:pPr>
-        <w:pStyle w:val="Heading1"/>
-      </w:pPr>
-      <w:r>
-        <w:rPr>
-          <w:rFonts w:ascii="Georgia" w:hAnsi="Georgia"/>
-          <w:b/>
-          <w:color w:val="173F35"/>
-          <w:sz w:val="32"/>
-        </w:rPr>
-        <w:t>11. Accessibility standards</w:t>
-      </w:r>
-    </w:p>
-    <w:p>
-      <w:pPr>
+        <w:keepLines/>
         <w:numPr>
           <w:ilvl w:val="0"/>
           <w:numId w:val="10"/>
@@ -8443,11 +8552,30 @@
           <w:color w:val="19322B"/>
           <w:sz w:val="22"/>
         </w:rPr>
-        <w:t>Use semantic landmarks: header, nav, main, section, footer, and dialog.</w:t>
+        <w:t>Use ISO dates (</w:t>
+      </w:r>
+      <w:r>
+        <w:rPr>
+          <w:rFonts w:ascii="Consolas" w:hAnsi="Consolas"/>
+          <w:color w:val="173F35"/>
+          <w:sz w:val="20"/>
+          <w:shd w:fill="EDF5F1"/>
+        </w:rPr>
+        <w:t>YYYY-MM-DD</w:t>
+      </w:r>
+      <w:r>
+        <w:rPr>
+          <w:rFonts w:ascii="Segoe UI" w:hAnsi="Segoe UI"/>
+          <w:color w:val="19322B"/>
+          <w:sz w:val="22"/>
+        </w:rPr>
+        <w:t>) in JSON and databases; use natural-language dates in public copy.</w:t>
       </w:r>
     </w:p>
     <w:p>
       <w:pPr>
+        <w:keepNext/>
+        <w:keepLines/>
         <w:numPr>
           <w:ilvl w:val="0"/>
           <w:numId w:val="10"/>
@@ -8461,7 +8589,7 @@
           <w:color w:val="19322B"/>
           <w:sz w:val="22"/>
         </w:rPr>
-        <w:t xml:space="preserve">Keep the skip link and a single clear </w:t>
+        <w:t xml:space="preserve">Page titles should end with </w:t>
       </w:r>
       <w:r>
         <w:rPr>
@@ -8470,7 +8598,7 @@
           <w:sz w:val="20"/>
           <w:shd w:fill="EDF5F1"/>
         </w:rPr>
-        <w:t>main</w:t>
+        <w:t>| Hope Sojourns</w:t>
       </w:r>
       <w:r>
         <w:rPr>
@@ -8478,11 +8606,12 @@
           <w:color w:val="19322B"/>
           <w:sz w:val="22"/>
         </w:rPr>
-        <w:t xml:space="preserve"> target.</w:t>
+        <w:t xml:space="preserve"> except the homepage.</w:t>
       </w:r>
     </w:p>
     <w:p>
       <w:pPr>
+        <w:keepLines/>
         <w:numPr>
           <w:ilvl w:val="0"/>
           <w:numId w:val="10"/>
@@ -8496,28 +8625,27 @@
           <w:color w:val="19322B"/>
           <w:sz w:val="22"/>
         </w:rPr>
-        <w:t xml:space="preserve">Maintain logical heading order and one primary </w:t>
-      </w:r>
-      <w:r>
-        <w:rPr>
-          <w:rFonts w:ascii="Consolas" w:hAnsi="Consolas"/>
-          <w:color w:val="173F35"/>
-          <w:sz w:val="20"/>
-          <w:shd w:fill="EDF5F1"/>
-        </w:rPr>
-        <w:t>h1</w:t>
-      </w:r>
-      <w:r>
-        <w:rPr>
-          <w:rFonts w:ascii="Segoe UI" w:hAnsi="Segoe UI"/>
-          <w:color w:val="19322B"/>
-          <w:sz w:val="22"/>
-        </w:rPr>
-        <w:t xml:space="preserve"> per page.</w:t>
+        <w:t>Every indexable page requires a unique, accurate meta description.</w:t>
       </w:r>
     </w:p>
     <w:p>
       <w:pPr>
+        <w:pStyle w:val="Heading1"/>
+      </w:pPr>
+      <w:r>
+        <w:rPr>
+          <w:rFonts w:ascii="Georgia" w:hAnsi="Georgia"/>
+          <w:b/>
+          <w:color w:val="173F35"/>
+          <w:sz w:val="32"/>
+        </w:rPr>
+        <w:t>11. Accessibility standards</w:t>
+      </w:r>
+    </w:p>
+    <w:p>
+      <w:pPr>
+        <w:keepNext/>
+        <w:keepLines/>
         <w:numPr>
           <w:ilvl w:val="0"/>
           <w:numId w:val="10"/>
@@ -8531,11 +8659,12 @@
           <w:color w:val="19322B"/>
           <w:sz w:val="22"/>
         </w:rPr>
-        <w:t>Ensure every interactive element is keyboard reachable and visibly focused.</w:t>
+        <w:t>Use semantic landmarks: header, nav, main, section, footer, and dialog.</w:t>
       </w:r>
     </w:p>
     <w:p>
       <w:pPr>
+        <w:keepLines/>
         <w:numPr>
           <w:ilvl w:val="0"/>
           <w:numId w:val="10"/>
@@ -8549,11 +8678,29 @@
           <w:color w:val="19322B"/>
           <w:sz w:val="22"/>
         </w:rPr>
-        <w:t>Pair color with text, iconography, or structure; color must never carry meaning alone.</w:t>
+        <w:t xml:space="preserve">Keep the skip link and a single clear </w:t>
+      </w:r>
+      <w:r>
+        <w:rPr>
+          <w:rFonts w:ascii="Consolas" w:hAnsi="Consolas"/>
+          <w:color w:val="173F35"/>
+          <w:sz w:val="20"/>
+          <w:shd w:fill="EDF5F1"/>
+        </w:rPr>
+        <w:t>main</w:t>
+      </w:r>
+      <w:r>
+        <w:rPr>
+          <w:rFonts w:ascii="Segoe UI" w:hAnsi="Segoe UI"/>
+          <w:color w:val="19322B"/>
+          <w:sz w:val="22"/>
+        </w:rPr>
+        <w:t xml:space="preserve"> target.</w:t>
       </w:r>
     </w:p>
     <w:p>
       <w:pPr>
+        <w:keepLines/>
         <w:numPr>
           <w:ilvl w:val="0"/>
           <w:numId w:val="10"/>
@@ -8567,11 +8714,29 @@
           <w:color w:val="19322B"/>
           <w:sz w:val="22"/>
         </w:rPr>
-        <w:t>Meet WCAG AA contrast for normal text and controls.</w:t>
+        <w:t xml:space="preserve">Maintain logical heading order and one primary </w:t>
+      </w:r>
+      <w:r>
+        <w:rPr>
+          <w:rFonts w:ascii="Consolas" w:hAnsi="Consolas"/>
+          <w:color w:val="173F35"/>
+          <w:sz w:val="20"/>
+          <w:shd w:fill="EDF5F1"/>
+        </w:rPr>
+        <w:t>h1</w:t>
+      </w:r>
+      <w:r>
+        <w:rPr>
+          <w:rFonts w:ascii="Segoe UI" w:hAnsi="Segoe UI"/>
+          <w:color w:val="19322B"/>
+          <w:sz w:val="22"/>
+        </w:rPr>
+        <w:t xml:space="preserve"> per page.</w:t>
       </w:r>
     </w:p>
     <w:p>
       <w:pPr>
+        <w:keepLines/>
         <w:numPr>
           <w:ilvl w:val="0"/>
           <w:numId w:val="10"/>
@@ -8585,28 +8750,12 @@
           <w:color w:val="19322B"/>
           <w:sz w:val="22"/>
         </w:rPr>
-        <w:t xml:space="preserve">Honor </w:t>
-      </w:r>
-      <w:r>
-        <w:rPr>
-          <w:rFonts w:ascii="Consolas" w:hAnsi="Consolas"/>
-          <w:color w:val="173F35"/>
-          <w:sz w:val="20"/>
-          <w:shd w:fill="EDF5F1"/>
-        </w:rPr>
-        <w:t>prefers-reduced-motion</w:t>
-      </w:r>
-      <w:r>
-        <w:rPr>
-          <w:rFonts w:ascii="Segoe UI" w:hAnsi="Segoe UI"/>
-          <w:color w:val="19322B"/>
-          <w:sz w:val="22"/>
-        </w:rPr>
-        <w:t xml:space="preserve"> and avoid required information that appears only through animation.</w:t>
+        <w:t>Ensure every interactive element is keyboard reachable and visibly focused.</w:t>
       </w:r>
     </w:p>
     <w:p>
       <w:pPr>
+        <w:keepLines/>
         <w:numPr>
           <w:ilvl w:val="0"/>
           <w:numId w:val="10"/>
@@ -8620,11 +8769,12 @@
           <w:color w:val="19322B"/>
           <w:sz w:val="22"/>
         </w:rPr>
-        <w:t>Use ARIA only to clarify behavior that native HTML does not already communicate.</w:t>
+        <w:t>Pair color with text, iconography, or structure; color must never carry meaning alone.</w:t>
       </w:r>
     </w:p>
     <w:p>
       <w:pPr>
+        <w:keepLines/>
         <w:numPr>
           <w:ilvl w:val="0"/>
           <w:numId w:val="10"/>
@@ -8638,11 +8788,12 @@
           <w:color w:val="19322B"/>
           <w:sz w:val="22"/>
         </w:rPr>
-        <w:t>Announce dynamic form and loading messages appropriately.</w:t>
+        <w:t>Meet WCAG AA contrast for normal text and controls.</w:t>
       </w:r>
     </w:p>
     <w:p>
       <w:pPr>
+        <w:keepLines/>
         <w:numPr>
           <w:ilvl w:val="0"/>
           <w:numId w:val="10"/>
@@ -8656,11 +8807,29 @@
           <w:color w:val="19322B"/>
           <w:sz w:val="22"/>
         </w:rPr>
-        <w:t>Keep touch targets large and avoid hover-only disclosure.</w:t>
+        <w:t xml:space="preserve">Honor </w:t>
+      </w:r>
+      <w:r>
+        <w:rPr>
+          <w:rFonts w:ascii="Consolas" w:hAnsi="Consolas"/>
+          <w:color w:val="173F35"/>
+          <w:sz w:val="20"/>
+          <w:shd w:fill="EDF5F1"/>
+        </w:rPr>
+        <w:t>prefers-reduced-motion</w:t>
+      </w:r>
+      <w:r>
+        <w:rPr>
+          <w:rFonts w:ascii="Segoe UI" w:hAnsi="Segoe UI"/>
+          <w:color w:val="19322B"/>
+          <w:sz w:val="22"/>
+        </w:rPr>
+        <w:t xml:space="preserve"> and avoid required information that appears only through animation.</w:t>
       </w:r>
     </w:p>
     <w:p>
       <w:pPr>
+        <w:keepLines/>
         <w:numPr>
           <w:ilvl w:val="0"/>
           <w:numId w:val="10"/>
@@ -8674,25 +8843,12 @@
           <w:color w:val="19322B"/>
           <w:sz w:val="22"/>
         </w:rPr>
-        <w:t>Test zoom, narrow screens, and text wrapping before release.</w:t>
+        <w:t>Use ARIA only to clarify behavior that native HTML does not already communicate.</w:t>
       </w:r>
     </w:p>
     <w:p>
       <w:pPr>
-        <w:pStyle w:val="Heading1"/>
-      </w:pPr>
-      <w:r>
-        <w:rPr>
-          <w:rFonts w:ascii="Georgia" w:hAnsi="Georgia"/>
-          <w:b/>
-          <w:color w:val="173F35"/>
-          <w:sz w:val="32"/>
-        </w:rPr>
-        <w:t>12. Motion standards</w:t>
-      </w:r>
-    </w:p>
-    <w:p>
-      <w:pPr>
+        <w:keepLines/>
         <w:numPr>
           <w:ilvl w:val="0"/>
           <w:numId w:val="10"/>
@@ -8706,11 +8862,13 @@
           <w:color w:val="19322B"/>
           <w:sz w:val="22"/>
         </w:rPr>
-        <w:t>Motion should explain arrival, hierarchy, expansion, or the journey motif.</w:t>
+        <w:t>Announce dynamic form and loading messages appropriately.</w:t>
       </w:r>
     </w:p>
     <w:p>
       <w:pPr>
+        <w:keepNext/>
+        <w:keepLines/>
         <w:numPr>
           <w:ilvl w:val="0"/>
           <w:numId w:val="10"/>
@@ -8724,11 +8882,12 @@
           <w:color w:val="19322B"/>
           <w:sz w:val="22"/>
         </w:rPr>
-        <w:t>Do not loop decorative motion.</w:t>
+        <w:t>Keep touch targets large and avoid hover-only disclosure.</w:t>
       </w:r>
     </w:p>
     <w:p>
       <w:pPr>
+        <w:keepLines/>
         <w:numPr>
           <w:ilvl w:val="0"/>
           <w:numId w:val="10"/>
@@ -8742,11 +8901,27 @@
           <w:color w:val="19322B"/>
           <w:sz w:val="22"/>
         </w:rPr>
-        <w:t>Keep interactions responsive and short; longer cinematic motion is limited to the optional first-visit invitation.</w:t>
+        <w:t>Test zoom, narrow screens, and text wrapping before release.</w:t>
       </w:r>
     </w:p>
     <w:p>
       <w:pPr>
+        <w:pStyle w:val="Heading1"/>
+      </w:pPr>
+      <w:r>
+        <w:rPr>
+          <w:rFonts w:ascii="Georgia" w:hAnsi="Georgia"/>
+          <w:b/>
+          <w:color w:val="173F35"/>
+          <w:sz w:val="32"/>
+        </w:rPr>
+        <w:t>12. Motion standards</w:t>
+      </w:r>
+    </w:p>
+    <w:p>
+      <w:pPr>
+        <w:keepNext/>
+        <w:keepLines/>
         <w:numPr>
           <w:ilvl w:val="0"/>
           <w:numId w:val="10"/>
@@ -8760,11 +8935,12 @@
           <w:color w:val="19322B"/>
           <w:sz w:val="22"/>
         </w:rPr>
-        <w:t>Preserve content and navigation when motion is disabled.</w:t>
+        <w:t>Motion should explain arrival, hierarchy, expansion, or the journey motif.</w:t>
       </w:r>
     </w:p>
     <w:p>
       <w:pPr>
+        <w:keepLines/>
         <w:numPr>
           <w:ilvl w:val="0"/>
           <w:numId w:val="10"/>
@@ -8778,6 +8954,64 @@
           <w:color w:val="19322B"/>
           <w:sz w:val="22"/>
         </w:rPr>
+        <w:t>Do not loop decorative motion.</w:t>
+      </w:r>
+    </w:p>
+    <w:p>
+      <w:pPr>
+        <w:keepLines/>
+        <w:numPr>
+          <w:ilvl w:val="0"/>
+          <w:numId w:val="10"/>
+        </w:numPr>
+        <w:spacing w:before="0" w:after="80" w:line="300" w:lineRule="auto"/>
+        <w:ind w:left="540" w:hanging="271"/>
+      </w:pPr>
+      <w:r>
+        <w:rPr>
+          <w:rFonts w:ascii="Segoe UI" w:hAnsi="Segoe UI"/>
+          <w:color w:val="19322B"/>
+          <w:sz w:val="22"/>
+        </w:rPr>
+        <w:t>Keep interactions responsive and short; longer cinematic motion is limited to the optional first-visit invitation.</w:t>
+      </w:r>
+    </w:p>
+    <w:p>
+      <w:pPr>
+        <w:keepNext/>
+        <w:keepLines/>
+        <w:numPr>
+          <w:ilvl w:val="0"/>
+          <w:numId w:val="10"/>
+        </w:numPr>
+        <w:spacing w:before="0" w:after="80" w:line="300" w:lineRule="auto"/>
+        <w:ind w:left="540" w:hanging="271"/>
+      </w:pPr>
+      <w:r>
+        <w:rPr>
+          <w:rFonts w:ascii="Segoe UI" w:hAnsi="Segoe UI"/>
+          <w:color w:val="19322B"/>
+          <w:sz w:val="22"/>
+        </w:rPr>
+        <w:t>Preserve content and navigation when motion is disabled.</w:t>
+      </w:r>
+    </w:p>
+    <w:p>
+      <w:pPr>
+        <w:keepLines/>
+        <w:numPr>
+          <w:ilvl w:val="0"/>
+          <w:numId w:val="10"/>
+        </w:numPr>
+        <w:spacing w:before="0" w:after="80" w:line="300" w:lineRule="auto"/>
+        <w:ind w:left="540" w:hanging="271"/>
+      </w:pPr>
+      <w:r>
+        <w:rPr>
+          <w:rFonts w:ascii="Segoe UI" w:hAnsi="Segoe UI"/>
+          <w:color w:val="19322B"/>
+          <w:sz w:val="22"/>
+        </w:rPr>
         <w:t>Any new animation requires a reduced-motion alternative.</w:t>
       </w:r>
     </w:p>
@@ -8807,6 +9041,8 @@
     </w:p>
     <w:p>
       <w:pPr>
+        <w:keepNext/>
+        <w:keepLines/>
         <w:numPr>
           <w:ilvl w:val="0"/>
           <w:numId w:val="12"/>
@@ -8842,6 +9078,7 @@
     </w:p>
     <w:p>
       <w:pPr>
+        <w:keepLines/>
         <w:numPr>
           <w:ilvl w:val="0"/>
           <w:numId w:val="12"/>
@@ -8877,6 +9114,7 @@
     </w:p>
     <w:p>
       <w:pPr>
+        <w:keepLines/>
         <w:numPr>
           <w:ilvl w:val="0"/>
           <w:numId w:val="12"/>
@@ -8895,6 +9133,7 @@
     </w:p>
     <w:p>
       <w:pPr>
+        <w:keepLines/>
         <w:numPr>
           <w:ilvl w:val="0"/>
           <w:numId w:val="12"/>
@@ -8930,6 +9169,7 @@
     </w:p>
     <w:p>
       <w:pPr>
+        <w:keepLines/>
         <w:numPr>
           <w:ilvl w:val="0"/>
           <w:numId w:val="12"/>
@@ -8948,6 +9188,7 @@
     </w:p>
     <w:p>
       <w:pPr>
+        <w:keepLines/>
         <w:numPr>
           <w:ilvl w:val="0"/>
           <w:numId w:val="12"/>
@@ -8983,6 +9224,7 @@
     </w:p>
     <w:p>
       <w:pPr>
+        <w:keepLines/>
         <w:numPr>
           <w:ilvl w:val="0"/>
           <w:numId w:val="12"/>
@@ -9001,6 +9243,7 @@
     </w:p>
     <w:p>
       <w:pPr>
+        <w:keepLines/>
         <w:numPr>
           <w:ilvl w:val="0"/>
           <w:numId w:val="12"/>
@@ -9019,6 +9262,7 @@
     </w:p>
     <w:p>
       <w:pPr>
+        <w:keepLines/>
         <w:numPr>
           <w:ilvl w:val="0"/>
           <w:numId w:val="12"/>
@@ -9037,6 +9281,8 @@
     </w:p>
     <w:p>
       <w:pPr>
+        <w:keepNext/>
+        <w:keepLines/>
         <w:numPr>
           <w:ilvl w:val="0"/>
           <w:numId w:val="12"/>
@@ -9055,6 +9301,7 @@
     </w:p>
     <w:p>
       <w:pPr>
+        <w:keepLines/>
         <w:numPr>
           <w:ilvl w:val="0"/>
           <w:numId w:val="12"/>
@@ -9097,6 +9344,8 @@
     </w:p>
     <w:p>
       <w:pPr>
+        <w:keepNext/>
+        <w:keepLines/>
         <w:numPr>
           <w:ilvl w:val="0"/>
           <w:numId w:val="15"/>
@@ -9115,6 +9364,8 @@
     </w:p>
     <w:p>
       <w:pPr>
+        <w:keepNext/>
+        <w:keepLines/>
         <w:numPr>
           <w:ilvl w:val="0"/>
           <w:numId w:val="15"/>
@@ -9133,6 +9384,7 @@
     </w:p>
     <w:p>
       <w:pPr>
+        <w:keepLines/>
         <w:numPr>
           <w:ilvl w:val="0"/>
           <w:numId w:val="15"/>
@@ -9312,6 +9564,130 @@
                 <w:sz w:val="18"/>
               </w:rPr>
               <w:t>Change</w:t>
+            </w:r>
+          </w:p>
+        </w:tc>
+      </w:tr>
+      <w:tr>
+        <w:trPr>
+          <w:cantSplit/>
+        </w:trPr>
+        <w:tc>
+          <w:tcPr>
+            <w:tcW w:type="dxa" w:w="2200"/>
+            <w:vAlign w:val="center"/>
+          </w:tcPr>
+          <w:p>
+            <w:pPr>
+              <w:spacing w:before="0" w:after="30" w:line="240" w:lineRule="auto"/>
+            </w:pPr>
+            <w:r>
+              <w:rPr>
+                <w:rFonts w:ascii="Segoe UI" w:hAnsi="Segoe UI"/>
+                <w:color w:val="19322B"/>
+                <w:sz w:val="16"/>
+              </w:rPr>
+              <w:t>2026-08-23</w:t>
+            </w:r>
+          </w:p>
+        </w:tc>
+        <w:tc>
+          <w:tcPr>
+            <w:tcW w:type="dxa" w:w="3580"/>
+            <w:vAlign w:val="center"/>
+          </w:tcPr>
+          <w:p>
+            <w:pPr>
+              <w:spacing w:before="0" w:after="30" w:line="240" w:lineRule="auto"/>
+            </w:pPr>
+            <w:r>
+              <w:rPr>
+                <w:rFonts w:ascii="Segoe UI" w:hAnsi="Segoe UI"/>
+                <w:color w:val="19322B"/>
+                <w:sz w:val="16"/>
+              </w:rPr>
+              <w:t>1.2</w:t>
+            </w:r>
+          </w:p>
+        </w:tc>
+        <w:tc>
+          <w:tcPr>
+            <w:tcW w:type="dxa" w:w="3580"/>
+            <w:vAlign w:val="center"/>
+          </w:tcPr>
+          <w:p>
+            <w:pPr>
+              <w:spacing w:before="0" w:after="30" w:line="240" w:lineRule="auto"/>
+            </w:pPr>
+            <w:r>
+              <w:rPr>
+                <w:rFonts w:ascii="Segoe UI" w:hAnsi="Segoe UI"/>
+                <w:color w:val="19322B"/>
+                <w:sz w:val="16"/>
+              </w:rPr>
+              <w:t>Added hostname-aware response-portal environment labeling for the production launch.</w:t>
+            </w:r>
+          </w:p>
+        </w:tc>
+      </w:tr>
+      <w:tr>
+        <w:trPr>
+          <w:cantSplit/>
+        </w:trPr>
+        <w:tc>
+          <w:tcPr>
+            <w:tcW w:type="dxa" w:w="2200"/>
+            <w:vAlign w:val="center"/>
+          </w:tcPr>
+          <w:p>
+            <w:pPr>
+              <w:spacing w:before="0" w:after="30" w:line="240" w:lineRule="auto"/>
+            </w:pPr>
+            <w:r>
+              <w:rPr>
+                <w:rFonts w:ascii="Segoe UI" w:hAnsi="Segoe UI"/>
+                <w:color w:val="19322B"/>
+                <w:sz w:val="16"/>
+              </w:rPr>
+              <w:t>2026-08-23</w:t>
+            </w:r>
+          </w:p>
+        </w:tc>
+        <w:tc>
+          <w:tcPr>
+            <w:tcW w:type="dxa" w:w="3580"/>
+            <w:vAlign w:val="center"/>
+          </w:tcPr>
+          <w:p>
+            <w:pPr>
+              <w:spacing w:before="0" w:after="30" w:line="240" w:lineRule="auto"/>
+            </w:pPr>
+            <w:r>
+              <w:rPr>
+                <w:rFonts w:ascii="Segoe UI" w:hAnsi="Segoe UI"/>
+                <w:color w:val="19322B"/>
+                <w:sz w:val="16"/>
+              </w:rPr>
+              <w:t>1.1</w:t>
+            </w:r>
+          </w:p>
+        </w:tc>
+        <w:tc>
+          <w:tcPr>
+            <w:tcW w:type="dxa" w:w="3580"/>
+            <w:vAlign w:val="center"/>
+          </w:tcPr>
+          <w:p>
+            <w:pPr>
+              <w:spacing w:before="0" w:after="30" w:line="240" w:lineRule="auto"/>
+            </w:pPr>
+            <w:r>
+              <w:rPr>
+                <w:rFonts w:ascii="Segoe UI" w:hAnsi="Segoe UI"/>
+                <w:color w:val="19322B"/>
+                <w:sz w:val="16"/>
+              </w:rPr>
+              <w:t>Added inclusive form-language and document-bundle standards for the public interest form and response portal.</w:t>
             </w:r>
           </w:p>
         </w:tc>

--- a/docs/tech-admin/Hope-Sojourns-Style-Guide.docx
+++ b/docs/tech-admin/Hope-Sojourns-Style-Guide.docx
@@ -130,7 +130,7 @@
           <w:color w:val="60726B"/>
           <w:sz w:val="20"/>
         </w:rPr>
-        <w:t>Version 1.2</w:t>
+        <w:t>Version 1.3</w:t>
       </w:r>
       <w:r>
         <w:rPr>
@@ -146,7 +146,7 @@
           <w:color w:val="60726B"/>
           <w:sz w:val="20"/>
         </w:rPr>
-        <w:t>Last reviewed August 23, 2026</w:t>
+        <w:t>Last reviewed August 24, 2026</w:t>
       </w:r>
     </w:p>
     <w:p>
@@ -7715,6 +7715,136 @@
           <w:color w:val="275D4D"/>
           <w:sz w:val="26"/>
         </w:rPr>
+        <w:t>Admin giving workspace</w:t>
+      </w:r>
+    </w:p>
+    <w:p>
+      <w:pPr>
+        <w:keepNext/>
+        <w:keepLines/>
+        <w:numPr>
+          <w:ilvl w:val="0"/>
+          <w:numId w:val="10"/>
+        </w:numPr>
+        <w:spacing w:before="0" w:after="80" w:line="300" w:lineRule="auto"/>
+        <w:ind w:left="540" w:hanging="271"/>
+      </w:pPr>
+      <w:r>
+        <w:rPr>
+          <w:rFonts w:ascii="Segoe UI" w:hAnsi="Segoe UI"/>
+          <w:color w:val="19322B"/>
+          <w:sz w:val="22"/>
+        </w:rPr>
+        <w:t>Lead with a compact current-year summary: gross received is the largest figure, with net after fees directly beneath it; donations, givers, and sent payments use smaller companion cards.</w:t>
+      </w:r>
+    </w:p>
+    <w:p>
+      <w:pPr>
+        <w:keepLines/>
+        <w:numPr>
+          <w:ilvl w:val="0"/>
+          <w:numId w:val="10"/>
+        </w:numPr>
+        <w:spacing w:before="0" w:after="80" w:line="300" w:lineRule="auto"/>
+        <w:ind w:left="540" w:hanging="271"/>
+      </w:pPr>
+      <w:r>
+        <w:rPr>
+          <w:rFonts w:ascii="Segoe UI" w:hAnsi="Segoe UI"/>
+          <w:color w:val="19322B"/>
+          <w:sz w:val="22"/>
+        </w:rPr>
+        <w:t>Keep sent payments visually separate from received giving so they cannot be mistaken for a deduction from the gross donation total.</w:t>
+      </w:r>
+    </w:p>
+    <w:p>
+      <w:pPr>
+        <w:keepLines/>
+        <w:numPr>
+          <w:ilvl w:val="0"/>
+          <w:numId w:val="10"/>
+        </w:numPr>
+        <w:spacing w:before="0" w:after="80" w:line="300" w:lineRule="auto"/>
+        <w:ind w:left="540" w:hanging="271"/>
+      </w:pPr>
+      <w:r>
+        <w:rPr>
+          <w:rFonts w:ascii="Segoe UI" w:hAnsi="Segoe UI"/>
+          <w:color w:val="19322B"/>
+          <w:sz w:val="22"/>
+        </w:rPr>
+        <w:t>Queue toolbars may combine the review filter, approve-all action, and a shortcut to the related People view. Actions must wrap before their labels or controls become cramped.</w:t>
+      </w:r>
+    </w:p>
+    <w:p>
+      <w:pPr>
+        <w:keepLines/>
+        <w:numPr>
+          <w:ilvl w:val="0"/>
+          <w:numId w:val="10"/>
+        </w:numPr>
+        <w:spacing w:before="0" w:after="80" w:line="300" w:lineRule="auto"/>
+        <w:ind w:left="540" w:hanging="271"/>
+      </w:pPr>
+      <w:r>
+        <w:rPr>
+          <w:rFonts w:ascii="Segoe UI" w:hAnsi="Segoe UI"/>
+          <w:color w:val="19322B"/>
+          <w:sz w:val="22"/>
+        </w:rPr>
+        <w:t>Transaction cards use compact supporting type, a two-column review form, and full-width donor matching. Names, item titles, and email addresses must wrap inside their fields rather than overflow.</w:t>
+      </w:r>
+    </w:p>
+    <w:p>
+      <w:pPr>
+        <w:keepNext/>
+        <w:keepLines/>
+        <w:numPr>
+          <w:ilvl w:val="0"/>
+          <w:numId w:val="10"/>
+        </w:numPr>
+        <w:spacing w:before="0" w:after="80" w:line="300" w:lineRule="auto"/>
+        <w:ind w:left="540" w:hanging="271"/>
+      </w:pPr>
+      <w:r>
+        <w:rPr>
+          <w:rFonts w:ascii="Segoe UI" w:hAnsi="Segoe UI"/>
+          <w:color w:val="19322B"/>
+          <w:sz w:val="22"/>
+        </w:rPr>
+        <w:t>At medium widths, the giving summary and transaction metadata reduce to two columns. At narrow widths, the toolbar, summary, metadata, and review fields stack into one column.</w:t>
+      </w:r>
+    </w:p>
+    <w:p>
+      <w:pPr>
+        <w:keepLines/>
+        <w:numPr>
+          <w:ilvl w:val="0"/>
+          <w:numId w:val="10"/>
+        </w:numPr>
+        <w:spacing w:before="0" w:after="80" w:line="300" w:lineRule="auto"/>
+        <w:ind w:left="540" w:hanging="271"/>
+      </w:pPr>
+      <w:r>
+        <w:rPr>
+          <w:rFonts w:ascii="Segoe UI" w:hAnsi="Segoe UI"/>
+          <w:color w:val="19322B"/>
+          <w:sz w:val="22"/>
+        </w:rPr>
+        <w:t>Bulk actions require clear confirmation, visible progress, a completion summary, and per-item failure reporting. Do not replace the existing individual approval and denial controls.</w:t>
+      </w:r>
+    </w:p>
+    <w:p>
+      <w:pPr>
+        <w:pStyle w:val="Heading2"/>
+      </w:pPr>
+      <w:r>
+        <w:rPr>
+          <w:rFonts w:ascii="Georgia" w:hAnsi="Georgia"/>
+          <w:b/>
+          <w:color w:val="275D4D"/>
+          <w:sz w:val="26"/>
+        </w:rPr>
         <w:t>Dialogs and lightboxes</w:t>
       </w:r>
     </w:p>
@@ -9564,6 +9694,68 @@
                 <w:sz w:val="18"/>
               </w:rPr>
               <w:t>Change</w:t>
+            </w:r>
+          </w:p>
+        </w:tc>
+      </w:tr>
+      <w:tr>
+        <w:trPr>
+          <w:cantSplit/>
+        </w:trPr>
+        <w:tc>
+          <w:tcPr>
+            <w:tcW w:type="dxa" w:w="2200"/>
+            <w:vAlign w:val="center"/>
+          </w:tcPr>
+          <w:p>
+            <w:pPr>
+              <w:spacing w:before="0" w:after="30" w:line="240" w:lineRule="auto"/>
+            </w:pPr>
+            <w:r>
+              <w:rPr>
+                <w:rFonts w:ascii="Segoe UI" w:hAnsi="Segoe UI"/>
+                <w:color w:val="19322B"/>
+                <w:sz w:val="16"/>
+              </w:rPr>
+              <w:t>2026-08-24</w:t>
+            </w:r>
+          </w:p>
+        </w:tc>
+        <w:tc>
+          <w:tcPr>
+            <w:tcW w:type="dxa" w:w="3580"/>
+            <w:vAlign w:val="center"/>
+          </w:tcPr>
+          <w:p>
+            <w:pPr>
+              <w:spacing w:before="0" w:after="30" w:line="240" w:lineRule="auto"/>
+            </w:pPr>
+            <w:r>
+              <w:rPr>
+                <w:rFonts w:ascii="Segoe UI" w:hAnsi="Segoe UI"/>
+                <w:color w:val="19322B"/>
+                <w:sz w:val="16"/>
+              </w:rPr>
+              <w:t>1.3</w:t>
+            </w:r>
+          </w:p>
+        </w:tc>
+        <w:tc>
+          <w:tcPr>
+            <w:tcW w:type="dxa" w:w="3580"/>
+            <w:vAlign w:val="center"/>
+          </w:tcPr>
+          <w:p>
+            <w:pPr>
+              <w:spacing w:before="0" w:after="30" w:line="240" w:lineRule="auto"/>
+            </w:pPr>
+            <w:r>
+              <w:rPr>
+                <w:rFonts w:ascii="Segoe UI" w:hAnsi="Segoe UI"/>
+                <w:color w:val="19322B"/>
+                <w:sz w:val="16"/>
+              </w:rPr>
+              <w:t>Added the compact, responsive admin giving dashboard and transaction-review layout standard.</w:t>
             </w:r>
           </w:p>
         </w:tc>

--- a/docs/tech-admin/Hope-Sojourns-Style-Guide.docx
+++ b/docs/tech-admin/Hope-Sojourns-Style-Guide.docx
@@ -130,7 +130,7 @@
           <w:color w:val="60726B"/>
           <w:sz w:val="20"/>
         </w:rPr>
-        <w:t>Version 1.3</w:t>
+        <w:t>Version 1.4</w:t>
       </w:r>
       <w:r>
         <w:rPr>
@@ -146,7 +146,7 @@
           <w:color w:val="60726B"/>
           <w:sz w:val="20"/>
         </w:rPr>
-        <w:t>Last reviewed August 24, 2026</w:t>
+        <w:t>Last reviewed August 29, 2026</w:t>
       </w:r>
     </w:p>
     <w:p>
@@ -8268,6 +8268,151 @@
     </w:p>
     <w:p>
       <w:pPr>
+        <w:pStyle w:val="Heading2"/>
+      </w:pPr>
+      <w:r>
+        <w:rPr>
+          <w:rFonts w:ascii="Georgia" w:hAnsi="Georgia"/>
+          <w:b/>
+          <w:color w:val="275D4D"/>
+          <w:sz w:val="26"/>
+        </w:rPr>
+        <w:t>Embedded video and companion audio</w:t>
+      </w:r>
+    </w:p>
+    <w:p>
+      <w:pPr>
+        <w:keepNext/>
+        <w:keepLines/>
+        <w:numPr>
+          <w:ilvl w:val="0"/>
+          <w:numId w:val="10"/>
+        </w:numPr>
+        <w:spacing w:before="0" w:after="80" w:line="300" w:lineRule="auto"/>
+        <w:ind w:left="540" w:hanging="271"/>
+      </w:pPr>
+      <w:r>
+        <w:rPr>
+          <w:rFonts w:ascii="Segoe UI" w:hAnsi="Segoe UI"/>
+          <w:color w:val="19322B"/>
+          <w:sz w:val="22"/>
+        </w:rPr>
+        <w:t xml:space="preserve">Use YouTube's privacy-enhanced </w:t>
+      </w:r>
+      <w:r>
+        <w:rPr>
+          <w:rFonts w:ascii="Consolas" w:hAnsi="Consolas"/>
+          <w:color w:val="173F35"/>
+          <w:sz w:val="20"/>
+          <w:shd w:fill="EDF5F1"/>
+        </w:rPr>
+        <w:t>youtube-nocookie.com</w:t>
+      </w:r>
+      <w:r>
+        <w:rPr>
+          <w:rFonts w:ascii="Segoe UI" w:hAnsi="Segoe UI"/>
+          <w:color w:val="19322B"/>
+          <w:sz w:val="22"/>
+        </w:rPr>
+        <w:t xml:space="preserve"> host for embedded players.</w:t>
+      </w:r>
+    </w:p>
+    <w:p>
+      <w:pPr>
+        <w:keepLines/>
+        <w:numPr>
+          <w:ilvl w:val="0"/>
+          <w:numId w:val="10"/>
+        </w:numPr>
+        <w:spacing w:before="0" w:after="80" w:line="300" w:lineRule="auto"/>
+        <w:ind w:left="540" w:hanging="271"/>
+      </w:pPr>
+      <w:r>
+        <w:rPr>
+          <w:rFonts w:ascii="Segoe UI" w:hAnsi="Segoe UI"/>
+          <w:color w:val="19322B"/>
+          <w:sz w:val="22"/>
+        </w:rPr>
+        <w:t>Keep embedded video responsive at a 16:9 aspect ratio, provide a descriptive iframe title, allow full-screen playback, and include an external YouTube link as a fallback.</w:t>
+      </w:r>
+    </w:p>
+    <w:p>
+      <w:pPr>
+        <w:keepLines/>
+        <w:numPr>
+          <w:ilvl w:val="0"/>
+          <w:numId w:val="10"/>
+        </w:numPr>
+        <w:spacing w:before="0" w:after="80" w:line="300" w:lineRule="auto"/>
+        <w:ind w:left="540" w:hanging="271"/>
+      </w:pPr>
+      <w:r>
+        <w:rPr>
+          <w:rFonts w:ascii="Segoe UI" w:hAnsi="Segoe UI"/>
+          <w:color w:val="19322B"/>
+          <w:sz w:val="22"/>
+        </w:rPr>
+        <w:t>Introduce each video or audio item with a concise description that explains how it relates to the surrounding resource.</w:t>
+      </w:r>
+    </w:p>
+    <w:p>
+      <w:pPr>
+        <w:keepNext/>
+        <w:keepLines/>
+        <w:numPr>
+          <w:ilvl w:val="0"/>
+          <w:numId w:val="10"/>
+        </w:numPr>
+        <w:spacing w:before="0" w:after="80" w:line="300" w:lineRule="auto"/>
+        <w:ind w:left="540" w:hanging="271"/>
+      </w:pPr>
+      <w:r>
+        <w:rPr>
+          <w:rFonts w:ascii="Segoe UI" w:hAnsi="Segoe UI"/>
+          <w:color w:val="19322B"/>
+          <w:sz w:val="22"/>
+        </w:rPr>
+        <w:t xml:space="preserve">Use native audio controls with </w:t>
+      </w:r>
+      <w:r>
+        <w:rPr>
+          <w:rFonts w:ascii="Consolas" w:hAnsi="Consolas"/>
+          <w:color w:val="173F35"/>
+          <w:sz w:val="20"/>
+          <w:shd w:fill="EDF5F1"/>
+        </w:rPr>
+        <w:t>preload="metadata"</w:t>
+      </w:r>
+      <w:r>
+        <w:rPr>
+          <w:rFonts w:ascii="Segoe UI" w:hAnsi="Segoe UI"/>
+          <w:color w:val="19322B"/>
+          <w:sz w:val="22"/>
+        </w:rPr>
+        <w:t xml:space="preserve"> and include a direct audio link in the fallback text.</w:t>
+      </w:r>
+    </w:p>
+    <w:p>
+      <w:pPr>
+        <w:keepLines/>
+        <w:numPr>
+          <w:ilvl w:val="0"/>
+          <w:numId w:val="10"/>
+        </w:numPr>
+        <w:spacing w:before="0" w:after="80" w:line="300" w:lineRule="auto"/>
+        <w:ind w:left="540" w:hanging="271"/>
+      </w:pPr>
+      <w:r>
+        <w:rPr>
+          <w:rFonts w:ascii="Segoe UI" w:hAnsi="Segoe UI"/>
+          <w:color w:val="19322B"/>
+          <w:sz w:val="22"/>
+        </w:rPr>
+        <w:t>Do not autoplay companion audio on a page that contains another playable media item. Let the visitor decide which experience to begin.</w:t>
+      </w:r>
+    </w:p>
+    <w:p>
+      <w:pPr>
         <w:pStyle w:val="Heading1"/>
       </w:pPr>
       <w:r>
@@ -9694,6 +9839,68 @@
                 <w:sz w:val="18"/>
               </w:rPr>
               <w:t>Change</w:t>
+            </w:r>
+          </w:p>
+        </w:tc>
+      </w:tr>
+      <w:tr>
+        <w:trPr>
+          <w:cantSplit/>
+        </w:trPr>
+        <w:tc>
+          <w:tcPr>
+            <w:tcW w:type="dxa" w:w="2200"/>
+            <w:vAlign w:val="center"/>
+          </w:tcPr>
+          <w:p>
+            <w:pPr>
+              <w:spacing w:before="0" w:after="30" w:line="240" w:lineRule="auto"/>
+            </w:pPr>
+            <w:r>
+              <w:rPr>
+                <w:rFonts w:ascii="Segoe UI" w:hAnsi="Segoe UI"/>
+                <w:color w:val="19322B"/>
+                <w:sz w:val="16"/>
+              </w:rPr>
+              <w:t>2026-08-29</w:t>
+            </w:r>
+          </w:p>
+        </w:tc>
+        <w:tc>
+          <w:tcPr>
+            <w:tcW w:type="dxa" w:w="3580"/>
+            <w:vAlign w:val="center"/>
+          </w:tcPr>
+          <w:p>
+            <w:pPr>
+              <w:spacing w:before="0" w:after="30" w:line="240" w:lineRule="auto"/>
+            </w:pPr>
+            <w:r>
+              <w:rPr>
+                <w:rFonts w:ascii="Segoe UI" w:hAnsi="Segoe UI"/>
+                <w:color w:val="19322B"/>
+                <w:sz w:val="16"/>
+              </w:rPr>
+              <w:t>1.4</w:t>
+            </w:r>
+          </w:p>
+        </w:tc>
+        <w:tc>
+          <w:tcPr>
+            <w:tcW w:type="dxa" w:w="3580"/>
+            <w:vAlign w:val="center"/>
+          </w:tcPr>
+          <w:p>
+            <w:pPr>
+              <w:spacing w:before="0" w:after="30" w:line="240" w:lineRule="auto"/>
+            </w:pPr>
+            <w:r>
+              <w:rPr>
+                <w:rFonts w:ascii="Segoe UI" w:hAnsi="Segoe UI"/>
+                <w:color w:val="19322B"/>
+                <w:sz w:val="16"/>
+              </w:rPr>
+              <w:t>Added the responsive embedded-video and companion-audio standard for resource articles.</w:t>
             </w:r>
           </w:p>
         </w:tc>

--- a/docs/tech-admin/Hope-Sojourns-Style-Guide.docx
+++ b/docs/tech-admin/Hope-Sojourns-Style-Guide.docx
@@ -130,7 +130,7 @@
           <w:color w:val="60726B"/>
           <w:sz w:val="20"/>
         </w:rPr>
-        <w:t>Version 1.4</w:t>
+        <w:t>Version 1.5</w:t>
       </w:r>
       <w:r>
         <w:rPr>
@@ -7387,6 +7387,117 @@
           <w:color w:val="275D4D"/>
           <w:sz w:val="26"/>
         </w:rPr>
+        <w:t>Resource collection cards</w:t>
+      </w:r>
+    </w:p>
+    <w:p>
+      <w:pPr>
+        <w:keepNext/>
+        <w:keepLines/>
+        <w:numPr>
+          <w:ilvl w:val="0"/>
+          <w:numId w:val="10"/>
+        </w:numPr>
+        <w:spacing w:before="0" w:after="80" w:line="300" w:lineRule="auto"/>
+        <w:ind w:left="540" w:hanging="271"/>
+      </w:pPr>
+      <w:r>
+        <w:rPr>
+          <w:rFonts w:ascii="Segoe UI" w:hAnsi="Segoe UI"/>
+          <w:color w:val="19322B"/>
+          <w:sz w:val="22"/>
+        </w:rPr>
+        <w:t>When an article, song, video, sermon, or other media item shares one title and one central theme, prefer a single collection card over several sibling tiles.</w:t>
+      </w:r>
+    </w:p>
+    <w:p>
+      <w:pPr>
+        <w:keepLines/>
+        <w:numPr>
+          <w:ilvl w:val="0"/>
+          <w:numId w:val="10"/>
+        </w:numPr>
+        <w:spacing w:before="0" w:after="80" w:line="300" w:lineRule="auto"/>
+        <w:ind w:left="540" w:hanging="271"/>
+      </w:pPr>
+      <w:r>
+        <w:rPr>
+          <w:rFonts w:ascii="Segoe UI" w:hAnsi="Segoe UI"/>
+          <w:color w:val="19322B"/>
+          <w:sz w:val="22"/>
+        </w:rPr>
+        <w:t>Give each item inside the collection a clear type label, a short description, and a descriptive action. Audio items may use labeled native controls inside the card.</w:t>
+      </w:r>
+    </w:p>
+    <w:p>
+      <w:pPr>
+        <w:keepLines/>
+        <w:numPr>
+          <w:ilvl w:val="0"/>
+          <w:numId w:val="10"/>
+        </w:numPr>
+        <w:spacing w:before="0" w:after="80" w:line="300" w:lineRule="auto"/>
+        <w:ind w:left="540" w:hanging="271"/>
+      </w:pPr>
+      <w:r>
+        <w:rPr>
+          <w:rFonts w:ascii="Segoe UI" w:hAnsi="Segoe UI"/>
+          <w:color w:val="19322B"/>
+          <w:sz w:val="22"/>
+        </w:rPr>
+        <w:t>Use a full-width featured layout when the bundled actions would make paired cards uneven or cramped.</w:t>
+      </w:r>
+    </w:p>
+    <w:p>
+      <w:pPr>
+        <w:keepNext/>
+        <w:keepLines/>
+        <w:numPr>
+          <w:ilvl w:val="0"/>
+          <w:numId w:val="10"/>
+        </w:numPr>
+        <w:spacing w:before="0" w:after="80" w:line="300" w:lineRule="auto"/>
+        <w:ind w:left="540" w:hanging="271"/>
+      </w:pPr>
+      <w:r>
+        <w:rPr>
+          <w:rFonts w:ascii="Segoe UI" w:hAnsi="Segoe UI"/>
+          <w:color w:val="19322B"/>
+          <w:sz w:val="22"/>
+        </w:rPr>
+        <w:t>Search and type filters should recognize the items inside the collection while returning the collection card only once.</w:t>
+      </w:r>
+    </w:p>
+    <w:p>
+      <w:pPr>
+        <w:keepLines/>
+        <w:numPr>
+          <w:ilvl w:val="0"/>
+          <w:numId w:val="10"/>
+        </w:numPr>
+        <w:spacing w:before="0" w:after="80" w:line="300" w:lineRule="auto"/>
+        <w:ind w:left="540" w:hanging="271"/>
+      </w:pPr>
+      <w:r>
+        <w:rPr>
+          <w:rFonts w:ascii="Segoe UI" w:hAnsi="Segoe UI"/>
+          <w:color w:val="19322B"/>
+          <w:sz w:val="22"/>
+        </w:rPr>
+        <w:t>On narrow screens, keep the collection as one stacked card with controls and links contained within its width.</w:t>
+      </w:r>
+    </w:p>
+    <w:p>
+      <w:pPr>
+        <w:pStyle w:val="Heading2"/>
+      </w:pPr>
+      <w:r>
+        <w:rPr>
+          <w:rFonts w:ascii="Georgia" w:hAnsi="Georgia"/>
+          <w:b/>
+          <w:color w:val="275D4D"/>
+          <w:sz w:val="26"/>
+        </w:rPr>
         <w:t>Forms</w:t>
       </w:r>
     </w:p>
@@ -9839,6 +9950,68 @@
                 <w:sz w:val="18"/>
               </w:rPr>
               <w:t>Change</w:t>
+            </w:r>
+          </w:p>
+        </w:tc>
+      </w:tr>
+      <w:tr>
+        <w:trPr>
+          <w:cantSplit/>
+        </w:trPr>
+        <w:tc>
+          <w:tcPr>
+            <w:tcW w:type="dxa" w:w="2200"/>
+            <w:vAlign w:val="center"/>
+          </w:tcPr>
+          <w:p>
+            <w:pPr>
+              <w:spacing w:before="0" w:after="30" w:line="240" w:lineRule="auto"/>
+            </w:pPr>
+            <w:r>
+              <w:rPr>
+                <w:rFonts w:ascii="Segoe UI" w:hAnsi="Segoe UI"/>
+                <w:color w:val="19322B"/>
+                <w:sz w:val="16"/>
+              </w:rPr>
+              <w:t>2026-08-29</w:t>
+            </w:r>
+          </w:p>
+        </w:tc>
+        <w:tc>
+          <w:tcPr>
+            <w:tcW w:type="dxa" w:w="3580"/>
+            <w:vAlign w:val="center"/>
+          </w:tcPr>
+          <w:p>
+            <w:pPr>
+              <w:spacing w:before="0" w:after="30" w:line="240" w:lineRule="auto"/>
+            </w:pPr>
+            <w:r>
+              <w:rPr>
+                <w:rFonts w:ascii="Segoe UI" w:hAnsi="Segoe UI"/>
+                <w:color w:val="19322B"/>
+                <w:sz w:val="16"/>
+              </w:rPr>
+              <w:t>1.5</w:t>
+            </w:r>
+          </w:p>
+        </w:tc>
+        <w:tc>
+          <w:tcPr>
+            <w:tcW w:type="dxa" w:w="3580"/>
+            <w:vAlign w:val="center"/>
+          </w:tcPr>
+          <w:p>
+            <w:pPr>
+              <w:spacing w:before="0" w:after="30" w:line="240" w:lineRule="auto"/>
+            </w:pPr>
+            <w:r>
+              <w:rPr>
+                <w:rFonts w:ascii="Segoe UI" w:hAnsi="Segoe UI"/>
+                <w:color w:val="19322B"/>
+                <w:sz w:val="16"/>
+              </w:rPr>
+              <w:t>Added the single-card resource collection standard for related articles, songs, videos, and sermons.</w:t>
             </w:r>
           </w:p>
         </w:tc>

--- a/docs/tech-admin/Hope-Sojourns-Style-Guide.docx
+++ b/docs/tech-admin/Hope-Sojourns-Style-Guide.docx
@@ -130,7 +130,7 @@
           <w:color w:val="60726B"/>
           <w:sz w:val="20"/>
         </w:rPr>
-        <w:t>Version 1.5</w:t>
+        <w:t>Version 1.7</w:t>
       </w:r>
       <w:r>
         <w:rPr>
@@ -146,7 +146,7 @@
           <w:color w:val="60726B"/>
           <w:sz w:val="20"/>
         </w:rPr>
-        <w:t>Last reviewed August 29, 2026</w:t>
+        <w:t>Last reviewed August 30, 2026</w:t>
       </w:r>
     </w:p>
     <w:p>
@@ -7956,7 +7956,7 @@
           <w:color w:val="275D4D"/>
           <w:sz w:val="26"/>
         </w:rPr>
-        <w:t>Dialogs and lightboxes</w:t>
+        <w:t>Admin ledger and contact-batch workspace</w:t>
       </w:r>
     </w:p>
     <w:p>
@@ -7976,24 +7976,159 @@
           <w:color w:val="19322B"/>
           <w:sz w:val="22"/>
         </w:rPr>
-        <w:t xml:space="preserve">Use semantic </w:t>
-      </w:r>
-      <w:r>
-        <w:rPr>
-          <w:rFonts w:ascii="Consolas" w:hAnsi="Consolas"/>
-          <w:color w:val="173F35"/>
-          <w:sz w:val="20"/>
-          <w:shd w:fill="EDF5F1"/>
-        </w:rPr>
-        <w:t>&lt;dialog&gt;</w:t>
-      </w:r>
+        <w:t>Present the ledger as a dedicated top-level portal tab, not as a secondary control inside the CSM inbox. The inbox is for reviewing incoming CSM transactions; the ledger is the complete financial record.</w:t>
+      </w:r>
+    </w:p>
+    <w:p>
+      <w:pPr>
+        <w:keepLines/>
+        <w:numPr>
+          <w:ilvl w:val="0"/>
+          <w:numId w:val="10"/>
+        </w:numPr>
+        <w:spacing w:before="0" w:after="80" w:line="300" w:lineRule="auto"/>
+        <w:ind w:left="540" w:hanging="271"/>
+      </w:pPr>
       <w:r>
         <w:rPr>
           <w:rFonts w:ascii="Segoe UI" w:hAnsi="Segoe UI"/>
           <w:color w:val="19322B"/>
           <w:sz w:val="22"/>
         </w:rPr>
-        <w:t xml:space="preserve"> where practical and provide an obvious close action.</w:t>
+        <w:t>Lead with income, expense, balance, and entry-count summary cards. Balance receives the dark-forest emphasis; a negative balance may use the established error color, but it must retain the visible label and signed amount.</w:t>
+      </w:r>
+    </w:p>
+    <w:p>
+      <w:pPr>
+        <w:keepLines/>
+        <w:numPr>
+          <w:ilvl w:val="0"/>
+          <w:numId w:val="10"/>
+        </w:numPr>
+        <w:spacing w:before="0" w:after="80" w:line="300" w:lineRule="auto"/>
+        <w:ind w:left="540" w:hanging="271"/>
+      </w:pPr>
+      <w:r>
+        <w:rPr>
+          <w:rFonts w:ascii="Segoe UI" w:hAnsi="Segoe UI"/>
+          <w:color w:val="19322B"/>
+          <w:sz w:val="22"/>
+        </w:rPr>
+        <w:t>Place import, export, and manual-entry actions together in the ledger introduction panel. Use one gold primary action and restrained outline treatments for supporting actions.</w:t>
+      </w:r>
+    </w:p>
+    <w:p>
+      <w:pPr>
+        <w:keepLines/>
+        <w:numPr>
+          <w:ilvl w:val="0"/>
+          <w:numId w:val="10"/>
+        </w:numPr>
+        <w:spacing w:before="0" w:after="80" w:line="300" w:lineRule="auto"/>
+        <w:ind w:left="540" w:hanging="271"/>
+      </w:pPr>
+      <w:r>
+        <w:rPr>
+          <w:rFonts w:ascii="Segoe UI" w:hAnsi="Segoe UI"/>
+          <w:color w:val="19322B"/>
+          <w:sz w:val="22"/>
+        </w:rPr>
+        <w:t>Keep search, year, type, and source filters visibly labeled. At wide sizes they may share one row; below the existing medium and narrow breakpoints they reduce to two columns and then one.</w:t>
+      </w:r>
+    </w:p>
+    <w:p>
+      <w:pPr>
+        <w:keepLines/>
+        <w:numPr>
+          <w:ilvl w:val="0"/>
+          <w:numId w:val="10"/>
+        </w:numPr>
+        <w:spacing w:before="0" w:after="80" w:line="300" w:lineRule="auto"/>
+        <w:ind w:left="540" w:hanging="271"/>
+      </w:pPr>
+      <w:r>
+        <w:rPr>
+          <w:rFonts w:ascii="Segoe UI" w:hAnsi="Segoe UI"/>
+          <w:color w:val="19322B"/>
+          <w:sz w:val="22"/>
+        </w:rPr>
+        <w:t>Financial tables must use explicit text labels for Income and Expense in addition to color. Keep dates, values, names, categories, source, and notes scannable; on narrow screens, contain horizontal scrolling inside the table shell rather than forcing the entire page to overflow.</w:t>
+      </w:r>
+    </w:p>
+    <w:p>
+      <w:pPr>
+        <w:keepLines/>
+        <w:numPr>
+          <w:ilvl w:val="0"/>
+          <w:numId w:val="10"/>
+        </w:numPr>
+        <w:spacing w:before="0" w:after="80" w:line="300" w:lineRule="auto"/>
+        <w:ind w:left="540" w:hanging="271"/>
+      </w:pPr>
+      <w:r>
+        <w:rPr>
+          <w:rFonts w:ascii="Segoe UI" w:hAnsi="Segoe UI"/>
+          <w:color w:val="19322B"/>
+          <w:sz w:val="22"/>
+        </w:rPr>
+        <w:t>Spreadsheet imports require a preview with separate counts for new entries, exact duplicates, sequence conflicts, and rows needing correction. The final action must state that only new rows will be imported.</w:t>
+      </w:r>
+    </w:p>
+    <w:p>
+      <w:pPr>
+        <w:keepLines/>
+        <w:numPr>
+          <w:ilvl w:val="0"/>
+          <w:numId w:val="10"/>
+        </w:numPr>
+        <w:spacing w:before="0" w:after="80" w:line="300" w:lineRule="auto"/>
+        <w:ind w:left="540" w:hanging="271"/>
+      </w:pPr>
+      <w:r>
+        <w:rPr>
+          <w:rFonts w:ascii="Segoe UI" w:hAnsi="Segoe UI"/>
+          <w:color w:val="19322B"/>
+          <w:sz w:val="22"/>
+        </w:rPr>
+        <w:t>Contact selection belongs in the first grid column and must include an accessible per-row name plus a select-visible control. The selected count remains visible above the actions and survives paging or filtering until the action succeeds or the administrator changes the selection.</w:t>
+      </w:r>
+    </w:p>
+    <w:p>
+      <w:pPr>
+        <w:keepLines/>
+        <w:numPr>
+          <w:ilvl w:val="0"/>
+          <w:numId w:val="10"/>
+        </w:numPr>
+        <w:spacing w:before="0" w:after="80" w:line="300" w:lineRule="auto"/>
+        <w:ind w:left="540" w:hanging="271"/>
+      </w:pPr>
+      <w:r>
+        <w:rPr>
+          <w:rFonts w:ascii="Segoe UI" w:hAnsi="Segoe UI"/>
+          <w:color w:val="19322B"/>
+          <w:sz w:val="22"/>
+        </w:rPr>
+        <w:t>Group bulk activity and personalized-document tools by outcome. Use a date and brief-note pair for activity; use a tax year, branded statement action, uploaded Word template, and merge action for documents.</w:t>
+      </w:r>
+    </w:p>
+    <w:p>
+      <w:pPr>
+        <w:keepLines/>
+        <w:numPr>
+          <w:ilvl w:val="0"/>
+          <w:numId w:val="10"/>
+        </w:numPr>
+        <w:spacing w:before="0" w:after="80" w:line="300" w:lineRule="auto"/>
+        <w:ind w:left="540" w:hanging="271"/>
+      </w:pPr>
+      <w:r>
+        <w:rPr>
+          <w:rFonts w:ascii="Segoe UI" w:hAnsi="Segoe UI"/>
+          <w:color w:val="19322B"/>
+          <w:sz w:val="22"/>
+        </w:rPr>
+        <w:t>At narrow widths, bulk fields and actions stack in a logical reading order and primary buttons fill the available width. Keep the data grid in a contained horizontal-scrolling shell.</w:t>
       </w:r>
     </w:p>
     <w:p>
@@ -8013,7 +8148,7 @@
           <w:color w:val="19322B"/>
           <w:sz w:val="22"/>
         </w:rPr>
-        <w:t>Trap attention through the native dialog behavior rather than visual obstruction alone.</w:t>
+        <w:t>Long-running import and document actions need visible working text, success or error status, and disabled repeat actions while processing.</w:t>
       </w:r>
     </w:p>
     <w:p>
@@ -8032,21 +8167,7 @@
           <w:color w:val="19322B"/>
           <w:sz w:val="22"/>
         </w:rPr>
-        <w:t>Photo viewing retains captions, position information, previous/next controls, and keyboard support.</w:t>
-      </w:r>
-    </w:p>
-    <w:p>
-      <w:pPr>
-        <w:pStyle w:val="Heading1"/>
-      </w:pPr>
-      <w:r>
-        <w:rPr>
-          <w:rFonts w:ascii="Georgia" w:hAnsi="Georgia"/>
-          <w:b/>
-          <w:color w:val="173F35"/>
-          <w:sz w:val="32"/>
-        </w:rPr>
-        <w:t>9. Photography and media</w:t>
+        <w:t>Downloaded spreadsheets and Word files are operational artifacts. Preserve branded document styles, clear filenames, readable totals, and an accompanying manifest when a batch can contain exceptions.</w:t>
       </w:r>
     </w:p>
     <w:p>
@@ -8060,7 +8181,7 @@
           <w:color w:val="275D4D"/>
           <w:sz w:val="26"/>
         </w:rPr>
-        <w:t>Image direction</w:t>
+        <w:t>Dialogs and lightboxes</w:t>
       </w:r>
     </w:p>
     <w:p>
@@ -8080,45 +8201,24 @@
           <w:color w:val="19322B"/>
           <w:sz w:val="22"/>
         </w:rPr>
-        <w:t>Prefer candid, authentic images that show people participating, listening, working, worshiping, traveling, and building relationships.</w:t>
-      </w:r>
-    </w:p>
-    <w:p>
-      <w:pPr>
-        <w:keepLines/>
-        <w:numPr>
-          <w:ilvl w:val="0"/>
-          <w:numId w:val="10"/>
-        </w:numPr>
-        <w:spacing w:before="0" w:after="80" w:line="300" w:lineRule="auto"/>
-        <w:ind w:left="540" w:hanging="271"/>
-      </w:pPr>
+        <w:t xml:space="preserve">Use semantic </w:t>
+      </w:r>
+      <w:r>
+        <w:rPr>
+          <w:rFonts w:ascii="Consolas" w:hAnsi="Consolas"/>
+          <w:color w:val="173F35"/>
+          <w:sz w:val="20"/>
+          <w:shd w:fill="EDF5F1"/>
+        </w:rPr>
+        <w:t>&lt;dialog&gt;</w:t>
+      </w:r>
       <w:r>
         <w:rPr>
           <w:rFonts w:ascii="Segoe UI" w:hAnsi="Segoe UI"/>
           <w:color w:val="19322B"/>
           <w:sz w:val="22"/>
         </w:rPr>
-        <w:t>Favor context and shared activity over posed “hero” imagery.</w:t>
-      </w:r>
-    </w:p>
-    <w:p>
-      <w:pPr>
-        <w:keepLines/>
-        <w:numPr>
-          <w:ilvl w:val="0"/>
-          <w:numId w:val="10"/>
-        </w:numPr>
-        <w:spacing w:before="0" w:after="80" w:line="300" w:lineRule="auto"/>
-        <w:ind w:left="540" w:hanging="271"/>
-      </w:pPr>
-      <w:r>
-        <w:rPr>
-          <w:rFonts w:ascii="Segoe UI" w:hAnsi="Segoe UI"/>
-          <w:color w:val="19322B"/>
-          <w:sz w:val="22"/>
-        </w:rPr>
-        <w:t>Represent communities with dignity and agency. Avoid images that turn poverty, displacement, disability, or children into emotional leverage.</w:t>
+        <w:t xml:space="preserve"> where practical and provide an obvious close action.</w:t>
       </w:r>
     </w:p>
     <w:p>
@@ -8138,7 +8238,7 @@
           <w:color w:val="19322B"/>
           <w:sz w:val="22"/>
         </w:rPr>
-        <w:t>Do not imply that visitors are the center of a local ministry’s story.</w:t>
+        <w:t>Trap attention through the native dialog behavior rather than visual obstruction alone.</w:t>
       </w:r>
     </w:p>
     <w:p>
@@ -8157,7 +8257,21 @@
           <w:color w:val="19322B"/>
           <w:sz w:val="22"/>
         </w:rPr>
-        <w:t>Obtain appropriate permission for identifiable people, especially minors or people in vulnerable circumstances.</w:t>
+        <w:t>Photo viewing retains captions, position information, previous/next controls, and keyboard support.</w:t>
+      </w:r>
+    </w:p>
+    <w:p>
+      <w:pPr>
+        <w:pStyle w:val="Heading1"/>
+      </w:pPr>
+      <w:r>
+        <w:rPr>
+          <w:rFonts w:ascii="Georgia" w:hAnsi="Georgia"/>
+          <w:b/>
+          <w:color w:val="173F35"/>
+          <w:sz w:val="32"/>
+        </w:rPr>
+        <w:t>9. Photography and media</w:t>
       </w:r>
     </w:p>
     <w:p>
@@ -8171,7 +8285,7 @@
           <w:color w:val="275D4D"/>
           <w:sz w:val="26"/>
         </w:rPr>
-        <w:t>Technical image standards</w:t>
+        <w:t>Image direction</w:t>
       </w:r>
     </w:p>
     <w:p>
@@ -8191,24 +8305,7 @@
           <w:color w:val="19322B"/>
           <w:sz w:val="22"/>
         </w:rPr>
-        <w:t xml:space="preserve">Store core site imagery under </w:t>
-      </w:r>
-      <w:r>
-        <w:rPr>
-          <w:rFonts w:ascii="Consolas" w:hAnsi="Consolas"/>
-          <w:color w:val="173F35"/>
-          <w:sz w:val="20"/>
-          <w:shd w:fill="EDF5F1"/>
-        </w:rPr>
-        <w:t>/assets</w:t>
-      </w:r>
-      <w:r>
-        <w:rPr>
-          <w:rFonts w:ascii="Segoe UI" w:hAnsi="Segoe UI"/>
-          <w:color w:val="19322B"/>
-          <w:sz w:val="22"/>
-        </w:rPr>
-        <w:t xml:space="preserve"> with lowercase, hyphenated, descriptive filenames.</w:t>
+        <w:t>Prefer candid, authentic images that show people participating, listening, working, worshiping, traveling, and building relationships.</w:t>
       </w:r>
     </w:p>
     <w:p>
@@ -8227,7 +8324,7 @@
           <w:color w:val="19322B"/>
           <w:sz w:val="22"/>
         </w:rPr>
-        <w:t>Provide meaningful alt text that explains the image’s purpose in context. Use empty alt text only for truly decorative images.</w:t>
+        <w:t>Favor context and shared activity over posed “hero” imagery.</w:t>
       </w:r>
     </w:p>
     <w:p>
@@ -8246,62 +8343,7 @@
           <w:color w:val="19322B"/>
           <w:sz w:val="22"/>
         </w:rPr>
-        <w:t>Resize and compress images to the largest size actually needed; do not ship camera-original dimensions without a reason.</w:t>
-      </w:r>
-    </w:p>
-    <w:p>
-      <w:pPr>
-        <w:keepLines/>
-        <w:numPr>
-          <w:ilvl w:val="0"/>
-          <w:numId w:val="10"/>
-        </w:numPr>
-        <w:spacing w:before="0" w:after="80" w:line="300" w:lineRule="auto"/>
-        <w:ind w:left="540" w:hanging="271"/>
-      </w:pPr>
-      <w:r>
-        <w:rPr>
-          <w:rFonts w:ascii="Segoe UI" w:hAnsi="Segoe UI"/>
-          <w:color w:val="19322B"/>
-          <w:sz w:val="22"/>
-        </w:rPr>
-        <w:t xml:space="preserve">Preserve aspect ratio and use </w:t>
-      </w:r>
-      <w:r>
-        <w:rPr>
-          <w:rFonts w:ascii="Consolas" w:hAnsi="Consolas"/>
-          <w:color w:val="173F35"/>
-          <w:sz w:val="20"/>
-          <w:shd w:fill="EDF5F1"/>
-        </w:rPr>
-        <w:t>object-fit: cover</w:t>
-      </w:r>
-      <w:r>
-        <w:rPr>
-          <w:rFonts w:ascii="Segoe UI" w:hAnsi="Segoe UI"/>
-          <w:color w:val="19322B"/>
-          <w:sz w:val="22"/>
-        </w:rPr>
-        <w:t xml:space="preserve"> only when cropping is intentional.</w:t>
-      </w:r>
-    </w:p>
-    <w:p>
-      <w:pPr>
-        <w:keepLines/>
-        <w:numPr>
-          <w:ilvl w:val="0"/>
-          <w:numId w:val="10"/>
-        </w:numPr>
-        <w:spacing w:before="0" w:after="80" w:line="300" w:lineRule="auto"/>
-        <w:ind w:left="540" w:hanging="271"/>
-      </w:pPr>
-      <w:r>
-        <w:rPr>
-          <w:rFonts w:ascii="Segoe UI" w:hAnsi="Segoe UI"/>
-          <w:color w:val="19322B"/>
-          <w:sz w:val="22"/>
-        </w:rPr>
-        <w:t>Keep important faces, text, and landmarks away from crop-sensitive edges.</w:t>
+        <w:t>Represent communities with dignity and agency. Avoid images that turn poverty, displacement, disability, or children into emotional leverage.</w:t>
       </w:r>
     </w:p>
     <w:p>
@@ -8321,24 +8363,7 @@
           <w:color w:val="19322B"/>
           <w:sz w:val="22"/>
         </w:rPr>
-        <w:t xml:space="preserve">Gallery images and captions belong in </w:t>
-      </w:r>
-      <w:r>
-        <w:rPr>
-          <w:rFonts w:ascii="Consolas" w:hAnsi="Consolas"/>
-          <w:color w:val="173F35"/>
-          <w:sz w:val="20"/>
-          <w:shd w:fill="EDF5F1"/>
-        </w:rPr>
-        <w:t>/past-trips/gallery/gallery-data.json</w:t>
-      </w:r>
-      <w:r>
-        <w:rPr>
-          <w:rFonts w:ascii="Segoe UI" w:hAnsi="Segoe UI"/>
-          <w:color w:val="19322B"/>
-          <w:sz w:val="22"/>
-        </w:rPr>
-        <w:t>.</w:t>
+        <w:t>Do not imply that visitors are the center of a local ministry’s story.</w:t>
       </w:r>
     </w:p>
     <w:p>
@@ -8357,24 +8382,7 @@
           <w:color w:val="19322B"/>
           <w:sz w:val="22"/>
         </w:rPr>
-        <w:t xml:space="preserve">Large video-production sources under </w:t>
-      </w:r>
-      <w:r>
-        <w:rPr>
-          <w:rFonts w:ascii="Consolas" w:hAnsi="Consolas"/>
-          <w:color w:val="173F35"/>
-          <w:sz w:val="20"/>
-          <w:shd w:fill="EDF5F1"/>
-        </w:rPr>
-        <w:t>/DoYouSeeMeMusicVideo</w:t>
-      </w:r>
-      <w:r>
-        <w:rPr>
-          <w:rFonts w:ascii="Segoe UI" w:hAnsi="Segoe UI"/>
-          <w:color w:val="19322B"/>
-          <w:sz w:val="22"/>
-        </w:rPr>
-        <w:t xml:space="preserve"> are production materials, not normal website assets.</w:t>
+        <w:t>Obtain appropriate permission for identifiable people, especially minors or people in vulnerable circumstances.</w:t>
       </w:r>
     </w:p>
     <w:p>
@@ -8388,7 +8396,7 @@
           <w:color w:val="275D4D"/>
           <w:sz w:val="26"/>
         </w:rPr>
-        <w:t>Embedded video and companion audio</w:t>
+        <w:t>Technical image standards</w:t>
       </w:r>
     </w:p>
     <w:p>
@@ -8408,7 +8416,7 @@
           <w:color w:val="19322B"/>
           <w:sz w:val="22"/>
         </w:rPr>
-        <w:t xml:space="preserve">Use YouTube's privacy-enhanced </w:t>
+        <w:t xml:space="preserve">Store core site imagery under </w:t>
       </w:r>
       <w:r>
         <w:rPr>
@@ -8417,7 +8425,7 @@
           <w:sz w:val="20"/>
           <w:shd w:fill="EDF5F1"/>
         </w:rPr>
-        <w:t>youtube-nocookie.com</w:t>
+        <w:t>/assets</w:t>
       </w:r>
       <w:r>
         <w:rPr>
@@ -8425,7 +8433,7 @@
           <w:color w:val="19322B"/>
           <w:sz w:val="22"/>
         </w:rPr>
-        <w:t xml:space="preserve"> host for embedded players.</w:t>
+        <w:t xml:space="preserve"> with lowercase, hyphenated, descriptive filenames.</w:t>
       </w:r>
     </w:p>
     <w:p>
@@ -8444,7 +8452,243 @@
           <w:color w:val="19322B"/>
           <w:sz w:val="22"/>
         </w:rPr>
+        <w:t>Provide meaningful alt text that explains the image’s purpose in context. Use empty alt text only for truly decorative images.</w:t>
+      </w:r>
+    </w:p>
+    <w:p>
+      <w:pPr>
+        <w:keepLines/>
+        <w:numPr>
+          <w:ilvl w:val="0"/>
+          <w:numId w:val="10"/>
+        </w:numPr>
+        <w:spacing w:before="0" w:after="80" w:line="300" w:lineRule="auto"/>
+        <w:ind w:left="540" w:hanging="271"/>
+      </w:pPr>
+      <w:r>
+        <w:rPr>
+          <w:rFonts w:ascii="Segoe UI" w:hAnsi="Segoe UI"/>
+          <w:color w:val="19322B"/>
+          <w:sz w:val="22"/>
+        </w:rPr>
+        <w:t>Resize and compress images to the largest size actually needed; do not ship camera-original dimensions without a reason.</w:t>
+      </w:r>
+    </w:p>
+    <w:p>
+      <w:pPr>
+        <w:keepLines/>
+        <w:numPr>
+          <w:ilvl w:val="0"/>
+          <w:numId w:val="10"/>
+        </w:numPr>
+        <w:spacing w:before="0" w:after="80" w:line="300" w:lineRule="auto"/>
+        <w:ind w:left="540" w:hanging="271"/>
+      </w:pPr>
+      <w:r>
+        <w:rPr>
+          <w:rFonts w:ascii="Segoe UI" w:hAnsi="Segoe UI"/>
+          <w:color w:val="19322B"/>
+          <w:sz w:val="22"/>
+        </w:rPr>
+        <w:t xml:space="preserve">Preserve aspect ratio and use </w:t>
+      </w:r>
+      <w:r>
+        <w:rPr>
+          <w:rFonts w:ascii="Consolas" w:hAnsi="Consolas"/>
+          <w:color w:val="173F35"/>
+          <w:sz w:val="20"/>
+          <w:shd w:fill="EDF5F1"/>
+        </w:rPr>
+        <w:t>object-fit: cover</w:t>
+      </w:r>
+      <w:r>
+        <w:rPr>
+          <w:rFonts w:ascii="Segoe UI" w:hAnsi="Segoe UI"/>
+          <w:color w:val="19322B"/>
+          <w:sz w:val="22"/>
+        </w:rPr>
+        <w:t xml:space="preserve"> only when cropping is intentional.</w:t>
+      </w:r>
+    </w:p>
+    <w:p>
+      <w:pPr>
+        <w:keepLines/>
+        <w:numPr>
+          <w:ilvl w:val="0"/>
+          <w:numId w:val="10"/>
+        </w:numPr>
+        <w:spacing w:before="0" w:after="80" w:line="300" w:lineRule="auto"/>
+        <w:ind w:left="540" w:hanging="271"/>
+      </w:pPr>
+      <w:r>
+        <w:rPr>
+          <w:rFonts w:ascii="Segoe UI" w:hAnsi="Segoe UI"/>
+          <w:color w:val="19322B"/>
+          <w:sz w:val="22"/>
+        </w:rPr>
+        <w:t>Keep important faces, text, and landmarks away from crop-sensitive edges.</w:t>
+      </w:r>
+    </w:p>
+    <w:p>
+      <w:pPr>
+        <w:keepNext/>
+        <w:keepLines/>
+        <w:numPr>
+          <w:ilvl w:val="0"/>
+          <w:numId w:val="10"/>
+        </w:numPr>
+        <w:spacing w:before="0" w:after="80" w:line="300" w:lineRule="auto"/>
+        <w:ind w:left="540" w:hanging="271"/>
+      </w:pPr>
+      <w:r>
+        <w:rPr>
+          <w:rFonts w:ascii="Segoe UI" w:hAnsi="Segoe UI"/>
+          <w:color w:val="19322B"/>
+          <w:sz w:val="22"/>
+        </w:rPr>
+        <w:t xml:space="preserve">Gallery images and captions belong in </w:t>
+      </w:r>
+      <w:r>
+        <w:rPr>
+          <w:rFonts w:ascii="Consolas" w:hAnsi="Consolas"/>
+          <w:color w:val="173F35"/>
+          <w:sz w:val="20"/>
+          <w:shd w:fill="EDF5F1"/>
+        </w:rPr>
+        <w:t>/past-trips/gallery/gallery-data.json</w:t>
+      </w:r>
+      <w:r>
+        <w:rPr>
+          <w:rFonts w:ascii="Segoe UI" w:hAnsi="Segoe UI"/>
+          <w:color w:val="19322B"/>
+          <w:sz w:val="22"/>
+        </w:rPr>
+        <w:t>.</w:t>
+      </w:r>
+    </w:p>
+    <w:p>
+      <w:pPr>
+        <w:keepLines/>
+        <w:numPr>
+          <w:ilvl w:val="0"/>
+          <w:numId w:val="10"/>
+        </w:numPr>
+        <w:spacing w:before="0" w:after="80" w:line="300" w:lineRule="auto"/>
+        <w:ind w:left="540" w:hanging="271"/>
+      </w:pPr>
+      <w:r>
+        <w:rPr>
+          <w:rFonts w:ascii="Segoe UI" w:hAnsi="Segoe UI"/>
+          <w:color w:val="19322B"/>
+          <w:sz w:val="22"/>
+        </w:rPr>
+        <w:t xml:space="preserve">Large video-production sources under </w:t>
+      </w:r>
+      <w:r>
+        <w:rPr>
+          <w:rFonts w:ascii="Consolas" w:hAnsi="Consolas"/>
+          <w:color w:val="173F35"/>
+          <w:sz w:val="20"/>
+          <w:shd w:fill="EDF5F1"/>
+        </w:rPr>
+        <w:t>/DoYouSeeMeMusicVideo</w:t>
+      </w:r>
+      <w:r>
+        <w:rPr>
+          <w:rFonts w:ascii="Segoe UI" w:hAnsi="Segoe UI"/>
+          <w:color w:val="19322B"/>
+          <w:sz w:val="22"/>
+        </w:rPr>
+        <w:t xml:space="preserve"> are production materials, not normal website assets.</w:t>
+      </w:r>
+    </w:p>
+    <w:p>
+      <w:pPr>
+        <w:pStyle w:val="Heading2"/>
+      </w:pPr>
+      <w:r>
+        <w:rPr>
+          <w:rFonts w:ascii="Georgia" w:hAnsi="Georgia"/>
+          <w:b/>
+          <w:color w:val="275D4D"/>
+          <w:sz w:val="26"/>
+        </w:rPr>
+        <w:t>Embedded video and companion audio</w:t>
+      </w:r>
+    </w:p>
+    <w:p>
+      <w:pPr>
+        <w:keepNext/>
+        <w:keepLines/>
+        <w:numPr>
+          <w:ilvl w:val="0"/>
+          <w:numId w:val="10"/>
+        </w:numPr>
+        <w:spacing w:before="0" w:after="80" w:line="300" w:lineRule="auto"/>
+        <w:ind w:left="540" w:hanging="271"/>
+      </w:pPr>
+      <w:r>
+        <w:rPr>
+          <w:rFonts w:ascii="Segoe UI" w:hAnsi="Segoe UI"/>
+          <w:color w:val="19322B"/>
+          <w:sz w:val="22"/>
+        </w:rPr>
+        <w:t xml:space="preserve">Use YouTube's privacy-enhanced </w:t>
+      </w:r>
+      <w:r>
+        <w:rPr>
+          <w:rFonts w:ascii="Consolas" w:hAnsi="Consolas"/>
+          <w:color w:val="173F35"/>
+          <w:sz w:val="20"/>
+          <w:shd w:fill="EDF5F1"/>
+        </w:rPr>
+        <w:t>youtube-nocookie.com</w:t>
+      </w:r>
+      <w:r>
+        <w:rPr>
+          <w:rFonts w:ascii="Segoe UI" w:hAnsi="Segoe UI"/>
+          <w:color w:val="19322B"/>
+          <w:sz w:val="22"/>
+        </w:rPr>
+        <w:t xml:space="preserve"> host for embedded players.</w:t>
+      </w:r>
+    </w:p>
+    <w:p>
+      <w:pPr>
+        <w:keepLines/>
+        <w:numPr>
+          <w:ilvl w:val="0"/>
+          <w:numId w:val="10"/>
+        </w:numPr>
+        <w:spacing w:before="0" w:after="80" w:line="300" w:lineRule="auto"/>
+        <w:ind w:left="540" w:hanging="271"/>
+      </w:pPr>
+      <w:r>
+        <w:rPr>
+          <w:rFonts w:ascii="Segoe UI" w:hAnsi="Segoe UI"/>
+          <w:color w:val="19322B"/>
+          <w:sz w:val="22"/>
+        </w:rPr>
         <w:t>Keep embedded video responsive at a 16:9 aspect ratio, provide a descriptive iframe title, allow full-screen playback, and include an external YouTube link as a fallback.</w:t>
+      </w:r>
+    </w:p>
+    <w:p>
+      <w:pPr>
+        <w:keepLines/>
+        <w:numPr>
+          <w:ilvl w:val="0"/>
+          <w:numId w:val="10"/>
+        </w:numPr>
+        <w:spacing w:before="0" w:after="80" w:line="300" w:lineRule="auto"/>
+        <w:ind w:left="540" w:hanging="271"/>
+      </w:pPr>
+      <w:r>
+        <w:rPr>
+          <w:rFonts w:ascii="Segoe UI" w:hAnsi="Segoe UI"/>
+          <w:color w:val="19322B"/>
+          <w:sz w:val="22"/>
+        </w:rPr>
+        <w:t>Render YouTube video resources as embedded players inside their resource-library cards instead of requiring visitors to leave the site. In an intentionally ordered collection, place the video where its action appears; use the final position when the video should conclude the sequence after the sermon or other companion material.</w:t>
       </w:r>
     </w:p>
     <w:p>
@@ -9950,6 +10194,130 @@
                 <w:sz w:val="18"/>
               </w:rPr>
               <w:t>Change</w:t>
+            </w:r>
+          </w:p>
+        </w:tc>
+      </w:tr>
+      <w:tr>
+        <w:trPr>
+          <w:cantSplit/>
+        </w:trPr>
+        <w:tc>
+          <w:tcPr>
+            <w:tcW w:type="dxa" w:w="2200"/>
+            <w:vAlign w:val="center"/>
+          </w:tcPr>
+          <w:p>
+            <w:pPr>
+              <w:spacing w:before="0" w:after="30" w:line="240" w:lineRule="auto"/>
+            </w:pPr>
+            <w:r>
+              <w:rPr>
+                <w:rFonts w:ascii="Segoe UI" w:hAnsi="Segoe UI"/>
+                <w:color w:val="19322B"/>
+                <w:sz w:val="16"/>
+              </w:rPr>
+              <w:t>2026-08-30</w:t>
+            </w:r>
+          </w:p>
+        </w:tc>
+        <w:tc>
+          <w:tcPr>
+            <w:tcW w:type="dxa" w:w="3580"/>
+            <w:vAlign w:val="center"/>
+          </w:tcPr>
+          <w:p>
+            <w:pPr>
+              <w:spacing w:before="0" w:after="30" w:line="240" w:lineRule="auto"/>
+            </w:pPr>
+            <w:r>
+              <w:rPr>
+                <w:rFonts w:ascii="Segoe UI" w:hAnsi="Segoe UI"/>
+                <w:color w:val="19322B"/>
+                <w:sz w:val="16"/>
+              </w:rPr>
+              <w:t>1.7</w:t>
+            </w:r>
+          </w:p>
+        </w:tc>
+        <w:tc>
+          <w:tcPr>
+            <w:tcW w:type="dxa" w:w="3580"/>
+            <w:vAlign w:val="center"/>
+          </w:tcPr>
+          <w:p>
+            <w:pPr>
+              <w:spacing w:before="0" w:after="30" w:line="240" w:lineRule="auto"/>
+            </w:pPr>
+            <w:r>
+              <w:rPr>
+                <w:rFonts w:ascii="Segoe UI" w:hAnsi="Segoe UI"/>
+                <w:color w:val="19322B"/>
+                <w:sz w:val="16"/>
+              </w:rPr>
+              <w:t>Added responsive unified-ledger, spreadsheet-import preview, bulk contact selection, activity-update, and personalized-document interface standards.</w:t>
+            </w:r>
+          </w:p>
+        </w:tc>
+      </w:tr>
+      <w:tr>
+        <w:trPr>
+          <w:cantSplit/>
+        </w:trPr>
+        <w:tc>
+          <w:tcPr>
+            <w:tcW w:type="dxa" w:w="2200"/>
+            <w:vAlign w:val="center"/>
+          </w:tcPr>
+          <w:p>
+            <w:pPr>
+              <w:spacing w:before="0" w:after="30" w:line="240" w:lineRule="auto"/>
+            </w:pPr>
+            <w:r>
+              <w:rPr>
+                <w:rFonts w:ascii="Segoe UI" w:hAnsi="Segoe UI"/>
+                <w:color w:val="19322B"/>
+                <w:sz w:val="16"/>
+              </w:rPr>
+              <w:t>2026-08-30</w:t>
+            </w:r>
+          </w:p>
+        </w:tc>
+        <w:tc>
+          <w:tcPr>
+            <w:tcW w:type="dxa" w:w="3580"/>
+            <w:vAlign w:val="center"/>
+          </w:tcPr>
+          <w:p>
+            <w:pPr>
+              <w:spacing w:before="0" w:after="30" w:line="240" w:lineRule="auto"/>
+            </w:pPr>
+            <w:r>
+              <w:rPr>
+                <w:rFonts w:ascii="Segoe UI" w:hAnsi="Segoe UI"/>
+                <w:color w:val="19322B"/>
+                <w:sz w:val="16"/>
+              </w:rPr>
+              <w:t>1.6</w:t>
+            </w:r>
+          </w:p>
+        </w:tc>
+        <w:tc>
+          <w:tcPr>
+            <w:tcW w:type="dxa" w:w="3580"/>
+            <w:vAlign w:val="center"/>
+          </w:tcPr>
+          <w:p>
+            <w:pPr>
+              <w:spacing w:before="0" w:after="30" w:line="240" w:lineRule="auto"/>
+            </w:pPr>
+            <w:r>
+              <w:rPr>
+                <w:rFonts w:ascii="Segoe UI" w:hAnsi="Segoe UI"/>
+                <w:color w:val="19322B"/>
+                <w:sz w:val="16"/>
+              </w:rPr>
+              <w:t>Required embedded YouTube players in resource-library cards and documented intentional collection ordering.</w:t>
             </w:r>
           </w:p>
         </w:tc>

--- a/docs/tech-admin/Hope-Sojourns-Style-Guide.docx
+++ b/docs/tech-admin/Hope-Sojourns-Style-Guide.docx
@@ -130,7 +130,7 @@
           <w:color w:val="60726B"/>
           <w:sz w:val="20"/>
         </w:rPr>
-        <w:t>Version 1.7</w:t>
+        <w:t>Version 1.8</w:t>
       </w:r>
       <w:r>
         <w:rPr>
@@ -7976,7 +7976,7 @@
           <w:color w:val="19322B"/>
           <w:sz w:val="22"/>
         </w:rPr>
-        <w:t>Present the ledger as a dedicated top-level portal tab, not as a secondary control inside the CSM inbox. The inbox is for reviewing incoming CSM transactions; the ledger is the complete financial record.</w:t>
+        <w:t>Present the ledger as a dedicated top-level portal tab, not as a secondary control inside the Payment inbox. The Payment inbox is for reviewing incoming Christian Steps/PayPal transactions; the ledger is the complete financial record.</w:t>
       </w:r>
     </w:p>
     <w:p>
@@ -10194,6 +10194,68 @@
                 <w:sz w:val="18"/>
               </w:rPr>
               <w:t>Change</w:t>
+            </w:r>
+          </w:p>
+        </w:tc>
+      </w:tr>
+      <w:tr>
+        <w:trPr>
+          <w:cantSplit/>
+        </w:trPr>
+        <w:tc>
+          <w:tcPr>
+            <w:tcW w:type="dxa" w:w="2200"/>
+            <w:vAlign w:val="center"/>
+          </w:tcPr>
+          <w:p>
+            <w:pPr>
+              <w:spacing w:before="0" w:after="30" w:line="240" w:lineRule="auto"/>
+            </w:pPr>
+            <w:r>
+              <w:rPr>
+                <w:rFonts w:ascii="Segoe UI" w:hAnsi="Segoe UI"/>
+                <w:color w:val="19322B"/>
+                <w:sz w:val="16"/>
+              </w:rPr>
+              <w:t>2026-08-30</w:t>
+            </w:r>
+          </w:p>
+        </w:tc>
+        <w:tc>
+          <w:tcPr>
+            <w:tcW w:type="dxa" w:w="3580"/>
+            <w:vAlign w:val="center"/>
+          </w:tcPr>
+          <w:p>
+            <w:pPr>
+              <w:spacing w:before="0" w:after="30" w:line="240" w:lineRule="auto"/>
+            </w:pPr>
+            <w:r>
+              <w:rPr>
+                <w:rFonts w:ascii="Segoe UI" w:hAnsi="Segoe UI"/>
+                <w:color w:val="19322B"/>
+                <w:sz w:val="16"/>
+              </w:rPr>
+              <w:t>1.8</w:t>
+            </w:r>
+          </w:p>
+        </w:tc>
+        <w:tc>
+          <w:tcPr>
+            <w:tcW w:type="dxa" w:w="3580"/>
+            <w:vAlign w:val="center"/>
+          </w:tcPr>
+          <w:p>
+            <w:pPr>
+              <w:spacing w:before="0" w:after="30" w:line="240" w:lineRule="auto"/>
+            </w:pPr>
+            <w:r>
+              <w:rPr>
+                <w:rFonts w:ascii="Segoe UI" w:hAnsi="Segoe UI"/>
+                <w:color w:val="19322B"/>
+                <w:sz w:val="16"/>
+              </w:rPr>
+              <w:t>Renamed the user-facing CSM inbox to Payment inbox so the portal describes the workspace by purpose rather than by its internal integration.</w:t>
             </w:r>
           </w:p>
         </w:tc>

--- a/docs/tech-admin/Hope-Sojourns-Style-Guide.docx
+++ b/docs/tech-admin/Hope-Sojourns-Style-Guide.docx
@@ -130,7 +130,7 @@
           <w:color w:val="60726B"/>
           <w:sz w:val="20"/>
         </w:rPr>
-        <w:t>Version 1.8</w:t>
+        <w:t>Version 1.9</w:t>
       </w:r>
       <w:r>
         <w:rPr>
@@ -8071,7 +8071,62 @@
           <w:color w:val="19322B"/>
           <w:sz w:val="22"/>
         </w:rPr>
-        <w:t>Spreadsheet imports require a preview with separate counts for new entries, exact duplicates, sequence conflicts, and rows needing correction. The final action must state that only new rows will be imported.</w:t>
+        <w:t>Include Check # as a distinct ledger column. Keep Edit and Delete in a final Actions column, use established outline and danger buttons, and require typed confirmation before permanent deletion.</w:t>
+      </w:r>
+    </w:p>
+    <w:p>
+      <w:pPr>
+        <w:keepLines/>
+        <w:numPr>
+          <w:ilvl w:val="0"/>
+          <w:numId w:val="10"/>
+        </w:numPr>
+        <w:spacing w:before="0" w:after="80" w:line="300" w:lineRule="auto"/>
+        <w:ind w:left="540" w:hanging="271"/>
+      </w:pPr>
+      <w:r>
+        <w:rPr>
+          <w:rFonts w:ascii="Segoe UI" w:hAnsi="Segoe UI"/>
+          <w:color w:val="19322B"/>
+          <w:sz w:val="22"/>
+        </w:rPr>
+        <w:t xml:space="preserve">Spreadsheet imports require a preview with separate counts for new entries, exact duplicates, sequence conflicts, and rows needing correction. Every source field must remain editable in the review table, including sequence number and check number. Provide a select-all control, per-row checkboxes, and an explicit </w:t>
+      </w:r>
+      <w:r>
+        <w:rPr>
+          <w:rFonts w:ascii="Segoe UI" w:hAnsi="Segoe UI"/>
+          <w:b/>
+          <w:color w:val="19322B"/>
+          <w:sz w:val="22"/>
+        </w:rPr>
+        <w:t>Remove selected entries</w:t>
+      </w:r>
+      <w:r>
+        <w:rPr>
+          <w:rFonts w:ascii="Segoe UI" w:hAnsi="Segoe UI"/>
+          <w:color w:val="19322B"/>
+          <w:sz w:val="22"/>
+        </w:rPr>
+        <w:t xml:space="preserve"> action that removes rows only from the current import review.</w:t>
+      </w:r>
+    </w:p>
+    <w:p>
+      <w:pPr>
+        <w:keepLines/>
+        <w:numPr>
+          <w:ilvl w:val="0"/>
+          <w:numId w:val="10"/>
+        </w:numPr>
+        <w:spacing w:before="0" w:after="80" w:line="300" w:lineRule="auto"/>
+        <w:ind w:left="540" w:hanging="271"/>
+      </w:pPr>
+      <w:r>
+        <w:rPr>
+          <w:rFonts w:ascii="Segoe UI" w:hAnsi="Segoe UI"/>
+          <w:color w:val="19322B"/>
+          <w:sz w:val="22"/>
+        </w:rPr>
+        <w:t>The final spreadsheet action must say that reviewed rows will be validated and imported. Keep horizontal overflow inside the review table shell, retain visible field labels through the sticky header and accessible control names, and report which rows were imported or skipped.</w:t>
       </w:r>
     </w:p>
     <w:p>
@@ -10194,6 +10249,68 @@
                 <w:sz w:val="18"/>
               </w:rPr>
               <w:t>Change</w:t>
+            </w:r>
+          </w:p>
+        </w:tc>
+      </w:tr>
+      <w:tr>
+        <w:trPr>
+          <w:cantSplit/>
+        </w:trPr>
+        <w:tc>
+          <w:tcPr>
+            <w:tcW w:type="dxa" w:w="2200"/>
+            <w:vAlign w:val="center"/>
+          </w:tcPr>
+          <w:p>
+            <w:pPr>
+              <w:spacing w:before="0" w:after="30" w:line="240" w:lineRule="auto"/>
+            </w:pPr>
+            <w:r>
+              <w:rPr>
+                <w:rFonts w:ascii="Segoe UI" w:hAnsi="Segoe UI"/>
+                <w:color w:val="19322B"/>
+                <w:sz w:val="16"/>
+              </w:rPr>
+              <w:t>2026-08-30</w:t>
+            </w:r>
+          </w:p>
+        </w:tc>
+        <w:tc>
+          <w:tcPr>
+            <w:tcW w:type="dxa" w:w="3580"/>
+            <w:vAlign w:val="center"/>
+          </w:tcPr>
+          <w:p>
+            <w:pPr>
+              <w:spacing w:before="0" w:after="30" w:line="240" w:lineRule="auto"/>
+            </w:pPr>
+            <w:r>
+              <w:rPr>
+                <w:rFonts w:ascii="Segoe UI" w:hAnsi="Segoe UI"/>
+                <w:color w:val="19322B"/>
+                <w:sz w:val="16"/>
+              </w:rPr>
+              <w:t>1.9</w:t>
+            </w:r>
+          </w:p>
+        </w:tc>
+        <w:tc>
+          <w:tcPr>
+            <w:tcW w:type="dxa" w:w="3580"/>
+            <w:vAlign w:val="center"/>
+          </w:tcPr>
+          <w:p>
+            <w:pPr>
+              <w:spacing w:before="0" w:after="30" w:line="240" w:lineRule="auto"/>
+            </w:pPr>
+            <w:r>
+              <w:rPr>
+                <w:rFonts w:ascii="Segoe UI" w:hAnsi="Segoe UI"/>
+                <w:color w:val="19322B"/>
+                <w:sz w:val="16"/>
+              </w:rPr>
+              <w:t>Added editable and removable spreadsheet-review rows, ledger check-number and row-action columns, and typed-confirmation deletion guidance.</w:t>
             </w:r>
           </w:p>
         </w:tc>

--- a/docs/tech-admin/Hope-Sojourns-Style-Guide.docx
+++ b/docs/tech-admin/Hope-Sojourns-Style-Guide.docx
@@ -130,7 +130,7 @@
           <w:color w:val="60726B"/>
           <w:sz w:val="20"/>
         </w:rPr>
-        <w:t>Version 1.9</w:t>
+        <w:t>Version 2.0</w:t>
       </w:r>
       <w:r>
         <w:rPr>
@@ -146,7 +146,7 @@
           <w:color w:val="60726B"/>
           <w:sz w:val="20"/>
         </w:rPr>
-        <w:t>Last reviewed August 30, 2026</w:t>
+        <w:t>Last reviewed August 31, 2026</w:t>
       </w:r>
     </w:p>
     <w:p>
@@ -8071,7 +8071,7 @@
           <w:color w:val="19322B"/>
           <w:sz w:val="22"/>
         </w:rPr>
-        <w:t>Include Check # as a distinct ledger column. Keep Edit and Delete in a final Actions column, use established outline and danger buttons, and require typed confirmation before permanent deletion.</w:t>
+        <w:t>Include Check # and Receipts as distinct ledger columns. Receipt controls appear only for expenses and combine a camera symbol with either Add or the stored-file count. Keep Edit and Delete in a final Actions column, use established outline and danger buttons, and require typed confirmation before permanent deletion.</w:t>
       </w:r>
     </w:p>
     <w:p>
@@ -8184,6 +8184,82 @@
           <w:sz w:val="22"/>
         </w:rPr>
         <w:t>At narrow widths, bulk fields and actions stack in a logical reading order and primary buttons fill the available width. Keep the data grid in a contained horizontal-scrolling shell.</w:t>
+      </w:r>
+    </w:p>
+    <w:p>
+      <w:pPr>
+        <w:keepLines/>
+        <w:numPr>
+          <w:ilvl w:val="0"/>
+          <w:numId w:val="10"/>
+        </w:numPr>
+        <w:spacing w:before="0" w:after="80" w:line="300" w:lineRule="auto"/>
+        <w:ind w:left="540" w:hanging="271"/>
+      </w:pPr>
+      <w:r>
+        <w:rPr>
+          <w:rFonts w:ascii="Segoe UI" w:hAnsi="Segoe UI"/>
+          <w:color w:val="19322B"/>
+          <w:sz w:val="22"/>
+        </w:rPr>
+        <w:t>Long-running import and document actions need visible working text, success or error status, and disabled repeat actions while processing.</w:t>
+      </w:r>
+    </w:p>
+    <w:p>
+      <w:pPr>
+        <w:keepLines/>
+        <w:numPr>
+          <w:ilvl w:val="0"/>
+          <w:numId w:val="10"/>
+        </w:numPr>
+        <w:spacing w:before="0" w:after="80" w:line="300" w:lineRule="auto"/>
+        <w:ind w:left="540" w:hanging="271"/>
+      </w:pPr>
+      <w:r>
+        <w:rPr>
+          <w:rFonts w:ascii="Segoe UI" w:hAnsi="Segoe UI"/>
+          <w:color w:val="19322B"/>
+          <w:sz w:val="22"/>
+        </w:rPr>
+        <w:t>The expense-receipt dialog begins with a concise date, amount, and payee summary, then presents one gold camera-first action and one outline file-picker action. State plainly that files are private and show the 10 MB limit near the controls.</w:t>
+      </w:r>
+    </w:p>
+    <w:p>
+      <w:pPr>
+        <w:keepLines/>
+        <w:numPr>
+          <w:ilvl w:val="0"/>
+          <w:numId w:val="10"/>
+        </w:numPr>
+        <w:spacing w:before="0" w:after="80" w:line="300" w:lineRule="auto"/>
+        <w:ind w:left="540" w:hanging="271"/>
+      </w:pPr>
+      <w:r>
+        <w:rPr>
+          <w:rFonts w:ascii="Segoe UI" w:hAnsi="Segoe UI"/>
+          <w:color w:val="19322B"/>
+          <w:sz w:val="22"/>
+        </w:rPr>
+        <w:t>Stored receipts use contained cards with a preview when the browser supports the image format, a clear PDF or image fallback when it does not, filename, file size, added time, View, and Delete. Never rely on a thumbnail as the only file label.</w:t>
+      </w:r>
+    </w:p>
+    <w:p>
+      <w:pPr>
+        <w:keepLines/>
+        <w:numPr>
+          <w:ilvl w:val="0"/>
+          <w:numId w:val="10"/>
+        </w:numPr>
+        <w:spacing w:before="0" w:after="80" w:line="300" w:lineRule="auto"/>
+        <w:ind w:left="540" w:hanging="271"/>
+      </w:pPr>
+      <w:r>
+        <w:rPr>
+          <w:rFonts w:ascii="Segoe UI" w:hAnsi="Segoe UI"/>
+          <w:color w:val="19322B"/>
+          <w:sz w:val="22"/>
+        </w:rPr>
+        <w:t>At narrow widths, receipt actions stack to full width and receipt cards reduce to a compact image-and-copy row with actions below it. Long filenames must wrap without widening the dialog.</w:t>
       </w:r>
     </w:p>
     <w:p>
@@ -8203,7 +8279,7 @@
           <w:color w:val="19322B"/>
           <w:sz w:val="22"/>
         </w:rPr>
-        <w:t>Long-running import and document actions need visible working text, success or error status, and disabled repeat actions while processing.</w:t>
+        <w:t>Receipt upload, loading, success, and error states remain visible through the shared live-status pattern; disable repeat upload actions while files are being transferred.</w:t>
       </w:r>
     </w:p>
     <w:p>
@@ -8223,6 +8299,93 @@
           <w:sz w:val="22"/>
         </w:rPr>
         <w:t>Downloaded spreadsheets and Word files are operational artifacts. Preserve branded document styles, clear filenames, readable totals, and an accompanying manifest when a batch can contain exceptions.</w:t>
+      </w:r>
+    </w:p>
+    <w:p>
+      <w:pPr>
+        <w:pStyle w:val="Heading2"/>
+      </w:pPr>
+      <w:r>
+        <w:rPr>
+          <w:rFonts w:ascii="Georgia" w:hAnsi="Georgia"/>
+          <w:b/>
+          <w:color w:val="275D4D"/>
+          <w:sz w:val="26"/>
+        </w:rPr>
+        <w:t>Admin ministry details</w:t>
+      </w:r>
+    </w:p>
+    <w:p>
+      <w:pPr>
+        <w:keepNext/>
+        <w:keepLines/>
+        <w:numPr>
+          <w:ilvl w:val="0"/>
+          <w:numId w:val="10"/>
+        </w:numPr>
+        <w:spacing w:before="0" w:after="80" w:line="300" w:lineRule="auto"/>
+        <w:ind w:left="540" w:hanging="271"/>
+      </w:pPr>
+      <w:r>
+        <w:rPr>
+          <w:rFonts w:ascii="Segoe UI" w:hAnsi="Segoe UI"/>
+          <w:color w:val="19322B"/>
+          <w:sz w:val="22"/>
+        </w:rPr>
+        <w:t xml:space="preserve">Order ministry detail content by review workflow: profile and connected trips first, then </w:t>
+      </w:r>
+      <w:r>
+        <w:rPr>
+          <w:rFonts w:ascii="Segoe UI" w:hAnsi="Segoe UI"/>
+          <w:b/>
+          <w:color w:val="19322B"/>
+          <w:sz w:val="22"/>
+        </w:rPr>
+        <w:t>Ministry contacts</w:t>
+      </w:r>
+      <w:r>
+        <w:rPr>
+          <w:rFonts w:ascii="Segoe UI" w:hAnsi="Segoe UI"/>
+          <w:color w:val="19322B"/>
+          <w:sz w:val="22"/>
+        </w:rPr>
+        <w:t xml:space="preserve">, then </w:t>
+      </w:r>
+      <w:r>
+        <w:rPr>
+          <w:rFonts w:ascii="Segoe UI" w:hAnsi="Segoe UI"/>
+          <w:b/>
+          <w:color w:val="19322B"/>
+          <w:sz w:val="22"/>
+        </w:rPr>
+        <w:t>Add a ministry contact</w:t>
+      </w:r>
+      <w:r>
+        <w:rPr>
+          <w:rFonts w:ascii="Segoe UI" w:hAnsi="Segoe UI"/>
+          <w:color w:val="19322B"/>
+          <w:sz w:val="22"/>
+        </w:rPr>
+        <w:t>, with permanent deletion last.</w:t>
+      </w:r>
+    </w:p>
+    <w:p>
+      <w:pPr>
+        <w:keepLines/>
+        <w:numPr>
+          <w:ilvl w:val="0"/>
+          <w:numId w:val="10"/>
+        </w:numPr>
+        <w:spacing w:before="0" w:after="80" w:line="300" w:lineRule="auto"/>
+        <w:ind w:left="540" w:hanging="271"/>
+      </w:pPr>
+      <w:r>
+        <w:rPr>
+          <w:rFonts w:ascii="Segoe UI" w:hAnsi="Segoe UI"/>
+          <w:color w:val="19322B"/>
+          <w:sz w:val="22"/>
+        </w:rPr>
+        <w:t>Existing linked contacts take precedence over the add form so administrators can understand current relationships before creating another one.</w:t>
       </w:r>
     </w:p>
     <w:p>
@@ -10249,6 +10412,68 @@
                 <w:sz w:val="18"/>
               </w:rPr>
               <w:t>Change</w:t>
+            </w:r>
+          </w:p>
+        </w:tc>
+      </w:tr>
+      <w:tr>
+        <w:trPr>
+          <w:cantSplit/>
+        </w:trPr>
+        <w:tc>
+          <w:tcPr>
+            <w:tcW w:type="dxa" w:w="2200"/>
+            <w:vAlign w:val="center"/>
+          </w:tcPr>
+          <w:p>
+            <w:pPr>
+              <w:spacing w:before="0" w:after="30" w:line="240" w:lineRule="auto"/>
+            </w:pPr>
+            <w:r>
+              <w:rPr>
+                <w:rFonts w:ascii="Segoe UI" w:hAnsi="Segoe UI"/>
+                <w:color w:val="19322B"/>
+                <w:sz w:val="16"/>
+              </w:rPr>
+              <w:t>2026-08-31</w:t>
+            </w:r>
+          </w:p>
+        </w:tc>
+        <w:tc>
+          <w:tcPr>
+            <w:tcW w:type="dxa" w:w="3580"/>
+            <w:vAlign w:val="center"/>
+          </w:tcPr>
+          <w:p>
+            <w:pPr>
+              <w:spacing w:before="0" w:after="30" w:line="240" w:lineRule="auto"/>
+            </w:pPr>
+            <w:r>
+              <w:rPr>
+                <w:rFonts w:ascii="Segoe UI" w:hAnsi="Segoe UI"/>
+                <w:color w:val="19322B"/>
+                <w:sz w:val="16"/>
+              </w:rPr>
+              <w:t>2.0</w:t>
+            </w:r>
+          </w:p>
+        </w:tc>
+        <w:tc>
+          <w:tcPr>
+            <w:tcW w:type="dxa" w:w="3580"/>
+            <w:vAlign w:val="center"/>
+          </w:tcPr>
+          <w:p>
+            <w:pPr>
+              <w:spacing w:before="0" w:after="30" w:line="240" w:lineRule="auto"/>
+            </w:pPr>
+            <w:r>
+              <w:rPr>
+                <w:rFonts w:ascii="Segoe UI" w:hAnsi="Segoe UI"/>
+                <w:color w:val="19322B"/>
+                <w:sz w:val="16"/>
+              </w:rPr>
+              <w:t>Added camera-first private receipt-management patterns, responsive receipt cards and status behavior, a Receipts ledger column, and ministry-contact-before-add-form ordering.</w:t>
             </w:r>
           </w:p>
         </w:tc>

--- a/docs/tech-admin/Hope-Sojourns-Style-Guide.docx
+++ b/docs/tech-admin/Hope-Sojourns-Style-Guide.docx
@@ -130,7 +130,7 @@
           <w:color w:val="60726B"/>
           <w:sz w:val="20"/>
         </w:rPr>
-        <w:t>Version 2.0</w:t>
+        <w:t>Version 2.1</w:t>
       </w:r>
       <w:r>
         <w:rPr>
@@ -8264,6 +8264,25 @@
     </w:p>
     <w:p>
       <w:pPr>
+        <w:keepLines/>
+        <w:numPr>
+          <w:ilvl w:val="0"/>
+          <w:numId w:val="10"/>
+        </w:numPr>
+        <w:spacing w:before="0" w:after="80" w:line="300" w:lineRule="auto"/>
+        <w:ind w:left="540" w:hanging="271"/>
+      </w:pPr>
+      <w:r>
+        <w:rPr>
+          <w:rFonts w:ascii="Segoe UI" w:hAnsi="Segoe UI"/>
+          <w:color w:val="19322B"/>
+          <w:sz w:val="22"/>
+        </w:rPr>
+        <w:t>Receipt upload, loading, success, and error states remain visible through the shared live-status pattern; disable repeat upload actions while files are being transferred.</w:t>
+      </w:r>
+    </w:p>
+    <w:p>
+      <w:pPr>
         <w:keepNext/>
         <w:keepLines/>
         <w:numPr>
@@ -8279,7 +8298,24 @@
           <w:color w:val="19322B"/>
           <w:sz w:val="22"/>
         </w:rPr>
-        <w:t>Receipt upload, loading, success, and error states remain visible through the shared live-status pattern; disable repeat upload actions while files are being transferred.</w:t>
+        <w:t xml:space="preserve">When </w:t>
+      </w:r>
+      <w:r>
+        <w:rPr>
+          <w:rFonts w:ascii="Segoe UI" w:hAnsi="Segoe UI"/>
+          <w:b/>
+          <w:color w:val="19322B"/>
+          <w:sz w:val="22"/>
+        </w:rPr>
+        <w:t>Take photo</w:t>
+      </w:r>
+      <w:r>
+        <w:rPr>
+          <w:rFonts w:ascii="Segoe UI" w:hAnsi="Segoe UI"/>
+          <w:color w:val="19322B"/>
+          <w:sz w:val="22"/>
+        </w:rPr>
+        <w:t xml:space="preserve"> invokes the phone camera, explain that the capture will be optimized before upload. Use the shared live-status area for the optimizing state and report the original and stored sizes after a successful reduction. The separate existing-file picker should not imply that chosen photos or PDFs will be changed.</w:t>
       </w:r>
     </w:p>
     <w:p>
@@ -10412,6 +10448,68 @@
                 <w:sz w:val="18"/>
               </w:rPr>
               <w:t>Change</w:t>
+            </w:r>
+          </w:p>
+        </w:tc>
+      </w:tr>
+      <w:tr>
+        <w:trPr>
+          <w:cantSplit/>
+        </w:trPr>
+        <w:tc>
+          <w:tcPr>
+            <w:tcW w:type="dxa" w:w="2200"/>
+            <w:vAlign w:val="center"/>
+          </w:tcPr>
+          <w:p>
+            <w:pPr>
+              <w:spacing w:before="0" w:after="30" w:line="240" w:lineRule="auto"/>
+            </w:pPr>
+            <w:r>
+              <w:rPr>
+                <w:rFonts w:ascii="Segoe UI" w:hAnsi="Segoe UI"/>
+                <w:color w:val="19322B"/>
+                <w:sz w:val="16"/>
+              </w:rPr>
+              <w:t>2026-08-31</w:t>
+            </w:r>
+          </w:p>
+        </w:tc>
+        <w:tc>
+          <w:tcPr>
+            <w:tcW w:type="dxa" w:w="3580"/>
+            <w:vAlign w:val="center"/>
+          </w:tcPr>
+          <w:p>
+            <w:pPr>
+              <w:spacing w:before="0" w:after="30" w:line="240" w:lineRule="auto"/>
+            </w:pPr>
+            <w:r>
+              <w:rPr>
+                <w:rFonts w:ascii="Segoe UI" w:hAnsi="Segoe UI"/>
+                <w:color w:val="19322B"/>
+                <w:sz w:val="16"/>
+              </w:rPr>
+              <w:t>2.1</w:t>
+            </w:r>
+          </w:p>
+        </w:tc>
+        <w:tc>
+          <w:tcPr>
+            <w:tcW w:type="dxa" w:w="3580"/>
+            <w:vAlign w:val="center"/>
+          </w:tcPr>
+          <w:p>
+            <w:pPr>
+              <w:spacing w:before="0" w:after="30" w:line="240" w:lineRule="auto"/>
+            </w:pPr>
+            <w:r>
+              <w:rPr>
+                <w:rFonts w:ascii="Segoe UI" w:hAnsi="Segoe UI"/>
+                <w:color w:val="19322B"/>
+                <w:sz w:val="16"/>
+              </w:rPr>
+              <w:t>Added phone-camera optimization messaging, live optimizing status, before-and-after size feedback, and unchanged-file-picker guidance.</w:t>
             </w:r>
           </w:p>
         </w:tc>

--- a/docs/tech-admin/Hope-Sojourns-Style-Guide.docx
+++ b/docs/tech-admin/Hope-Sojourns-Style-Guide.docx
@@ -130,7 +130,7 @@
           <w:color w:val="60726B"/>
           <w:sz w:val="20"/>
         </w:rPr>
-        <w:t>Version 2.1</w:t>
+        <w:t>Version 2.3</w:t>
       </w:r>
       <w:r>
         <w:rPr>
@@ -146,7 +146,7 @@
           <w:color w:val="60726B"/>
           <w:sz w:val="20"/>
         </w:rPr>
-        <w:t>Last reviewed August 31, 2026</w:t>
+        <w:t>Last reviewed September 1, 2026</w:t>
       </w:r>
     </w:p>
     <w:p>
@@ -7956,6 +7956,310 @@
           <w:color w:val="275D4D"/>
           <w:sz w:val="26"/>
         </w:rPr>
+        <w:t>Admin mobile workspace</w:t>
+      </w:r>
+    </w:p>
+    <w:p>
+      <w:pPr>
+        <w:keepNext/>
+        <w:keepLines/>
+        <w:numPr>
+          <w:ilvl w:val="0"/>
+          <w:numId w:val="10"/>
+        </w:numPr>
+        <w:spacing w:before="0" w:after="80" w:line="300" w:lineRule="auto"/>
+        <w:ind w:left="540" w:hanging="271"/>
+      </w:pPr>
+      <w:r>
+        <w:rPr>
+          <w:rFonts w:ascii="Segoe UI" w:hAnsi="Segoe UI"/>
+          <w:color w:val="19322B"/>
+          <w:sz w:val="22"/>
+        </w:rPr>
+        <w:t xml:space="preserve">At </w:t>
+      </w:r>
+      <w:r>
+        <w:rPr>
+          <w:rFonts w:ascii="Consolas" w:hAnsi="Consolas"/>
+          <w:color w:val="173F35"/>
+          <w:sz w:val="20"/>
+          <w:shd w:fill="EDF5F1"/>
+        </w:rPr>
+        <w:t>760px</w:t>
+      </w:r>
+      <w:r>
+        <w:rPr>
+          <w:rFonts w:ascii="Segoe UI" w:hAnsi="Segoe UI"/>
+          <w:color w:val="19322B"/>
+          <w:sz w:val="22"/>
+        </w:rPr>
+        <w:t xml:space="preserve"> and below, replace the desktop tab strip with one sticky </w:t>
+      </w:r>
+      <w:r>
+        <w:rPr>
+          <w:rFonts w:ascii="Segoe UI" w:hAnsi="Segoe UI"/>
+          <w:b/>
+          <w:color w:val="19322B"/>
+          <w:sz w:val="22"/>
+        </w:rPr>
+        <w:t>Choose a workspace</w:t>
+      </w:r>
+      <w:r>
+        <w:rPr>
+          <w:rFonts w:ascii="Segoe UI" w:hAnsi="Segoe UI"/>
+          <w:color w:val="19322B"/>
+          <w:sz w:val="22"/>
+        </w:rPr>
+        <w:t xml:space="preserve"> selector. Keep its selected value synchronized with the active Contacts, Requests, Payment inbox, Ledger, Spreadsheet, Teams, Ministries, or Internship toolkit view.</w:t>
+      </w:r>
+    </w:p>
+    <w:p>
+      <w:pPr>
+        <w:keepLines/>
+        <w:numPr>
+          <w:ilvl w:val="0"/>
+          <w:numId w:val="10"/>
+        </w:numPr>
+        <w:spacing w:before="0" w:after="80" w:line="300" w:lineRule="auto"/>
+        <w:ind w:left="540" w:hanging="271"/>
+      </w:pPr>
+      <w:r>
+        <w:rPr>
+          <w:rFonts w:ascii="Segoe UI" w:hAnsi="Segoe UI"/>
+          <w:color w:val="19322B"/>
+          <w:sz w:val="22"/>
+        </w:rPr>
+        <w:t>Reduce dashboard spacing while retaining the summary hierarchy. Header actions, account controls, filters, form fields, toolbars, and action groups stack to the available width instead of requiring sideways scrolling.</w:t>
+      </w:r>
+    </w:p>
+    <w:p>
+      <w:pPr>
+        <w:keepLines/>
+        <w:numPr>
+          <w:ilvl w:val="0"/>
+          <w:numId w:val="10"/>
+        </w:numPr>
+        <w:spacing w:before="0" w:after="80" w:line="300" w:lineRule="auto"/>
+        <w:ind w:left="540" w:hanging="271"/>
+      </w:pPr>
+      <w:r>
+        <w:rPr>
+          <w:rFonts w:ascii="Segoe UI" w:hAnsi="Segoe UI"/>
+          <w:color w:val="19322B"/>
+          <w:sz w:val="22"/>
+        </w:rPr>
+        <w:t>Convert generated data tables into labeled record cards on phones. Each value must retain the text of its desktop column header through a visible mobile label; selection checkboxes and action controls remain reachable in normal reading order.</w:t>
+      </w:r>
+    </w:p>
+    <w:p>
+      <w:pPr>
+        <w:keepLines/>
+        <w:numPr>
+          <w:ilvl w:val="0"/>
+          <w:numId w:val="10"/>
+        </w:numPr>
+        <w:spacing w:before="0" w:after="80" w:line="300" w:lineRule="auto"/>
+        <w:ind w:left="540" w:hanging="271"/>
+      </w:pPr>
+      <w:r>
+        <w:rPr>
+          <w:rFonts w:ascii="Segoe UI" w:hAnsi="Segoe UI"/>
+          <w:color w:val="19322B"/>
+          <w:sz w:val="22"/>
+        </w:rPr>
+        <w:t xml:space="preserve">Use full-screen, </w:t>
+      </w:r>
+      <w:r>
+        <w:rPr>
+          <w:rFonts w:ascii="Consolas" w:hAnsi="Consolas"/>
+          <w:color w:val="173F35"/>
+          <w:sz w:val="20"/>
+          <w:shd w:fill="EDF5F1"/>
+        </w:rPr>
+        <w:t>100dvh</w:t>
+      </w:r>
+      <w:r>
+        <w:rPr>
+          <w:rFonts w:ascii="Segoe UI" w:hAnsi="Segoe UI"/>
+          <w:color w:val="19322B"/>
+          <w:sz w:val="22"/>
+        </w:rPr>
+        <w:t xml:space="preserve"> dialogs on phones, with a sticky heading and a close control at least </w:t>
+      </w:r>
+      <w:r>
+        <w:rPr>
+          <w:rFonts w:ascii="Consolas" w:hAnsi="Consolas"/>
+          <w:color w:val="173F35"/>
+          <w:sz w:val="20"/>
+          <w:shd w:fill="EDF5F1"/>
+        </w:rPr>
+        <w:t>44px</w:t>
+      </w:r>
+      <w:r>
+        <w:rPr>
+          <w:rFonts w:ascii="Segoe UI" w:hAnsi="Segoe UI"/>
+          <w:color w:val="19322B"/>
+          <w:sz w:val="22"/>
+        </w:rPr>
+        <w:t xml:space="preserve"> square. Dialog content scrolls independently and all editing actions stack to full width.</w:t>
+      </w:r>
+    </w:p>
+    <w:p>
+      <w:pPr>
+        <w:keepLines/>
+        <w:numPr>
+          <w:ilvl w:val="0"/>
+          <w:numId w:val="10"/>
+        </w:numPr>
+        <w:spacing w:before="0" w:after="80" w:line="300" w:lineRule="auto"/>
+        <w:ind w:left="540" w:hanging="271"/>
+      </w:pPr>
+      <w:r>
+        <w:rPr>
+          <w:rFonts w:ascii="Segoe UI" w:hAnsi="Segoe UI"/>
+          <w:color w:val="19322B"/>
+          <w:sz w:val="22"/>
+        </w:rPr>
+        <w:t xml:space="preserve">Use at least </w:t>
+      </w:r>
+      <w:r>
+        <w:rPr>
+          <w:rFonts w:ascii="Consolas" w:hAnsi="Consolas"/>
+          <w:color w:val="173F35"/>
+          <w:sz w:val="20"/>
+          <w:shd w:fill="EDF5F1"/>
+        </w:rPr>
+        <w:t>46px</w:t>
+      </w:r>
+      <w:r>
+        <w:rPr>
+          <w:rFonts w:ascii="Segoe UI" w:hAnsi="Segoe UI"/>
+          <w:color w:val="19322B"/>
+          <w:sz w:val="22"/>
+        </w:rPr>
+        <w:t xml:space="preserve"> for primary mobile controls and </w:t>
+      </w:r>
+      <w:r>
+        <w:rPr>
+          <w:rFonts w:ascii="Consolas" w:hAnsi="Consolas"/>
+          <w:color w:val="173F35"/>
+          <w:sz w:val="20"/>
+          <w:shd w:fill="EDF5F1"/>
+        </w:rPr>
+        <w:t>16px</w:t>
+      </w:r>
+      <w:r>
+        <w:rPr>
+          <w:rFonts w:ascii="Segoe UI" w:hAnsi="Segoe UI"/>
+          <w:color w:val="19322B"/>
+          <w:sz w:val="22"/>
+        </w:rPr>
+        <w:t xml:space="preserve"> for text inputs, selects, and textareas so controls remain easy to touch and mobile browsers do not zoom unexpectedly.</w:t>
+      </w:r>
+    </w:p>
+    <w:p>
+      <w:pPr>
+        <w:keepLines/>
+        <w:numPr>
+          <w:ilvl w:val="0"/>
+          <w:numId w:val="10"/>
+        </w:numPr>
+        <w:spacing w:before="0" w:after="80" w:line="300" w:lineRule="auto"/>
+        <w:ind w:left="540" w:hanging="271"/>
+      </w:pPr>
+      <w:r>
+        <w:rPr>
+          <w:rFonts w:ascii="Segoe UI" w:hAnsi="Segoe UI"/>
+          <w:color w:val="19322B"/>
+          <w:sz w:val="22"/>
+        </w:rPr>
+        <w:t>Preserve the established desktop tabs, tables, and multi-column layouts above the mobile breakpoint.</w:t>
+      </w:r>
+    </w:p>
+    <w:p>
+      <w:pPr>
+        <w:keepNext/>
+        <w:keepLines/>
+        <w:numPr>
+          <w:ilvl w:val="0"/>
+          <w:numId w:val="10"/>
+        </w:numPr>
+        <w:spacing w:before="0" w:after="80" w:line="300" w:lineRule="auto"/>
+        <w:ind w:left="540" w:hanging="271"/>
+      </w:pPr>
+      <w:r>
+        <w:rPr>
+          <w:rFonts w:ascii="Segoe UI" w:hAnsi="Segoe UI"/>
+          <w:color w:val="19322B"/>
+          <w:sz w:val="22"/>
+        </w:rPr>
+        <w:t xml:space="preserve">Present </w:t>
+      </w:r>
+      <w:r>
+        <w:rPr>
+          <w:rFonts w:ascii="Segoe UI" w:hAnsi="Segoe UI"/>
+          <w:b/>
+          <w:color w:val="19322B"/>
+          <w:sz w:val="22"/>
+        </w:rPr>
+        <w:t>Update portal</w:t>
+      </w:r>
+      <w:r>
+        <w:rPr>
+          <w:rFonts w:ascii="Segoe UI" w:hAnsi="Segoe UI"/>
+          <w:color w:val="19322B"/>
+          <w:sz w:val="22"/>
+        </w:rPr>
+        <w:t xml:space="preserve"> as the strongest dashboard refresh control, with the circular-arrow cue and dark-forest treatment. It reloads the page and versioned assets; the separate </w:t>
+      </w:r>
+      <w:r>
+        <w:rPr>
+          <w:rFonts w:ascii="Segoe UI" w:hAnsi="Segoe UI"/>
+          <w:b/>
+          <w:color w:val="19322B"/>
+          <w:sz w:val="22"/>
+        </w:rPr>
+        <w:t>Refresh data</w:t>
+      </w:r>
+      <w:r>
+        <w:rPr>
+          <w:rFonts w:ascii="Segoe UI" w:hAnsi="Segoe UI"/>
+          <w:color w:val="19322B"/>
+          <w:sz w:val="22"/>
+        </w:rPr>
+        <w:t xml:space="preserve"> control remains visually quieter.</w:t>
+      </w:r>
+    </w:p>
+    <w:p>
+      <w:pPr>
+        <w:keepLines/>
+        <w:numPr>
+          <w:ilvl w:val="0"/>
+          <w:numId w:val="10"/>
+        </w:numPr>
+        <w:spacing w:before="0" w:after="80" w:line="300" w:lineRule="auto"/>
+        <w:ind w:left="540" w:hanging="271"/>
+      </w:pPr>
+      <w:r>
+        <w:rPr>
+          <w:rFonts w:ascii="Segoe UI" w:hAnsi="Segoe UI"/>
+          <w:color w:val="19322B"/>
+          <w:sz w:val="22"/>
+        </w:rPr>
+        <w:t>Keep both controls full-width and plainly labeled on phones. Refreshing data means re-reading the current production records without resetting, replacing, or migrating the database.</w:t>
+      </w:r>
+    </w:p>
+    <w:p>
+      <w:pPr>
+        <w:pStyle w:val="Heading2"/>
+      </w:pPr>
+      <w:r>
+        <w:rPr>
+          <w:rFonts w:ascii="Georgia" w:hAnsi="Georgia"/>
+          <w:b/>
+          <w:color w:val="275D4D"/>
+          <w:sz w:val="26"/>
+        </w:rPr>
         <w:t>Admin ledger and contact-batch workspace</w:t>
       </w:r>
     </w:p>
@@ -10448,6 +10752,130 @@
                 <w:sz w:val="18"/>
               </w:rPr>
               <w:t>Change</w:t>
+            </w:r>
+          </w:p>
+        </w:tc>
+      </w:tr>
+      <w:tr>
+        <w:trPr>
+          <w:cantSplit/>
+        </w:trPr>
+        <w:tc>
+          <w:tcPr>
+            <w:tcW w:type="dxa" w:w="2200"/>
+            <w:vAlign w:val="center"/>
+          </w:tcPr>
+          <w:p>
+            <w:pPr>
+              <w:spacing w:before="0" w:after="30" w:line="240" w:lineRule="auto"/>
+            </w:pPr>
+            <w:r>
+              <w:rPr>
+                <w:rFonts w:ascii="Segoe UI" w:hAnsi="Segoe UI"/>
+                <w:color w:val="19322B"/>
+                <w:sz w:val="16"/>
+              </w:rPr>
+              <w:t>2026-09-01</w:t>
+            </w:r>
+          </w:p>
+        </w:tc>
+        <w:tc>
+          <w:tcPr>
+            <w:tcW w:type="dxa" w:w="3580"/>
+            <w:vAlign w:val="center"/>
+          </w:tcPr>
+          <w:p>
+            <w:pPr>
+              <w:spacing w:before="0" w:after="30" w:line="240" w:lineRule="auto"/>
+            </w:pPr>
+            <w:r>
+              <w:rPr>
+                <w:rFonts w:ascii="Segoe UI" w:hAnsi="Segoe UI"/>
+                <w:color w:val="19322B"/>
+                <w:sz w:val="16"/>
+              </w:rPr>
+              <w:t>2.3</w:t>
+            </w:r>
+          </w:p>
+        </w:tc>
+        <w:tc>
+          <w:tcPr>
+            <w:tcW w:type="dxa" w:w="3580"/>
+            <w:vAlign w:val="center"/>
+          </w:tcPr>
+          <w:p>
+            <w:pPr>
+              <w:spacing w:before="0" w:after="30" w:line="240" w:lineRule="auto"/>
+            </w:pPr>
+            <w:r>
+              <w:rPr>
+                <w:rFonts w:ascii="Segoe UI" w:hAnsi="Segoe UI"/>
+                <w:color w:val="19322B"/>
+                <w:sz w:val="16"/>
+              </w:rPr>
+              <w:t>Added the prominent mobile Update portal control, distinct fresh-data action, and plain-language database refresh guidance.</w:t>
+            </w:r>
+          </w:p>
+        </w:tc>
+      </w:tr>
+      <w:tr>
+        <w:trPr>
+          <w:cantSplit/>
+        </w:trPr>
+        <w:tc>
+          <w:tcPr>
+            <w:tcW w:type="dxa" w:w="2200"/>
+            <w:vAlign w:val="center"/>
+          </w:tcPr>
+          <w:p>
+            <w:pPr>
+              <w:spacing w:before="0" w:after="30" w:line="240" w:lineRule="auto"/>
+            </w:pPr>
+            <w:r>
+              <w:rPr>
+                <w:rFonts w:ascii="Segoe UI" w:hAnsi="Segoe UI"/>
+                <w:color w:val="19322B"/>
+                <w:sz w:val="16"/>
+              </w:rPr>
+              <w:t>2026-09-01</w:t>
+            </w:r>
+          </w:p>
+        </w:tc>
+        <w:tc>
+          <w:tcPr>
+            <w:tcW w:type="dxa" w:w="3580"/>
+            <w:vAlign w:val="center"/>
+          </w:tcPr>
+          <w:p>
+            <w:pPr>
+              <w:spacing w:before="0" w:after="30" w:line="240" w:lineRule="auto"/>
+            </w:pPr>
+            <w:r>
+              <w:rPr>
+                <w:rFonts w:ascii="Segoe UI" w:hAnsi="Segoe UI"/>
+                <w:color w:val="19322B"/>
+                <w:sz w:val="16"/>
+              </w:rPr>
+              <w:t>2.2</w:t>
+            </w:r>
+          </w:p>
+        </w:tc>
+        <w:tc>
+          <w:tcPr>
+            <w:tcW w:type="dxa" w:w="3580"/>
+            <w:vAlign w:val="center"/>
+          </w:tcPr>
+          <w:p>
+            <w:pPr>
+              <w:spacing w:before="0" w:after="30" w:line="240" w:lineRule="auto"/>
+            </w:pPr>
+            <w:r>
+              <w:rPr>
+                <w:rFonts w:ascii="Segoe UI" w:hAnsi="Segoe UI"/>
+                <w:color w:val="19322B"/>
+                <w:sz w:val="16"/>
+              </w:rPr>
+              <w:t>Added the phone-first Admin Portal workspace selector, labeled record cards, stacked touch controls, and full-screen mobile dialog standards.</w:t>
             </w:r>
           </w:p>
         </w:tc>

--- a/docs/tech-admin/Hope-Sojourns-Style-Guide.docx
+++ b/docs/tech-admin/Hope-Sojourns-Style-Guide.docx
@@ -130,7 +130,7 @@
           <w:color w:val="60726B"/>
           <w:sz w:val="20"/>
         </w:rPr>
-        <w:t>Version 2.3</w:t>
+        <w:t>Version 2.4</w:t>
       </w:r>
       <w:r>
         <w:rPr>
@@ -7956,6 +7956,170 @@
           <w:color w:val="275D4D"/>
           <w:sz w:val="26"/>
         </w:rPr>
+        <w:t>Admin contact directory</w:t>
+      </w:r>
+    </w:p>
+    <w:p>
+      <w:pPr>
+        <w:keepNext/>
+        <w:keepLines/>
+        <w:numPr>
+          <w:ilvl w:val="0"/>
+          <w:numId w:val="10"/>
+        </w:numPr>
+        <w:spacing w:before="0" w:after="80" w:line="300" w:lineRule="auto"/>
+        <w:ind w:left="540" w:hanging="271"/>
+      </w:pPr>
+      <w:r>
+        <w:rPr>
+          <w:rFonts w:ascii="Segoe UI" w:hAnsi="Segoe UI"/>
+          <w:color w:val="19322B"/>
+          <w:sz w:val="22"/>
+        </w:rPr>
+        <w:t>Present the master contact list as a compact directory by default. Each closed row contains only Name, Contact type, Organization, and Phone number so substantially more contacts remain visible at once.</w:t>
+      </w:r>
+    </w:p>
+    <w:p>
+      <w:pPr>
+        <w:keepLines/>
+        <w:numPr>
+          <w:ilvl w:val="0"/>
+          <w:numId w:val="10"/>
+        </w:numPr>
+        <w:spacing w:before="0" w:after="80" w:line="300" w:lineRule="auto"/>
+        <w:ind w:left="540" w:hanging="271"/>
+      </w:pPr>
+      <w:r>
+        <w:rPr>
+          <w:rFonts w:ascii="Segoe UI" w:hAnsi="Segoe UI"/>
+          <w:color w:val="19322B"/>
+          <w:sz w:val="22"/>
+        </w:rPr>
+        <w:t>Use a four-column heading above compact rows on wider screens. On phones, hide the shared heading and repeat those labels inside each card so the values remain understandable when the layout wraps.</w:t>
+      </w:r>
+    </w:p>
+    <w:p>
+      <w:pPr>
+        <w:keepLines/>
+        <w:numPr>
+          <w:ilvl w:val="0"/>
+          <w:numId w:val="10"/>
+        </w:numPr>
+        <w:spacing w:before="0" w:after="80" w:line="300" w:lineRule="auto"/>
+        <w:ind w:left="540" w:hanging="271"/>
+      </w:pPr>
+      <w:r>
+        <w:rPr>
+          <w:rFonts w:ascii="Segoe UI" w:hAnsi="Segoe UI"/>
+          <w:color w:val="19322B"/>
+          <w:sz w:val="22"/>
+        </w:rPr>
+        <w:t>Make the contact name the explicit expand/collapse control, pair it with a visible plus/minus indicator, and update its expanded state and accessible label.</w:t>
+      </w:r>
+    </w:p>
+    <w:p>
+      <w:pPr>
+        <w:keepLines/>
+        <w:numPr>
+          <w:ilvl w:val="0"/>
+          <w:numId w:val="10"/>
+        </w:numPr>
+        <w:spacing w:before="0" w:after="80" w:line="300" w:lineRule="auto"/>
+        <w:ind w:left="540" w:hanging="271"/>
+      </w:pPr>
+      <w:r>
+        <w:rPr>
+          <w:rFonts w:ascii="Segoe UI" w:hAnsi="Segoe UI"/>
+          <w:color w:val="19322B"/>
+          <w:sz w:val="22"/>
+        </w:rPr>
+        <w:t>Keep no more than one summary expanded at a time. Expanding a different contact closes the previously expanded summary so the directory does not gradually return to a long-card layout.</w:t>
+      </w:r>
+    </w:p>
+    <w:p>
+      <w:pPr>
+        <w:keepNext/>
+        <w:keepLines/>
+        <w:numPr>
+          <w:ilvl w:val="0"/>
+          <w:numId w:val="10"/>
+        </w:numPr>
+        <w:spacing w:before="0" w:after="80" w:line="300" w:lineRule="auto"/>
+        <w:ind w:left="540" w:hanging="271"/>
+      </w:pPr>
+      <w:r>
+        <w:rPr>
+          <w:rFonts w:ascii="Segoe UI" w:hAnsi="Segoe UI"/>
+          <w:color w:val="19322B"/>
+          <w:sz w:val="22"/>
+        </w:rPr>
+        <w:t xml:space="preserve">The expanded summary restores the established organization and activity date, email and phone, contact-type and language pills, request and reply counts, and a distinct </w:t>
+      </w:r>
+      <w:r>
+        <w:rPr>
+          <w:rFonts w:ascii="Segoe UI" w:hAnsi="Segoe UI"/>
+          <w:b/>
+          <w:color w:val="19322B"/>
+          <w:sz w:val="22"/>
+        </w:rPr>
+        <w:t>View everything</w:t>
+      </w:r>
+      <w:r>
+        <w:rPr>
+          <w:rFonts w:ascii="Segoe UI" w:hAnsi="Segoe UI"/>
+          <w:color w:val="19322B"/>
+          <w:sz w:val="22"/>
+        </w:rPr>
+        <w:t xml:space="preserve"> button. Keep that button hidden in the compact state.</w:t>
+      </w:r>
+    </w:p>
+    <w:p>
+      <w:pPr>
+        <w:keepLines/>
+        <w:numPr>
+          <w:ilvl w:val="0"/>
+          <w:numId w:val="10"/>
+        </w:numPr>
+        <w:spacing w:before="0" w:after="80" w:line="300" w:lineRule="auto"/>
+        <w:ind w:left="540" w:hanging="271"/>
+      </w:pPr>
+      <w:r>
+        <w:rPr>
+          <w:rFonts w:ascii="Segoe UI" w:hAnsi="Segoe UI"/>
+          <w:color w:val="19322B"/>
+          <w:sz w:val="22"/>
+        </w:rPr>
+        <w:t xml:space="preserve">On narrow screens, let compact values wrap instead of clipping. Stack expanded summary sections and make </w:t>
+      </w:r>
+      <w:r>
+        <w:rPr>
+          <w:rFonts w:ascii="Segoe UI" w:hAnsi="Segoe UI"/>
+          <w:b/>
+          <w:color w:val="19322B"/>
+          <w:sz w:val="22"/>
+        </w:rPr>
+        <w:t>View everything</w:t>
+      </w:r>
+      <w:r>
+        <w:rPr>
+          <w:rFonts w:ascii="Segoe UI" w:hAnsi="Segoe UI"/>
+          <w:color w:val="19322B"/>
+          <w:sz w:val="22"/>
+        </w:rPr>
+        <w:t xml:space="preserve"> full width.</w:t>
+      </w:r>
+    </w:p>
+    <w:p>
+      <w:pPr>
+        <w:pStyle w:val="Heading2"/>
+      </w:pPr>
+      <w:r>
+        <w:rPr>
+          <w:rFonts w:ascii="Georgia" w:hAnsi="Georgia"/>
+          <w:b/>
+          <w:color w:val="275D4D"/>
+          <w:sz w:val="26"/>
+        </w:rPr>
         <w:t>Admin mobile workspace</w:t>
       </w:r>
     </w:p>
@@ -10752,6 +10916,68 @@
                 <w:sz w:val="18"/>
               </w:rPr>
               <w:t>Change</w:t>
+            </w:r>
+          </w:p>
+        </w:tc>
+      </w:tr>
+      <w:tr>
+        <w:trPr>
+          <w:cantSplit/>
+        </w:trPr>
+        <w:tc>
+          <w:tcPr>
+            <w:tcW w:type="dxa" w:w="2200"/>
+            <w:vAlign w:val="center"/>
+          </w:tcPr>
+          <w:p>
+            <w:pPr>
+              <w:spacing w:before="0" w:after="30" w:line="240" w:lineRule="auto"/>
+            </w:pPr>
+            <w:r>
+              <w:rPr>
+                <w:rFonts w:ascii="Segoe UI" w:hAnsi="Segoe UI"/>
+                <w:color w:val="19322B"/>
+                <w:sz w:val="16"/>
+              </w:rPr>
+              <w:t>2026-09-01</w:t>
+            </w:r>
+          </w:p>
+        </w:tc>
+        <w:tc>
+          <w:tcPr>
+            <w:tcW w:type="dxa" w:w="3580"/>
+            <w:vAlign w:val="center"/>
+          </w:tcPr>
+          <w:p>
+            <w:pPr>
+              <w:spacing w:before="0" w:after="30" w:line="240" w:lineRule="auto"/>
+            </w:pPr>
+            <w:r>
+              <w:rPr>
+                <w:rFonts w:ascii="Segoe UI" w:hAnsi="Segoe UI"/>
+                <w:color w:val="19322B"/>
+                <w:sz w:val="16"/>
+              </w:rPr>
+              <w:t>2.4</w:t>
+            </w:r>
+          </w:p>
+        </w:tc>
+        <w:tc>
+          <w:tcPr>
+            <w:tcW w:type="dxa" w:w="3580"/>
+            <w:vAlign w:val="center"/>
+          </w:tcPr>
+          <w:p>
+            <w:pPr>
+              <w:spacing w:before="0" w:after="30" w:line="240" w:lineRule="auto"/>
+            </w:pPr>
+            <w:r>
+              <w:rPr>
+                <w:rFonts w:ascii="Segoe UI" w:hAnsi="Segoe UI"/>
+                <w:color w:val="19322B"/>
+                <w:sz w:val="16"/>
+              </w:rPr>
+              <w:t>Added the compact four-field contact directory, one-card-at-a-time summary disclosure, and separate full-record action.</w:t>
             </w:r>
           </w:p>
         </w:tc>

--- a/docs/tech-admin/Hope-Sojourns-Style-Guide.docx
+++ b/docs/tech-admin/Hope-Sojourns-Style-Guide.docx
@@ -130,7 +130,7 @@
           <w:color w:val="60726B"/>
           <w:sz w:val="20"/>
         </w:rPr>
-        <w:t>Version 2.4</w:t>
+        <w:t>Version 2.5</w:t>
       </w:r>
       <w:r>
         <w:rPr>
@@ -8014,7 +8014,7 @@
           <w:color w:val="19322B"/>
           <w:sz w:val="22"/>
         </w:rPr>
-        <w:t>Make the contact name the explicit expand/collapse control, pair it with a visible plus/minus indicator, and update its expanded state and accessible label.</w:t>
+        <w:t>Keep the contact name underlined and use it as a direct action that opens the complete contact record. Place a separate plus/minus control beside it for expanding and collapsing the compact summary; update that control's expanded state and accessible label.</w:t>
       </w:r>
     </w:p>
     <w:p>
@@ -10916,6 +10916,68 @@
                 <w:sz w:val="18"/>
               </w:rPr>
               <w:t>Change</w:t>
+            </w:r>
+          </w:p>
+        </w:tc>
+      </w:tr>
+      <w:tr>
+        <w:trPr>
+          <w:cantSplit/>
+        </w:trPr>
+        <w:tc>
+          <w:tcPr>
+            <w:tcW w:type="dxa" w:w="2200"/>
+            <w:vAlign w:val="center"/>
+          </w:tcPr>
+          <w:p>
+            <w:pPr>
+              <w:spacing w:before="0" w:after="30" w:line="240" w:lineRule="auto"/>
+            </w:pPr>
+            <w:r>
+              <w:rPr>
+                <w:rFonts w:ascii="Segoe UI" w:hAnsi="Segoe UI"/>
+                <w:color w:val="19322B"/>
+                <w:sz w:val="16"/>
+              </w:rPr>
+              <w:t>2026-09-01</w:t>
+            </w:r>
+          </w:p>
+        </w:tc>
+        <w:tc>
+          <w:tcPr>
+            <w:tcW w:type="dxa" w:w="3580"/>
+            <w:vAlign w:val="center"/>
+          </w:tcPr>
+          <w:p>
+            <w:pPr>
+              <w:spacing w:before="0" w:after="30" w:line="240" w:lineRule="auto"/>
+            </w:pPr>
+            <w:r>
+              <w:rPr>
+                <w:rFonts w:ascii="Segoe UI" w:hAnsi="Segoe UI"/>
+                <w:color w:val="19322B"/>
+                <w:sz w:val="16"/>
+              </w:rPr>
+              <w:t>2.5</w:t>
+            </w:r>
+          </w:p>
+        </w:tc>
+        <w:tc>
+          <w:tcPr>
+            <w:tcW w:type="dxa" w:w="3580"/>
+            <w:vAlign w:val="center"/>
+          </w:tcPr>
+          <w:p>
+            <w:pPr>
+              <w:spacing w:before="0" w:after="30" w:line="240" w:lineRule="auto"/>
+            </w:pPr>
+            <w:r>
+              <w:rPr>
+                <w:rFonts w:ascii="Segoe UI" w:hAnsi="Segoe UI"/>
+                <w:color w:val="19322B"/>
+                <w:sz w:val="16"/>
+              </w:rPr>
+              <w:t>Made the underlined contact name open the complete record while retaining a separate plus/minus summary control.</w:t>
             </w:r>
           </w:p>
         </w:tc>

--- a/docs/tech-admin/Hope-Sojourns-Style-Guide.docx
+++ b/docs/tech-admin/Hope-Sojourns-Style-Guide.docx
@@ -130,7 +130,7 @@
           <w:color w:val="60726B"/>
           <w:sz w:val="20"/>
         </w:rPr>
-        <w:t>Version 2.5</w:t>
+        <w:t>Version 2.6</w:t>
       </w:r>
       <w:r>
         <w:rPr>
@@ -146,7 +146,7 @@
           <w:color w:val="60726B"/>
           <w:sz w:val="20"/>
         </w:rPr>
-        <w:t>Last reviewed September 1, 2026</w:t>
+        <w:t>Last reviewed September 3, 2026</w:t>
       </w:r>
     </w:p>
     <w:p>
@@ -8038,6 +8038,42 @@
     </w:p>
     <w:p>
       <w:pPr>
+        <w:keepLines/>
+        <w:numPr>
+          <w:ilvl w:val="0"/>
+          <w:numId w:val="10"/>
+        </w:numPr>
+        <w:spacing w:before="0" w:after="80" w:line="300" w:lineRule="auto"/>
+        <w:ind w:left="540" w:hanging="271"/>
+      </w:pPr>
+      <w:r>
+        <w:rPr>
+          <w:rFonts w:ascii="Segoe UI" w:hAnsi="Segoe UI"/>
+          <w:color w:val="19322B"/>
+          <w:sz w:val="22"/>
+        </w:rPr>
+        <w:t xml:space="preserve">The expanded summary restores the established organization and activity date, email and phone, contact-type and language pills, request and reply counts, and a distinct </w:t>
+      </w:r>
+      <w:r>
+        <w:rPr>
+          <w:rFonts w:ascii="Segoe UI" w:hAnsi="Segoe UI"/>
+          <w:b/>
+          <w:color w:val="19322B"/>
+          <w:sz w:val="22"/>
+        </w:rPr>
+        <w:t>View everything</w:t>
+      </w:r>
+      <w:r>
+        <w:rPr>
+          <w:rFonts w:ascii="Segoe UI" w:hAnsi="Segoe UI"/>
+          <w:color w:val="19322B"/>
+          <w:sz w:val="22"/>
+        </w:rPr>
+        <w:t xml:space="preserve"> button. Keep that button hidden in the compact state.</w:t>
+      </w:r>
+    </w:p>
+    <w:p>
+      <w:pPr>
         <w:keepNext/>
         <w:keepLines/>
         <w:numPr>
@@ -8053,7 +8089,7 @@
           <w:color w:val="19322B"/>
           <w:sz w:val="22"/>
         </w:rPr>
-        <w:t xml:space="preserve">The expanded summary restores the established organization and activity date, email and phone, contact-type and language pills, request and reply counts, and a distinct </w:t>
+        <w:t xml:space="preserve">In the complete contact record, show </w:t>
       </w:r>
       <w:r>
         <w:rPr>
@@ -8062,7 +8098,7 @@
           <w:color w:val="19322B"/>
           <w:sz w:val="22"/>
         </w:rPr>
-        <w:t>View everything</w:t>
+        <w:t>Email address</w:t>
       </w:r>
       <w:r>
         <w:rPr>
@@ -8070,7 +8106,58 @@
           <w:color w:val="19322B"/>
           <w:sz w:val="22"/>
         </w:rPr>
-        <w:t xml:space="preserve"> button. Keep that button hidden in the compact state.</w:t>
+        <w:t xml:space="preserve"> and </w:t>
+      </w:r>
+      <w:r>
+        <w:rPr>
+          <w:rFonts w:ascii="Segoe UI" w:hAnsi="Segoe UI"/>
+          <w:b/>
+          <w:color w:val="19322B"/>
+          <w:sz w:val="22"/>
+        </w:rPr>
+        <w:t>Phone number</w:t>
+      </w:r>
+      <w:r>
+        <w:rPr>
+          <w:rFonts w:ascii="Segoe UI" w:hAnsi="Segoe UI"/>
+          <w:color w:val="19322B"/>
+          <w:sz w:val="22"/>
+        </w:rPr>
+        <w:t xml:space="preserve"> directly below </w:t>
+      </w:r>
+      <w:r>
+        <w:rPr>
+          <w:rFonts w:ascii="Segoe UI" w:hAnsi="Segoe UI"/>
+          <w:b/>
+          <w:color w:val="19322B"/>
+          <w:sz w:val="22"/>
+        </w:rPr>
+        <w:t>Preferred contact</w:t>
+      </w:r>
+      <w:r>
+        <w:rPr>
+          <w:rFonts w:ascii="Segoe UI" w:hAnsi="Segoe UI"/>
+          <w:color w:val="19322B"/>
+          <w:sz w:val="22"/>
+        </w:rPr>
+        <w:t xml:space="preserve"> when their values exist. Omit either row when its value is empty instead of displaying a </w:t>
+      </w:r>
+      <w:r>
+        <w:rPr>
+          <w:rFonts w:ascii="Segoe UI" w:hAnsi="Segoe UI"/>
+          <w:b/>
+          <w:color w:val="19322B"/>
+          <w:sz w:val="22"/>
+        </w:rPr>
+        <w:t>Not provided</w:t>
+      </w:r>
+      <w:r>
+        <w:rPr>
+          <w:rFonts w:ascii="Segoe UI" w:hAnsi="Segoe UI"/>
+          <w:color w:val="19322B"/>
+          <w:sz w:val="22"/>
+        </w:rPr>
+        <w:t xml:space="preserve"> placeholder.</w:t>
       </w:r>
     </w:p>
     <w:p>
@@ -10916,6 +11003,68 @@
                 <w:sz w:val="18"/>
               </w:rPr>
               <w:t>Change</w:t>
+            </w:r>
+          </w:p>
+        </w:tc>
+      </w:tr>
+      <w:tr>
+        <w:trPr>
+          <w:cantSplit/>
+        </w:trPr>
+        <w:tc>
+          <w:tcPr>
+            <w:tcW w:type="dxa" w:w="2200"/>
+            <w:vAlign w:val="center"/>
+          </w:tcPr>
+          <w:p>
+            <w:pPr>
+              <w:spacing w:before="0" w:after="30" w:line="240" w:lineRule="auto"/>
+            </w:pPr>
+            <w:r>
+              <w:rPr>
+                <w:rFonts w:ascii="Segoe UI" w:hAnsi="Segoe UI"/>
+                <w:color w:val="19322B"/>
+                <w:sz w:val="16"/>
+              </w:rPr>
+              <w:t>2026-09-03</w:t>
+            </w:r>
+          </w:p>
+        </w:tc>
+        <w:tc>
+          <w:tcPr>
+            <w:tcW w:type="dxa" w:w="3580"/>
+            <w:vAlign w:val="center"/>
+          </w:tcPr>
+          <w:p>
+            <w:pPr>
+              <w:spacing w:before="0" w:after="30" w:line="240" w:lineRule="auto"/>
+            </w:pPr>
+            <w:r>
+              <w:rPr>
+                <w:rFonts w:ascii="Segoe UI" w:hAnsi="Segoe UI"/>
+                <w:color w:val="19322B"/>
+                <w:sz w:val="16"/>
+              </w:rPr>
+              <w:t>2.6</w:t>
+            </w:r>
+          </w:p>
+        </w:tc>
+        <w:tc>
+          <w:tcPr>
+            <w:tcW w:type="dxa" w:w="3580"/>
+            <w:vAlign w:val="center"/>
+          </w:tcPr>
+          <w:p>
+            <w:pPr>
+              <w:spacing w:before="0" w:after="30" w:line="240" w:lineRule="auto"/>
+            </w:pPr>
+            <w:r>
+              <w:rPr>
+                <w:rFonts w:ascii="Segoe UI" w:hAnsi="Segoe UI"/>
+                <w:color w:val="19322B"/>
+                <w:sz w:val="16"/>
+              </w:rPr>
+              <w:t>Added conditional email-address and phone-number rows to the complete Admin Portal contact record.</w:t>
             </w:r>
           </w:p>
         </w:tc>

--- a/docs/tech-admin/Hope-Sojourns-Style-Guide.docx
+++ b/docs/tech-admin/Hope-Sojourns-Style-Guide.docx
@@ -130,7 +130,7 @@
           <w:color w:val="60726B"/>
           <w:sz w:val="20"/>
         </w:rPr>
-        <w:t>Version 2.6</w:t>
+        <w:t>Version 2.7</w:t>
       </w:r>
       <w:r>
         <w:rPr>
@@ -146,7 +146,7 @@
           <w:color w:val="60726B"/>
           <w:sz w:val="20"/>
         </w:rPr>
-        <w:t>Last reviewed September 3, 2026</w:t>
+        <w:t>Last reviewed September 4, 2026</w:t>
       </w:r>
     </w:p>
     <w:p>
@@ -9032,6 +9032,25 @@
     </w:p>
     <w:p>
       <w:pPr>
+        <w:keepLines/>
+        <w:numPr>
+          <w:ilvl w:val="0"/>
+          <w:numId w:val="10"/>
+        </w:numPr>
+        <w:spacing w:before="0" w:after="80" w:line="300" w:lineRule="auto"/>
+        <w:ind w:left="540" w:hanging="271"/>
+      </w:pPr>
+      <w:r>
+        <w:rPr>
+          <w:rFonts w:ascii="Segoe UI" w:hAnsi="Segoe UI"/>
+          <w:color w:val="19322B"/>
+          <w:sz w:val="22"/>
+        </w:rPr>
+        <w:t>Clicking a dialog backdrop must leave the dialog open and preserve entered or selected information; dismissal requires an intentional close, cancel, or completed action.</w:t>
+      </w:r>
+    </w:p>
+    <w:p>
+      <w:pPr>
         <w:keepNext/>
         <w:keepLines/>
         <w:numPr>
@@ -11003,6 +11022,68 @@
                 <w:sz w:val="18"/>
               </w:rPr>
               <w:t>Change</w:t>
+            </w:r>
+          </w:p>
+        </w:tc>
+      </w:tr>
+      <w:tr>
+        <w:trPr>
+          <w:cantSplit/>
+        </w:trPr>
+        <w:tc>
+          <w:tcPr>
+            <w:tcW w:type="dxa" w:w="2200"/>
+            <w:vAlign w:val="center"/>
+          </w:tcPr>
+          <w:p>
+            <w:pPr>
+              <w:spacing w:before="0" w:after="30" w:line="240" w:lineRule="auto"/>
+            </w:pPr>
+            <w:r>
+              <w:rPr>
+                <w:rFonts w:ascii="Segoe UI" w:hAnsi="Segoe UI"/>
+                <w:color w:val="19322B"/>
+                <w:sz w:val="16"/>
+              </w:rPr>
+              <w:t>2026-09-04</w:t>
+            </w:r>
+          </w:p>
+        </w:tc>
+        <w:tc>
+          <w:tcPr>
+            <w:tcW w:type="dxa" w:w="3580"/>
+            <w:vAlign w:val="center"/>
+          </w:tcPr>
+          <w:p>
+            <w:pPr>
+              <w:spacing w:before="0" w:after="30" w:line="240" w:lineRule="auto"/>
+            </w:pPr>
+            <w:r>
+              <w:rPr>
+                <w:rFonts w:ascii="Segoe UI" w:hAnsi="Segoe UI"/>
+                <w:color w:val="19322B"/>
+                <w:sz w:val="16"/>
+              </w:rPr>
+              <w:t>2.7</w:t>
+            </w:r>
+          </w:p>
+        </w:tc>
+        <w:tc>
+          <w:tcPr>
+            <w:tcW w:type="dxa" w:w="3580"/>
+            <w:vAlign w:val="center"/>
+          </w:tcPr>
+          <w:p>
+            <w:pPr>
+              <w:spacing w:before="0" w:after="30" w:line="240" w:lineRule="auto"/>
+            </w:pPr>
+            <w:r>
+              <w:rPr>
+                <w:rFonts w:ascii="Segoe UI" w:hAnsi="Segoe UI"/>
+                <w:color w:val="19322B"/>
+                <w:sz w:val="16"/>
+              </w:rPr>
+              <w:t>Required intentional dismissal for Admin Portal dialogs so backdrop clicks preserve work in progress.</w:t>
             </w:r>
           </w:p>
         </w:tc>

--- a/docs/tech-admin/Hope-Sojourns-Style-Guide.docx
+++ b/docs/tech-admin/Hope-Sojourns-Style-Guide.docx
@@ -130,7 +130,7 @@
           <w:color w:val="60726B"/>
           <w:sz w:val="20"/>
         </w:rPr>
-        <w:t>Version 2.7</w:t>
+        <w:t>Version 3.0</w:t>
       </w:r>
       <w:r>
         <w:rPr>
@@ -146,7 +146,7 @@
           <w:color w:val="60726B"/>
           <w:sz w:val="20"/>
         </w:rPr>
-        <w:t>Last reviewed September 4, 2026</w:t>
+        <w:t>Last reviewed September 6, 2026</w:t>
       </w:r>
     </w:p>
     <w:p>
@@ -690,6 +690,199 @@
                 <w:sz w:val="16"/>
               </w:rPr>
               <w:t>Portal-specific layouts that inherit global tokens</w:t>
+            </w:r>
+          </w:p>
+        </w:tc>
+      </w:tr>
+      <w:tr>
+        <w:trPr>
+          <w:cantSplit/>
+        </w:trPr>
+        <w:tc>
+          <w:tcPr>
+            <w:tcW w:type="dxa" w:w="2700"/>
+            <w:vAlign w:val="center"/>
+          </w:tcPr>
+          <w:p>
+            <w:pPr>
+              <w:spacing w:before="0" w:after="30" w:line="240" w:lineRule="auto"/>
+            </w:pPr>
+            <w:r>
+              <w:rPr>
+                <w:rFonts w:ascii="Consolas" w:hAnsi="Consolas"/>
+                <w:color w:val="173F35"/>
+                <w:sz w:val="17"/>
+                <w:shd w:fill="EDF5F1"/>
+              </w:rPr>
+              <w:t>/admin/trips/trips.css</w:t>
+            </w:r>
+          </w:p>
+        </w:tc>
+        <w:tc>
+          <w:tcPr>
+            <w:tcW w:type="dxa" w:w="6660"/>
+            <w:vAlign w:val="center"/>
+          </w:tcPr>
+          <w:p>
+            <w:pPr>
+              <w:spacing w:before="0" w:after="30" w:line="240" w:lineRule="auto"/>
+            </w:pPr>
+            <w:r>
+              <w:rPr>
+                <w:rFonts w:ascii="Segoe UI" w:hAnsi="Segoe UI"/>
+                <w:color w:val="19322B"/>
+                <w:sz w:val="16"/>
+              </w:rPr>
+              <w:t>Focused trip-administration workspace that inherits global tokens</w:t>
+            </w:r>
+          </w:p>
+        </w:tc>
+      </w:tr>
+      <w:tr>
+        <w:trPr>
+          <w:cantSplit/>
+        </w:trPr>
+        <w:tc>
+          <w:tcPr>
+            <w:tcW w:type="dxa" w:w="2700"/>
+            <w:vAlign w:val="center"/>
+          </w:tcPr>
+          <w:p>
+            <w:pPr>
+              <w:spacing w:before="0" w:after="30" w:line="240" w:lineRule="auto"/>
+            </w:pPr>
+            <w:r>
+              <w:rPr>
+                <w:rFonts w:ascii="Consolas" w:hAnsi="Consolas"/>
+                <w:color w:val="173F35"/>
+                <w:sz w:val="17"/>
+                <w:shd w:fill="EDF5F1"/>
+              </w:rPr>
+              <w:t>/journey/journey.css</w:t>
+            </w:r>
+          </w:p>
+        </w:tc>
+        <w:tc>
+          <w:tcPr>
+            <w:tcW w:type="dxa" w:w="6660"/>
+            <w:vAlign w:val="center"/>
+          </w:tcPr>
+          <w:p>
+            <w:pPr>
+              <w:spacing w:before="0" w:after="30" w:line="240" w:lineRule="auto"/>
+            </w:pPr>
+            <w:r>
+              <w:rPr>
+                <w:rFonts w:ascii="Segoe UI" w:hAnsi="Segoe UI"/>
+                <w:color w:val="19322B"/>
+                <w:sz w:val="16"/>
+              </w:rPr>
+              <w:t>Shared trip portal layout and content hierarchy</w:t>
+            </w:r>
+          </w:p>
+        </w:tc>
+      </w:tr>
+      <w:tr>
+        <w:trPr>
+          <w:cantSplit/>
+        </w:trPr>
+        <w:tc>
+          <w:tcPr>
+            <w:tcW w:type="dxa" w:w="2700"/>
+            <w:vAlign w:val="center"/>
+          </w:tcPr>
+          <w:p>
+            <w:pPr>
+              <w:spacing w:before="0" w:after="30" w:line="240" w:lineRule="auto"/>
+            </w:pPr>
+            <w:r>
+              <w:rPr>
+                <w:rFonts w:ascii="Consolas" w:hAnsi="Consolas"/>
+                <w:color w:val="173F35"/>
+                <w:sz w:val="17"/>
+                <w:shd w:fill="EDF5F1"/>
+              </w:rPr>
+              <w:t>/trip-account/trip-account.css</w:t>
+            </w:r>
+          </w:p>
+        </w:tc>
+        <w:tc>
+          <w:tcPr>
+            <w:tcW w:type="dxa" w:w="6660"/>
+            <w:vAlign w:val="center"/>
+          </w:tcPr>
+          <w:p>
+            <w:pPr>
+              <w:spacing w:before="0" w:after="30" w:line="240" w:lineRule="auto"/>
+            </w:pPr>
+            <w:r>
+              <w:rPr>
+                <w:rFonts w:ascii="Segoe UI" w:hAnsi="Segoe UI"/>
+                <w:color w:val="19322B"/>
+                <w:sz w:val="16"/>
+              </w:rPr>
+              <w:t>Private financial statement layout and print treatment</w:t>
+            </w:r>
+          </w:p>
+        </w:tc>
+      </w:tr>
+      <w:tr>
+        <w:trPr>
+          <w:cantSplit/>
+        </w:trPr>
+        <w:tc>
+          <w:tcPr>
+            <w:tcW w:type="dxa" w:w="2700"/>
+            <w:vAlign w:val="center"/>
+          </w:tcPr>
+          <w:p>
+            <w:pPr>
+              <w:spacing w:before="0" w:after="30" w:line="240" w:lineRule="auto"/>
+            </w:pPr>
+            <w:r>
+              <w:rPr>
+                <w:rFonts w:ascii="Consolas" w:hAnsi="Consolas"/>
+                <w:color w:val="173F35"/>
+                <w:sz w:val="17"/>
+                <w:shd w:fill="EDF5F1"/>
+              </w:rPr>
+              <w:t>/trip/trip.css</w:t>
+            </w:r>
+            <w:r>
+              <w:rPr>
+                <w:rFonts w:ascii="Segoe UI" w:hAnsi="Segoe UI"/>
+                <w:color w:val="19322B"/>
+                <w:sz w:val="16"/>
+              </w:rPr>
+              <w:t xml:space="preserve"> and </w:t>
+            </w:r>
+            <w:r>
+              <w:rPr>
+                <w:rFonts w:ascii="Consolas" w:hAnsi="Consolas"/>
+                <w:color w:val="173F35"/>
+                <w:sz w:val="17"/>
+                <w:shd w:fill="EDF5F1"/>
+              </w:rPr>
+              <w:t>/admin/annual-summary/annual-summary.css</w:t>
+            </w:r>
+          </w:p>
+        </w:tc>
+        <w:tc>
+          <w:tcPr>
+            <w:tcW w:type="dxa" w:w="6660"/>
+            <w:vAlign w:val="center"/>
+          </w:tcPr>
+          <w:p>
+            <w:pPr>
+              <w:spacing w:before="0" w:after="30" w:line="240" w:lineRule="auto"/>
+            </w:pPr>
+            <w:r>
+              <w:rPr>
+                <w:rFonts w:ascii="Segoe UI" w:hAnsi="Segoe UI"/>
+                <w:color w:val="19322B"/>
+                <w:sz w:val="16"/>
+              </w:rPr>
+              <w:t>Actual-trip public detail and printable annual summary treatments</w:t>
             </w:r>
           </w:p>
         </w:tc>
@@ -8903,6 +9096,551 @@
           <w:color w:val="275D4D"/>
           <w:sz w:val="26"/>
         </w:rPr>
+        <w:t>Trip management and participant portals</w:t>
+      </w:r>
+    </w:p>
+    <w:p>
+      <w:pPr>
+        <w:keepNext/>
+        <w:keepLines/>
+        <w:numPr>
+          <w:ilvl w:val="0"/>
+          <w:numId w:val="10"/>
+        </w:numPr>
+        <w:spacing w:before="0" w:after="80" w:line="300" w:lineRule="auto"/>
+        <w:ind w:left="540" w:hanging="271"/>
+      </w:pPr>
+      <w:r>
+        <w:rPr>
+          <w:rFonts w:ascii="Segoe UI" w:hAnsi="Segoe UI"/>
+          <w:color w:val="19322B"/>
+          <w:sz w:val="22"/>
+        </w:rPr>
+        <w:t>Treat a public opportunity, an actual trip, shared traveler resources, and private financial information as four distinct layers. Labels and actions must make the current layer obvious.</w:t>
+      </w:r>
+    </w:p>
+    <w:p>
+      <w:pPr>
+        <w:keepLines/>
+        <w:numPr>
+          <w:ilvl w:val="0"/>
+          <w:numId w:val="10"/>
+        </w:numPr>
+        <w:spacing w:before="0" w:after="80" w:line="300" w:lineRule="auto"/>
+        <w:ind w:left="540" w:hanging="271"/>
+      </w:pPr>
+      <w:r>
+        <w:rPr>
+          <w:rFonts w:ascii="Segoe UI" w:hAnsi="Segoe UI"/>
+          <w:color w:val="19322B"/>
+          <w:sz w:val="22"/>
+        </w:rPr>
+        <w:t xml:space="preserve">Use </w:t>
+      </w:r>
+      <w:r>
+        <w:rPr>
+          <w:rFonts w:ascii="Segoe UI" w:hAnsi="Segoe UI"/>
+          <w:b/>
+          <w:color w:val="19322B"/>
+          <w:sz w:val="22"/>
+        </w:rPr>
+        <w:t>Trip management</w:t>
+      </w:r>
+      <w:r>
+        <w:rPr>
+          <w:rFonts w:ascii="Segoe UI" w:hAnsi="Segoe UI"/>
+          <w:color w:val="19322B"/>
+          <w:sz w:val="22"/>
+        </w:rPr>
+        <w:t xml:space="preserve"> as a focused administrator destination instead of crowding the main response-portal tabs. Give the workspace a persistent trip list on wide screens, a clear back action, and a compact selector or stacked layout on narrow screens.</w:t>
+      </w:r>
+    </w:p>
+    <w:p>
+      <w:pPr>
+        <w:keepLines/>
+        <w:numPr>
+          <w:ilvl w:val="0"/>
+          <w:numId w:val="10"/>
+        </w:numPr>
+        <w:spacing w:before="0" w:after="80" w:line="300" w:lineRule="auto"/>
+        <w:ind w:left="540" w:hanging="271"/>
+      </w:pPr>
+      <w:r>
+        <w:rPr>
+          <w:rFonts w:ascii="Segoe UI" w:hAnsi="Segoe UI"/>
+          <w:color w:val="19322B"/>
+          <w:sz w:val="22"/>
+        </w:rPr>
+        <w:t>Lead each trip workspace with name, trip ID, dates, status, and concise readiness and financial summaries. Follow with task-centered areas for overview, team and partners, traveler portal, content, budget and funding, accounts and payments, invitations and messages, public page, and setup lists.</w:t>
+      </w:r>
+    </w:p>
+    <w:p>
+      <w:pPr>
+        <w:keepLines/>
+        <w:numPr>
+          <w:ilvl w:val="0"/>
+          <w:numId w:val="10"/>
+        </w:numPr>
+        <w:spacing w:before="0" w:after="80" w:line="300" w:lineRule="auto"/>
+        <w:ind w:left="540" w:hanging="271"/>
+      </w:pPr>
+      <w:r>
+        <w:rPr>
+          <w:rFonts w:ascii="Segoe UI" w:hAnsi="Segoe UI"/>
+          <w:color w:val="19322B"/>
+          <w:sz w:val="22"/>
+        </w:rPr>
+        <w:t xml:space="preserve">Keep dense setup forms inside cards or disclosures and keep saved records visually separate beneath them. Buttons must use direct verbs such as </w:t>
+      </w:r>
+      <w:r>
+        <w:rPr>
+          <w:rFonts w:ascii="Segoe UI" w:hAnsi="Segoe UI"/>
+          <w:b/>
+          <w:color w:val="19322B"/>
+          <w:sz w:val="22"/>
+        </w:rPr>
+        <w:t>Save cost</w:t>
+      </w:r>
+      <w:r>
+        <w:rPr>
+          <w:rFonts w:ascii="Segoe UI" w:hAnsi="Segoe UI"/>
+          <w:color w:val="19322B"/>
+          <w:sz w:val="22"/>
+        </w:rPr>
+        <w:t xml:space="preserve">, </w:t>
+      </w:r>
+      <w:r>
+        <w:rPr>
+          <w:rFonts w:ascii="Segoe UI" w:hAnsi="Segoe UI"/>
+          <w:b/>
+          <w:color w:val="19322B"/>
+          <w:sz w:val="22"/>
+        </w:rPr>
+        <w:t>Record payment</w:t>
+      </w:r>
+      <w:r>
+        <w:rPr>
+          <w:rFonts w:ascii="Segoe UI" w:hAnsi="Segoe UI"/>
+          <w:color w:val="19322B"/>
+          <w:sz w:val="22"/>
+        </w:rPr>
+        <w:t xml:space="preserve">, </w:t>
+      </w:r>
+      <w:r>
+        <w:rPr>
+          <w:rFonts w:ascii="Segoe UI" w:hAnsi="Segoe UI"/>
+          <w:b/>
+          <w:color w:val="19322B"/>
+          <w:sz w:val="22"/>
+        </w:rPr>
+        <w:t>Add coverage</w:t>
+      </w:r>
+      <w:r>
+        <w:rPr>
+          <w:rFonts w:ascii="Segoe UI" w:hAnsi="Segoe UI"/>
+          <w:color w:val="19322B"/>
+          <w:sz w:val="22"/>
+        </w:rPr>
+        <w:t xml:space="preserve">, </w:t>
+      </w:r>
+      <w:r>
+        <w:rPr>
+          <w:rFonts w:ascii="Segoe UI" w:hAnsi="Segoe UI"/>
+          <w:b/>
+          <w:color w:val="19322B"/>
+          <w:sz w:val="22"/>
+        </w:rPr>
+        <w:t>Create request</w:t>
+      </w:r>
+      <w:r>
+        <w:rPr>
+          <w:rFonts w:ascii="Segoe UI" w:hAnsi="Segoe UI"/>
+          <w:color w:val="19322B"/>
+          <w:sz w:val="22"/>
+        </w:rPr>
+        <w:t xml:space="preserve">, and </w:t>
+      </w:r>
+      <w:r>
+        <w:rPr>
+          <w:rFonts w:ascii="Segoe UI" w:hAnsi="Segoe UI"/>
+          <w:b/>
+          <w:color w:val="19322B"/>
+          <w:sz w:val="22"/>
+        </w:rPr>
+        <w:t>Create invitation</w:t>
+      </w:r>
+      <w:r>
+        <w:rPr>
+          <w:rFonts w:ascii="Segoe UI" w:hAnsi="Segoe UI"/>
+          <w:color w:val="19322B"/>
+          <w:sz w:val="22"/>
+        </w:rPr>
+        <w:t>.</w:t>
+      </w:r>
+    </w:p>
+    <w:p>
+      <w:pPr>
+        <w:keepLines/>
+        <w:numPr>
+          <w:ilvl w:val="0"/>
+          <w:numId w:val="10"/>
+        </w:numPr>
+        <w:spacing w:before="0" w:after="80" w:line="300" w:lineRule="auto"/>
+        <w:ind w:left="540" w:hanging="271"/>
+      </w:pPr>
+      <w:r>
+        <w:rPr>
+          <w:rFonts w:ascii="Segoe UI" w:hAnsi="Segoe UI"/>
+          <w:color w:val="19322B"/>
+          <w:sz w:val="22"/>
+        </w:rPr>
+        <w:t xml:space="preserve">Use friendly </w:t>
+      </w:r>
+      <w:r>
+        <w:rPr>
+          <w:rFonts w:ascii="Segoe UI" w:hAnsi="Segoe UI"/>
+          <w:b/>
+          <w:color w:val="19322B"/>
+          <w:sz w:val="22"/>
+        </w:rPr>
+        <w:t>payment request</w:t>
+      </w:r>
+      <w:r>
+        <w:rPr>
+          <w:rFonts w:ascii="Segoe UI" w:hAnsi="Segoe UI"/>
+          <w:color w:val="19322B"/>
+          <w:sz w:val="22"/>
+        </w:rPr>
+        <w:t xml:space="preserve">, </w:t>
+      </w:r>
+      <w:r>
+        <w:rPr>
+          <w:rFonts w:ascii="Segoe UI" w:hAnsi="Segoe UI"/>
+          <w:b/>
+          <w:color w:val="19322B"/>
+          <w:sz w:val="22"/>
+        </w:rPr>
+        <w:t>balance notice</w:t>
+      </w:r>
+      <w:r>
+        <w:rPr>
+          <w:rFonts w:ascii="Segoe UI" w:hAnsi="Segoe UI"/>
+          <w:color w:val="19322B"/>
+          <w:sz w:val="22"/>
+        </w:rPr>
+        <w:t xml:space="preserve">, or </w:t>
+      </w:r>
+      <w:r>
+        <w:rPr>
+          <w:rFonts w:ascii="Segoe UI" w:hAnsi="Segoe UI"/>
+          <w:b/>
+          <w:color w:val="19322B"/>
+          <w:sz w:val="22"/>
+        </w:rPr>
+        <w:t>status</w:t>
+      </w:r>
+      <w:r>
+        <w:rPr>
+          <w:rFonts w:ascii="Segoe UI" w:hAnsi="Segoe UI"/>
+          <w:color w:val="19322B"/>
+          <w:sz w:val="22"/>
+        </w:rPr>
+        <w:t xml:space="preserve"> language in participant communication. Do not use </w:t>
+      </w:r>
+      <w:r>
+        <w:rPr>
+          <w:rFonts w:ascii="Segoe UI" w:hAnsi="Segoe UI"/>
+          <w:b/>
+          <w:color w:val="19322B"/>
+          <w:sz w:val="22"/>
+        </w:rPr>
+        <w:t>invoice</w:t>
+      </w:r>
+      <w:r>
+        <w:rPr>
+          <w:rFonts w:ascii="Segoe UI" w:hAnsi="Segoe UI"/>
+          <w:color w:val="19322B"/>
+          <w:sz w:val="22"/>
+        </w:rPr>
+        <w:t xml:space="preserve"> unless a later legal or accounting decision specifically requires it.</w:t>
+      </w:r>
+    </w:p>
+    <w:p>
+      <w:pPr>
+        <w:keepLines/>
+        <w:numPr>
+          <w:ilvl w:val="0"/>
+          <w:numId w:val="10"/>
+        </w:numPr>
+        <w:spacing w:before="0" w:after="80" w:line="300" w:lineRule="auto"/>
+        <w:ind w:left="540" w:hanging="271"/>
+      </w:pPr>
+      <w:r>
+        <w:rPr>
+          <w:rFonts w:ascii="Segoe UI" w:hAnsi="Segoe UI"/>
+          <w:color w:val="19322B"/>
+          <w:sz w:val="22"/>
+        </w:rPr>
+        <w:t>Financial summaries must distinguish charges, payments, support credits, balance, costs paid through Hope Sojourns, and costs paid externally. Never use one unlabeled total to combine cash received by Hope Sojourns with an outside partner's settlement.</w:t>
+      </w:r>
+    </w:p>
+    <w:p>
+      <w:pPr>
+        <w:keepLines/>
+        <w:numPr>
+          <w:ilvl w:val="0"/>
+          <w:numId w:val="10"/>
+        </w:numPr>
+        <w:spacing w:before="0" w:after="80" w:line="300" w:lineRule="auto"/>
+        <w:ind w:left="540" w:hanging="271"/>
+      </w:pPr>
+      <w:r>
+        <w:rPr>
+          <w:rFonts w:ascii="Segoe UI" w:hAnsi="Segoe UI"/>
+          <w:color w:val="19322B"/>
+          <w:sz w:val="22"/>
+        </w:rPr>
+        <w:t>Present support for a leader or scholarship recipient as a named support credit with its funding source. Do not visually disguise coverage as a traveler payment.</w:t>
+      </w:r>
+    </w:p>
+    <w:p>
+      <w:pPr>
+        <w:keepLines/>
+        <w:numPr>
+          <w:ilvl w:val="0"/>
+          <w:numId w:val="10"/>
+        </w:numPr>
+        <w:spacing w:before="0" w:after="80" w:line="300" w:lineRule="auto"/>
+        <w:ind w:left="540" w:hanging="271"/>
+      </w:pPr>
+      <w:r>
+        <w:rPr>
+          <w:rFonts w:ascii="Segoe UI" w:hAnsi="Segoe UI"/>
+          <w:color w:val="19322B"/>
+          <w:sz w:val="22"/>
+        </w:rPr>
+        <w:t>Cost records should show estimate, actual total, settlement route, payment status, vendor, and funding allocations together. State plainly that a paid Hope Sojourns cost enters the central ledger and that externally settled costs do not.</w:t>
+      </w:r>
+    </w:p>
+    <w:p>
+      <w:pPr>
+        <w:keepLines/>
+        <w:numPr>
+          <w:ilvl w:val="0"/>
+          <w:numId w:val="10"/>
+        </w:numPr>
+        <w:spacing w:before="0" w:after="80" w:line="300" w:lineRule="auto"/>
+        <w:ind w:left="540" w:hanging="271"/>
+      </w:pPr>
+      <w:r>
+        <w:rPr>
+          <w:rFonts w:ascii="Segoe UI" w:hAnsi="Segoe UI"/>
+          <w:color w:val="19322B"/>
+          <w:sz w:val="22"/>
+        </w:rPr>
+        <w:t>Interest-form submissions remain a visible prospect list until an administrator changes the separate team-member status. Invitation records show label, organization, use count, expiration, and status without re-exposing their secret token.</w:t>
+      </w:r>
+    </w:p>
+    <w:p>
+      <w:pPr>
+        <w:keepLines/>
+        <w:numPr>
+          <w:ilvl w:val="0"/>
+          <w:numId w:val="10"/>
+        </w:numPr>
+        <w:spacing w:before="0" w:after="80" w:line="300" w:lineRule="auto"/>
+        <w:ind w:left="540" w:hanging="271"/>
+      </w:pPr>
+      <w:r>
+        <w:rPr>
+          <w:rFonts w:ascii="Segoe UI" w:hAnsi="Segoe UI"/>
+          <w:color w:val="19322B"/>
+          <w:sz w:val="22"/>
+        </w:rPr>
+        <w:t>The shared traveler portal uses one trip login ID and password for common information. Its sign-in screen should feel calm and welcoming while plainly explaining shared access. Never show charges, balances, payment history, private links, internal notes, or non-opted-in directory fields there.</w:t>
+      </w:r>
+    </w:p>
+    <w:p>
+      <w:pPr>
+        <w:keepLines/>
+        <w:numPr>
+          <w:ilvl w:val="0"/>
+          <w:numId w:val="10"/>
+        </w:numPr>
+        <w:spacing w:before="0" w:after="80" w:line="300" w:lineRule="auto"/>
+        <w:ind w:left="540" w:hanging="271"/>
+      </w:pPr>
+      <w:r>
+        <w:rPr>
+          <w:rFonts w:ascii="Segoe UI" w:hAnsi="Segoe UI"/>
+          <w:color w:val="19322B"/>
+          <w:sz w:val="22"/>
+        </w:rPr>
+        <w:t>Within the shared portal, group content by practical purpose: devotionals, itinerary, instructions, resources, updates, and team. Use date and time labels where relevant, preserve multiline content, and keep exact operational details out of public content.</w:t>
+      </w:r>
+    </w:p>
+    <w:p>
+      <w:pPr>
+        <w:keepLines/>
+        <w:numPr>
+          <w:ilvl w:val="0"/>
+          <w:numId w:val="10"/>
+        </w:numPr>
+        <w:spacing w:before="0" w:after="80" w:line="300" w:lineRule="auto"/>
+        <w:ind w:left="540" w:hanging="271"/>
+      </w:pPr>
+      <w:r>
+        <w:rPr>
+          <w:rFonts w:ascii="Segoe UI" w:hAnsi="Segoe UI"/>
+          <w:color w:val="19322B"/>
+          <w:sz w:val="22"/>
+        </w:rPr>
+        <w:t>Individual, family, group, organization, and sponsor finances belong on the private account statement. Lead with charges, payments, support credits, and remaining balance; follow with itemized records and payment requests. Make the page printable, low-chrome, and explicit that the link is private.</w:t>
+      </w:r>
+    </w:p>
+    <w:p>
+      <w:pPr>
+        <w:keepLines/>
+        <w:numPr>
+          <w:ilvl w:val="0"/>
+          <w:numId w:val="10"/>
+        </w:numPr>
+        <w:spacing w:before="0" w:after="80" w:line="300" w:lineRule="auto"/>
+        <w:ind w:left="540" w:hanging="271"/>
+      </w:pPr>
+      <w:r>
+        <w:rPr>
+          <w:rFonts w:ascii="Segoe UI" w:hAnsi="Segoe UI"/>
+          <w:color w:val="19322B"/>
+          <w:sz w:val="22"/>
+        </w:rPr>
+        <w:t>Public actual-trip pages show only an approved summary, dates, location, interest action, and Public plus Published content. On the evergreen opportunity page, actual departures appear as dated action cards without replacing the broader opportunity story.</w:t>
+      </w:r>
+    </w:p>
+    <w:p>
+      <w:pPr>
+        <w:keepLines/>
+        <w:numPr>
+          <w:ilvl w:val="0"/>
+          <w:numId w:val="10"/>
+        </w:numPr>
+        <w:spacing w:before="0" w:after="80" w:line="300" w:lineRule="auto"/>
+        <w:ind w:left="540" w:hanging="271"/>
+      </w:pPr>
+      <w:r>
+        <w:rPr>
+          <w:rFonts w:ascii="Segoe UI" w:hAnsi="Segoe UI"/>
+          <w:color w:val="19322B"/>
+          <w:sz w:val="22"/>
+        </w:rPr>
+        <w:t>Content visibility and publication status are independent. Use readable text for Public, Travelers only, Admin only, Draft, and Published; never rely on color. Finishing a trip must not visually imply that traveler-only content became public.</w:t>
+      </w:r>
+    </w:p>
+    <w:p>
+      <w:pPr>
+        <w:keepLines/>
+        <w:numPr>
+          <w:ilvl w:val="0"/>
+          <w:numId w:val="10"/>
+        </w:numPr>
+        <w:spacing w:before="0" w:after="80" w:line="300" w:lineRule="auto"/>
+        <w:ind w:left="540" w:hanging="271"/>
+      </w:pPr>
+      <w:r>
+        <w:rPr>
+          <w:rFonts w:ascii="Segoe UI" w:hAnsi="Segoe UI"/>
+          <w:color w:val="19322B"/>
+          <w:sz w:val="22"/>
+        </w:rPr>
+        <w:t>The annual contact summary must use separate, clearly titled sections for charitable contributions and other payments. Show subtotals for payments received by Hope Sojourns and settled externally, retain the charitable receipt disclaimer, and hide administrator controls in print.</w:t>
+      </w:r>
+    </w:p>
+    <w:p>
+      <w:pPr>
+        <w:keepLines/>
+        <w:numPr>
+          <w:ilvl w:val="0"/>
+          <w:numId w:val="10"/>
+        </w:numPr>
+        <w:spacing w:before="0" w:after="80" w:line="300" w:lineRule="auto"/>
+        <w:ind w:left="540" w:hanging="271"/>
+      </w:pPr>
+      <w:r>
+        <w:rPr>
+          <w:rFonts w:ascii="Segoe UI" w:hAnsi="Segoe UI"/>
+          <w:color w:val="19322B"/>
+          <w:sz w:val="22"/>
+        </w:rPr>
+        <w:t>Invitation and account links are sensitive results. Show each new secret link only after creation, offer a clear copy action, and do not repeat it in ordinary saved-record cards.</w:t>
+      </w:r>
+    </w:p>
+    <w:p>
+      <w:pPr>
+        <w:keepNext/>
+        <w:keepLines/>
+        <w:numPr>
+          <w:ilvl w:val="0"/>
+          <w:numId w:val="10"/>
+        </w:numPr>
+        <w:spacing w:before="0" w:after="80" w:line="300" w:lineRule="auto"/>
+        <w:ind w:left="540" w:hanging="271"/>
+      </w:pPr>
+      <w:r>
+        <w:rPr>
+          <w:rFonts w:ascii="Segoe UI" w:hAnsi="Segoe UI"/>
+          <w:color w:val="19322B"/>
+          <w:sz w:val="22"/>
+        </w:rPr>
+        <w:t>Message delivery status must say Draft, Queued, Sent, Failed, or Canceled in text. When outbound email is not configured, keep the message queued and explain the setup state rather than implying delivery.</w:t>
+      </w:r>
+    </w:p>
+    <w:p>
+      <w:pPr>
+        <w:keepLines/>
+        <w:numPr>
+          <w:ilvl w:val="0"/>
+          <w:numId w:val="10"/>
+        </w:numPr>
+        <w:spacing w:before="0" w:after="80" w:line="300" w:lineRule="auto"/>
+        <w:ind w:left="540" w:hanging="271"/>
+      </w:pPr>
+      <w:r>
+        <w:rPr>
+          <w:rFonts w:ascii="Segoe UI" w:hAnsi="Segoe UI"/>
+          <w:color w:val="19322B"/>
+          <w:sz w:val="22"/>
+        </w:rPr>
+        <w:t xml:space="preserve">All new trip pages load </w:t>
+      </w:r>
+      <w:r>
+        <w:rPr>
+          <w:rFonts w:ascii="Consolas" w:hAnsi="Consolas"/>
+          <w:color w:val="173F35"/>
+          <w:sz w:val="20"/>
+          <w:shd w:fill="EDF5F1"/>
+        </w:rPr>
+        <w:t>/styles.css</w:t>
+      </w:r>
+      <w:r>
+        <w:rPr>
+          <w:rFonts w:ascii="Segoe UI" w:hAnsi="Segoe UI"/>
+          <w:color w:val="19322B"/>
+          <w:sz w:val="22"/>
+        </w:rPr>
+        <w:t xml:space="preserve"> first and use only shared palette variables. The focused stylesheets may add layout and component rules but may not introduce literal colors.</w:t>
+      </w:r>
+    </w:p>
+    <w:p>
+      <w:pPr>
+        <w:pStyle w:val="Heading2"/>
+      </w:pPr>
+      <w:r>
+        <w:rPr>
+          <w:rFonts w:ascii="Georgia" w:hAnsi="Georgia"/>
+          <w:b/>
+          <w:color w:val="275D4D"/>
+          <w:sz w:val="26"/>
+        </w:rPr>
         <w:t>Admin ministry details</w:t>
       </w:r>
     </w:p>
@@ -11022,6 +11760,68 @@
                 <w:sz w:val="18"/>
               </w:rPr>
               <w:t>Change</w:t>
+            </w:r>
+          </w:p>
+        </w:tc>
+      </w:tr>
+      <w:tr>
+        <w:trPr>
+          <w:cantSplit/>
+        </w:trPr>
+        <w:tc>
+          <w:tcPr>
+            <w:tcW w:type="dxa" w:w="2200"/>
+            <w:vAlign w:val="center"/>
+          </w:tcPr>
+          <w:p>
+            <w:pPr>
+              <w:spacing w:before="0" w:after="30" w:line="240" w:lineRule="auto"/>
+            </w:pPr>
+            <w:r>
+              <w:rPr>
+                <w:rFonts w:ascii="Segoe UI" w:hAnsi="Segoe UI"/>
+                <w:color w:val="19322B"/>
+                <w:sz w:val="16"/>
+              </w:rPr>
+              <w:t>2026-09-06</w:t>
+            </w:r>
+          </w:p>
+        </w:tc>
+        <w:tc>
+          <w:tcPr>
+            <w:tcW w:type="dxa" w:w="3580"/>
+            <w:vAlign w:val="center"/>
+          </w:tcPr>
+          <w:p>
+            <w:pPr>
+              <w:spacing w:before="0" w:after="30" w:line="240" w:lineRule="auto"/>
+            </w:pPr>
+            <w:r>
+              <w:rPr>
+                <w:rFonts w:ascii="Segoe UI" w:hAnsi="Segoe UI"/>
+                <w:color w:val="19322B"/>
+                <w:sz w:val="16"/>
+              </w:rPr>
+              <w:t>3.0</w:t>
+            </w:r>
+          </w:p>
+        </w:tc>
+        <w:tc>
+          <w:tcPr>
+            <w:tcW w:type="dxa" w:w="3580"/>
+            <w:vAlign w:val="center"/>
+          </w:tcPr>
+          <w:p>
+            <w:pPr>
+              <w:spacing w:before="0" w:after="30" w:line="240" w:lineRule="auto"/>
+            </w:pPr>
+            <w:r>
+              <w:rPr>
+                <w:rFonts w:ascii="Segoe UI" w:hAnsi="Segoe UI"/>
+                <w:color w:val="19322B"/>
+                <w:sz w:val="16"/>
+              </w:rPr>
+              <w:t>Added visual and language standards for actual-trip administration, public departures, traveler-only content, private account statements, financial separation, invitation handling, and annual gift/payment summaries.</w:t>
             </w:r>
           </w:p>
         </w:tc>

--- a/docs/tech-admin/Hope-Sojourns-Style-Guide.docx
+++ b/docs/tech-admin/Hope-Sojourns-Style-Guide.docx
@@ -130,7 +130,7 @@
           <w:color w:val="60726B"/>
           <w:sz w:val="20"/>
         </w:rPr>
-        <w:t>Version 3.0</w:t>
+        <w:t>Version 3.1</w:t>
       </w:r>
       <w:r>
         <w:rPr>
@@ -9190,6 +9190,131 @@
           <w:color w:val="19322B"/>
           <w:sz w:val="22"/>
         </w:rPr>
+        <w:t xml:space="preserve">Keep summary cards visibly distinct from entry forms. Label read-only cards as </w:t>
+      </w:r>
+      <w:r>
+        <w:rPr>
+          <w:rFonts w:ascii="Segoe UI" w:hAnsi="Segoe UI"/>
+          <w:b/>
+          <w:color w:val="19322B"/>
+          <w:sz w:val="22"/>
+        </w:rPr>
+        <w:t>Summary</w:t>
+      </w:r>
+      <w:r>
+        <w:rPr>
+          <w:rFonts w:ascii="Segoe UI" w:hAnsi="Segoe UI"/>
+          <w:color w:val="19322B"/>
+          <w:sz w:val="22"/>
+        </w:rPr>
+        <w:t>, use a lighter dashed boundary, and provide an adjacent edit action when the saved values are maintained elsewhere.</w:t>
+      </w:r>
+    </w:p>
+    <w:p>
+      <w:pPr>
+        <w:keepLines/>
+        <w:numPr>
+          <w:ilvl w:val="0"/>
+          <w:numId w:val="10"/>
+        </w:numPr>
+        <w:spacing w:before="0" w:after="80" w:line="300" w:lineRule="auto"/>
+        <w:ind w:left="540" w:hanging="271"/>
+      </w:pPr>
+      <w:r>
+        <w:rPr>
+          <w:rFonts w:ascii="Segoe UI" w:hAnsi="Segoe UI"/>
+          <w:color w:val="19322B"/>
+          <w:sz w:val="22"/>
+        </w:rPr>
+        <w:t xml:space="preserve">Introduce the workspace with one short explanation: labeled fields plus a Save button are editable; summary cards show saved information; core dates, location, status, capacity, and public settings use </w:t>
+      </w:r>
+      <w:r>
+        <w:rPr>
+          <w:rFonts w:ascii="Segoe UI" w:hAnsi="Segoe UI"/>
+          <w:b/>
+          <w:color w:val="19322B"/>
+          <w:sz w:val="22"/>
+        </w:rPr>
+        <w:t>Edit trip</w:t>
+      </w:r>
+      <w:r>
+        <w:rPr>
+          <w:rFonts w:ascii="Segoe UI" w:hAnsi="Segoe UI"/>
+          <w:color w:val="19322B"/>
+          <w:sz w:val="22"/>
+        </w:rPr>
+        <w:t>.</w:t>
+      </w:r>
+    </w:p>
+    <w:p>
+      <w:pPr>
+        <w:keepLines/>
+        <w:numPr>
+          <w:ilvl w:val="0"/>
+          <w:numId w:val="10"/>
+        </w:numPr>
+        <w:spacing w:before="0" w:after="80" w:line="300" w:lineRule="auto"/>
+        <w:ind w:left="540" w:hanging="271"/>
+      </w:pPr>
+      <w:r>
+        <w:rPr>
+          <w:rFonts w:ascii="Segoe UI" w:hAnsi="Segoe UI"/>
+          <w:color w:val="19322B"/>
+          <w:sz w:val="22"/>
+        </w:rPr>
+        <w:t xml:space="preserve">Offer </w:t>
+      </w:r>
+      <w:r>
+        <w:rPr>
+          <w:rFonts w:ascii="Segoe UI" w:hAnsi="Segoe UI"/>
+          <w:b/>
+          <w:color w:val="19322B"/>
+          <w:sz w:val="22"/>
+        </w:rPr>
+        <w:t>Guided help</w:t>
+      </w:r>
+      <w:r>
+        <w:rPr>
+          <w:rFonts w:ascii="Segoe UI" w:hAnsi="Segoe UI"/>
+          <w:color w:val="19322B"/>
+          <w:sz w:val="22"/>
+        </w:rPr>
+        <w:t xml:space="preserve"> as an optional, persistent control. When enabled, show a setup-guide card after a trip opens with completed and total step counts, a progress meter, the next recommended action, a direct </w:t>
+      </w:r>
+      <w:r>
+        <w:rPr>
+          <w:rFonts w:ascii="Segoe UI" w:hAnsi="Segoe UI"/>
+          <w:b/>
+          <w:color w:val="19322B"/>
+          <w:sz w:val="22"/>
+        </w:rPr>
+        <w:t>Go to next step</w:t>
+      </w:r>
+      <w:r>
+        <w:rPr>
+          <w:rFonts w:ascii="Segoe UI" w:hAnsi="Segoe UI"/>
+          <w:color w:val="19322B"/>
+          <w:sz w:val="22"/>
+        </w:rPr>
+        <w:t xml:space="preserve"> control, and an expandable checklist. Enable it for first use, remember the administrator's on/off choice in that browser, and keep required prerequisite notes visible independently of this preference.</w:t>
+      </w:r>
+    </w:p>
+    <w:p>
+      <w:pPr>
+        <w:keepLines/>
+        <w:numPr>
+          <w:ilvl w:val="0"/>
+          <w:numId w:val="10"/>
+        </w:numPr>
+        <w:spacing w:before="0" w:after="80" w:line="300" w:lineRule="auto"/>
+        <w:ind w:left="540" w:hanging="271"/>
+      </w:pPr>
+      <w:r>
+        <w:rPr>
+          <w:rFonts w:ascii="Segoe UI" w:hAnsi="Segoe UI"/>
+          <w:color w:val="19322B"/>
+          <w:sz w:val="22"/>
+        </w:rPr>
         <w:t xml:space="preserve">Keep dense setup forms inside cards or disclosures and keep saved records visually separate beneath them. Buttons must use direct verbs such as </w:t>
       </w:r>
       <w:r>
@@ -9276,6 +9401,59 @@
           <w:sz w:val="22"/>
         </w:rPr>
         <w:t>.</w:t>
+      </w:r>
+    </w:p>
+    <w:p>
+      <w:pPr>
+        <w:keepLines/>
+        <w:numPr>
+          <w:ilvl w:val="0"/>
+          <w:numId w:val="10"/>
+        </w:numPr>
+        <w:spacing w:before="0" w:after="80" w:line="300" w:lineRule="auto"/>
+        <w:ind w:left="540" w:hanging="271"/>
+      </w:pPr>
+      <w:r>
+        <w:rPr>
+          <w:rFonts w:ascii="Segoe UI" w:hAnsi="Segoe UI"/>
+          <w:color w:val="19322B"/>
+          <w:sz w:val="22"/>
+        </w:rPr>
+        <w:t xml:space="preserve">When an action depends on another record, place a visible note inside that card using </w:t>
+      </w:r>
+      <w:r>
+        <w:rPr>
+          <w:rFonts w:ascii="Segoe UI" w:hAnsi="Segoe UI"/>
+          <w:b/>
+          <w:color w:val="19322B"/>
+          <w:sz w:val="22"/>
+        </w:rPr>
+        <w:t>Please complete [prerequisite] before this [item]</w:t>
+      </w:r>
+      <w:r>
+        <w:rPr>
+          <w:rFonts w:ascii="Segoe UI" w:hAnsi="Segoe UI"/>
+          <w:color w:val="19322B"/>
+          <w:sz w:val="22"/>
+        </w:rPr>
+        <w:t xml:space="preserve"> and disable only the unavailable action. Link to another administrator workspace when that is where the prerequisite is created. Saved team-member and organization cards must provide an </w:t>
+      </w:r>
+      <w:r>
+        <w:rPr>
+          <w:rFonts w:ascii="Segoe UI" w:hAnsi="Segoe UI"/>
+          <w:b/>
+          <w:color w:val="19322B"/>
+          <w:sz w:val="22"/>
+        </w:rPr>
+        <w:t>Edit</w:t>
+      </w:r>
+      <w:r>
+        <w:rPr>
+          <w:rFonts w:ascii="Segoe UI" w:hAnsi="Segoe UI"/>
+          <w:color w:val="19322B"/>
+          <w:sz w:val="22"/>
+        </w:rPr>
+        <w:t xml:space="preserve"> action that returns the administrator to the populated form.</w:t>
       </w:r>
     </w:p>
     <w:p>
@@ -9785,6 +9963,25 @@
           <w:sz w:val="22"/>
         </w:rPr>
         <w:t>Clicking a dialog backdrop must leave the dialog open and preserve entered or selected information; dismissal requires an intentional close, cancel, or completed action.</w:t>
+      </w:r>
+    </w:p>
+    <w:p>
+      <w:pPr>
+        <w:keepLines/>
+        <w:numPr>
+          <w:ilvl w:val="0"/>
+          <w:numId w:val="10"/>
+        </w:numPr>
+        <w:spacing w:before="0" w:after="80" w:line="300" w:lineRule="auto"/>
+        <w:ind w:left="540" w:hanging="271"/>
+      </w:pPr>
+      <w:r>
+        <w:rPr>
+          <w:rFonts w:ascii="Segoe UI" w:hAnsi="Segoe UI"/>
+          <w:color w:val="19322B"/>
+          <w:sz w:val="22"/>
+        </w:rPr>
+        <w:t>Apply that backdrop rule to every administrator dialog, including the trip create and edit window. Do not add component-specific backdrop handlers that close a dialog.</w:t>
       </w:r>
     </w:p>
     <w:p>
@@ -11760,6 +11957,68 @@
                 <w:sz w:val="18"/>
               </w:rPr>
               <w:t>Change</w:t>
+            </w:r>
+          </w:p>
+        </w:tc>
+      </w:tr>
+      <w:tr>
+        <w:trPr>
+          <w:cantSplit/>
+        </w:trPr>
+        <w:tc>
+          <w:tcPr>
+            <w:tcW w:type="dxa" w:w="2200"/>
+            <w:vAlign w:val="center"/>
+          </w:tcPr>
+          <w:p>
+            <w:pPr>
+              <w:spacing w:before="0" w:after="30" w:line="240" w:lineRule="auto"/>
+            </w:pPr>
+            <w:r>
+              <w:rPr>
+                <w:rFonts w:ascii="Segoe UI" w:hAnsi="Segoe UI"/>
+                <w:color w:val="19322B"/>
+                <w:sz w:val="16"/>
+              </w:rPr>
+              <w:t>2026-09-06</w:t>
+            </w:r>
+          </w:p>
+        </w:tc>
+        <w:tc>
+          <w:tcPr>
+            <w:tcW w:type="dxa" w:w="3580"/>
+            <w:vAlign w:val="center"/>
+          </w:tcPr>
+          <w:p>
+            <w:pPr>
+              <w:spacing w:before="0" w:after="30" w:line="240" w:lineRule="auto"/>
+            </w:pPr>
+            <w:r>
+              <w:rPr>
+                <w:rFonts w:ascii="Segoe UI" w:hAnsi="Segoe UI"/>
+                <w:color w:val="19322B"/>
+                <w:sz w:val="16"/>
+              </w:rPr>
+              <w:t>3.1</w:t>
+            </w:r>
+          </w:p>
+        </w:tc>
+        <w:tc>
+          <w:tcPr>
+            <w:tcW w:type="dxa" w:w="3580"/>
+            <w:vAlign w:val="center"/>
+          </w:tcPr>
+          <w:p>
+            <w:pPr>
+              <w:spacing w:before="0" w:after="30" w:line="240" w:lineRule="auto"/>
+            </w:pPr>
+            <w:r>
+              <w:rPr>
+                <w:rFonts w:ascii="Segoe UI" w:hAnsi="Segoe UI"/>
+                <w:color w:val="19322B"/>
+                <w:sz w:val="16"/>
+              </w:rPr>
+              <w:t>Distinguished trip summary cards from editable forms, added clear edit paths, selection prerequisites, and optional progress-based guided help, and applied the no-backdrop-dismiss rule explicitly to trip administration.</w:t>
             </w:r>
           </w:p>
         </w:tc>

--- a/docs/tech-admin/Hope-Sojourns-Style-Guide.docx
+++ b/docs/tech-admin/Hope-Sojourns-Style-Guide.docx
@@ -130,7 +130,7 @@
           <w:color w:val="60726B"/>
           <w:sz w:val="20"/>
         </w:rPr>
-        <w:t>Version 3.1</w:t>
+        <w:t>Version 3.2</w:t>
       </w:r>
       <w:r>
         <w:rPr>
@@ -9419,6 +9419,59 @@
           <w:color w:val="19322B"/>
           <w:sz w:val="22"/>
         </w:rPr>
+        <w:t xml:space="preserve">Keep administrator cards visually and technically separate from the cinematic public trip cards. Trip administration uses the neutral </w:t>
+      </w:r>
+      <w:r>
+        <w:rPr>
+          <w:rFonts w:ascii="Consolas" w:hAnsi="Consolas"/>
+          <w:color w:val="173F35"/>
+          <w:sz w:val="20"/>
+          <w:shd w:fill="EDF5F1"/>
+        </w:rPr>
+        <w:t>trip-admin-card</w:t>
+      </w:r>
+      <w:r>
+        <w:rPr>
+          <w:rFonts w:ascii="Segoe UI" w:hAnsi="Segoe UI"/>
+          <w:color w:val="19322B"/>
+          <w:sz w:val="22"/>
+        </w:rPr>
+        <w:t xml:space="preserve"> component; the public </w:t>
+      </w:r>
+      <w:r>
+        <w:rPr>
+          <w:rFonts w:ascii="Consolas" w:hAnsi="Consolas"/>
+          <w:color w:val="173F35"/>
+          <w:sz w:val="20"/>
+          <w:shd w:fill="EDF5F1"/>
+        </w:rPr>
+        <w:t>trip-card</w:t>
+      </w:r>
+      <w:r>
+        <w:rPr>
+          <w:rFonts w:ascii="Segoe UI" w:hAnsi="Segoe UI"/>
+          <w:color w:val="19322B"/>
+          <w:sz w:val="22"/>
+        </w:rPr>
+        <w:t xml:space="preserve"> component includes image overlays, fixed visual heights, and hover movement that must never cover or resize an administrator form.</w:t>
+      </w:r>
+    </w:p>
+    <w:p>
+      <w:pPr>
+        <w:keepLines/>
+        <w:numPr>
+          <w:ilvl w:val="0"/>
+          <w:numId w:val="10"/>
+        </w:numPr>
+        <w:spacing w:before="0" w:after="80" w:line="300" w:lineRule="auto"/>
+        <w:ind w:left="540" w:hanging="271"/>
+      </w:pPr>
+      <w:r>
+        <w:rPr>
+          <w:rFonts w:ascii="Segoe UI" w:hAnsi="Segoe UI"/>
+          <w:color w:val="19322B"/>
+          <w:sz w:val="22"/>
+        </w:rPr>
         <w:t xml:space="preserve">When an action depends on another record, place a visible note inside that card using </w:t>
       </w:r>
       <w:r>
@@ -11957,6 +12010,68 @@
                 <w:sz w:val="18"/>
               </w:rPr>
               <w:t>Change</w:t>
+            </w:r>
+          </w:p>
+        </w:tc>
+      </w:tr>
+      <w:tr>
+        <w:trPr>
+          <w:cantSplit/>
+        </w:trPr>
+        <w:tc>
+          <w:tcPr>
+            <w:tcW w:type="dxa" w:w="2200"/>
+            <w:vAlign w:val="center"/>
+          </w:tcPr>
+          <w:p>
+            <w:pPr>
+              <w:spacing w:before="0" w:after="30" w:line="240" w:lineRule="auto"/>
+            </w:pPr>
+            <w:r>
+              <w:rPr>
+                <w:rFonts w:ascii="Segoe UI" w:hAnsi="Segoe UI"/>
+                <w:color w:val="19322B"/>
+                <w:sz w:val="16"/>
+              </w:rPr>
+              <w:t>2026-09-06</w:t>
+            </w:r>
+          </w:p>
+        </w:tc>
+        <w:tc>
+          <w:tcPr>
+            <w:tcW w:type="dxa" w:w="3580"/>
+            <w:vAlign w:val="center"/>
+          </w:tcPr>
+          <w:p>
+            <w:pPr>
+              <w:spacing w:before="0" w:after="30" w:line="240" w:lineRule="auto"/>
+            </w:pPr>
+            <w:r>
+              <w:rPr>
+                <w:rFonts w:ascii="Segoe UI" w:hAnsi="Segoe UI"/>
+                <w:color w:val="19322B"/>
+                <w:sz w:val="16"/>
+              </w:rPr>
+              <w:t>3.2</w:t>
+            </w:r>
+          </w:p>
+        </w:tc>
+        <w:tc>
+          <w:tcPr>
+            <w:tcW w:type="dxa" w:w="3580"/>
+            <w:vAlign w:val="center"/>
+          </w:tcPr>
+          <w:p>
+            <w:pPr>
+              <w:spacing w:before="0" w:after="30" w:line="240" w:lineRule="auto"/>
+            </w:pPr>
+            <w:r>
+              <w:rPr>
+                <w:rFonts w:ascii="Segoe UI" w:hAnsi="Segoe UI"/>
+                <w:color w:val="19322B"/>
+                <w:sz w:val="16"/>
+              </w:rPr>
+              <w:t>Separated neutral trip-administration cards from the public trip-card overlay and grid treatment so every administrator form remains readable, correctly sized, and interactive.</w:t>
             </w:r>
           </w:p>
         </w:tc>

--- a/docs/tech-admin/Hope-Sojourns-Style-Guide.docx
+++ b/docs/tech-admin/Hope-Sojourns-Style-Guide.docx
@@ -130,7 +130,7 @@
           <w:color w:val="60726B"/>
           <w:sz w:val="20"/>
         </w:rPr>
-        <w:t>Version 3.2</w:t>
+        <w:t>Version 3.3</w:t>
       </w:r>
       <w:r>
         <w:rPr>
@@ -9315,6 +9315,135 @@
           <w:color w:val="19322B"/>
           <w:sz w:val="22"/>
         </w:rPr>
+        <w:t xml:space="preserve">Make every setup-checklist item an action. Available items may be opened in any order; an unavailable item must remain clickable and answer with a brief </w:t>
+      </w:r>
+      <w:r>
+        <w:rPr>
+          <w:rFonts w:ascii="Segoe UI" w:hAnsi="Segoe UI"/>
+          <w:b/>
+          <w:color w:val="19322B"/>
+          <w:sz w:val="22"/>
+        </w:rPr>
+        <w:t>Please complete [prerequisite] before this [item]</w:t>
+      </w:r>
+      <w:r>
+        <w:rPr>
+          <w:rFonts w:ascii="Segoe UI" w:hAnsi="Segoe UI"/>
+          <w:color w:val="19322B"/>
+          <w:sz w:val="22"/>
+        </w:rPr>
+        <w:t xml:space="preserve"> message. Do not impose a linear sequence when the underlying records are independent.</w:t>
+      </w:r>
+    </w:p>
+    <w:p>
+      <w:pPr>
+        <w:keepLines/>
+        <w:numPr>
+          <w:ilvl w:val="0"/>
+          <w:numId w:val="10"/>
+        </w:numPr>
+        <w:spacing w:before="0" w:after="80" w:line="300" w:lineRule="auto"/>
+        <w:ind w:left="540" w:hanging="271"/>
+      </w:pPr>
+      <w:r>
+        <w:rPr>
+          <w:rFonts w:ascii="Segoe UI" w:hAnsi="Segoe UI"/>
+          <w:color w:val="19322B"/>
+          <w:sz w:val="22"/>
+        </w:rPr>
+        <w:t>Provide the same persistent, collapsible administration rail in the main response center and trip management. Remember its open or closed state in that browser, place the collapse control at the rail edge, and change it to a slide-over menu at narrower widths. A valid cross-workspace session should show a neutral loading state while it is checked, never a momentary login form.</w:t>
+      </w:r>
+    </w:p>
+    <w:p>
+      <w:pPr>
+        <w:keepLines/>
+        <w:numPr>
+          <w:ilvl w:val="0"/>
+          <w:numId w:val="10"/>
+        </w:numPr>
+        <w:spacing w:before="0" w:after="80" w:line="300" w:lineRule="auto"/>
+        <w:ind w:left="540" w:hanging="271"/>
+      </w:pPr>
+      <w:r>
+        <w:rPr>
+          <w:rFonts w:ascii="Segoe UI" w:hAnsi="Segoe UI"/>
+          <w:color w:val="19322B"/>
+          <w:sz w:val="22"/>
+        </w:rPr>
+        <w:t>Every password input needs an adjacent eye control with an accessible Show/Hide label. Revealing text is temporary; reset it to masked after sign-in, sign-out, successful save, or a return to a protected state.</w:t>
+      </w:r>
+    </w:p>
+    <w:p>
+      <w:pPr>
+        <w:keepLines/>
+        <w:numPr>
+          <w:ilvl w:val="0"/>
+          <w:numId w:val="10"/>
+        </w:numPr>
+        <w:spacing w:before="0" w:after="80" w:line="300" w:lineRule="auto"/>
+        <w:ind w:left="540" w:hanging="271"/>
+      </w:pPr>
+      <w:r>
+        <w:rPr>
+          <w:rFonts w:ascii="Segoe UI" w:hAnsi="Segoe UI"/>
+          <w:color w:val="19322B"/>
+          <w:sz w:val="22"/>
+        </w:rPr>
+        <w:t xml:space="preserve">After a shared trip login has been created, render its credential card as visibly locked and muted. Disable both fields, hide the save action, and expose one explicit </w:t>
+      </w:r>
+      <w:r>
+        <w:rPr>
+          <w:rFonts w:ascii="Segoe UI" w:hAnsi="Segoe UI"/>
+          <w:b/>
+          <w:color w:val="19322B"/>
+          <w:sz w:val="22"/>
+        </w:rPr>
+        <w:t>Unlock credentials</w:t>
+      </w:r>
+      <w:r>
+        <w:rPr>
+          <w:rFonts w:ascii="Segoe UI" w:hAnsi="Segoe UI"/>
+          <w:color w:val="19322B"/>
+          <w:sz w:val="22"/>
+        </w:rPr>
+        <w:t xml:space="preserve"> action. Unlocking requires entry of a new password; saving revokes prior traveler sessions and returns the card to its locked state.</w:t>
+      </w:r>
+    </w:p>
+    <w:p>
+      <w:pPr>
+        <w:keepLines/>
+        <w:numPr>
+          <w:ilvl w:val="0"/>
+          <w:numId w:val="10"/>
+        </w:numPr>
+        <w:spacing w:before="0" w:after="80" w:line="300" w:lineRule="auto"/>
+        <w:ind w:left="540" w:hanging="271"/>
+      </w:pPr>
+      <w:r>
+        <w:rPr>
+          <w:rFonts w:ascii="Segoe UI" w:hAnsi="Segoe UI"/>
+          <w:color w:val="19322B"/>
+          <w:sz w:val="22"/>
+        </w:rPr>
+        <w:t>Offer a spreadsheet-import callout wherever administrators manage trip content, budgets, accounts, payments, support, or invitations. The modal must lead with a downloadable formatted workbook, require a preview before commit, show row-by-row Ready, Already loaded, Conflict, and Needs attention states, and preserve the selected file while corrections are reviewed.</w:t>
+      </w:r>
+    </w:p>
+    <w:p>
+      <w:pPr>
+        <w:keepLines/>
+        <w:numPr>
+          <w:ilvl w:val="0"/>
+          <w:numId w:val="10"/>
+        </w:numPr>
+        <w:spacing w:before="0" w:after="80" w:line="300" w:lineRule="auto"/>
+        <w:ind w:left="540" w:hanging="271"/>
+      </w:pPr>
+      <w:r>
+        <w:rPr>
+          <w:rFonts w:ascii="Segoe UI" w:hAnsi="Segoe UI"/>
+          <w:color w:val="19322B"/>
+          <w:sz w:val="22"/>
+        </w:rPr>
         <w:t xml:space="preserve">Keep dense setup forms inside cards or disclosures and keep saved records visually separate beneath them. Buttons must use direct verbs such as </w:t>
       </w:r>
       <w:r>
@@ -12010,6 +12139,68 @@
                 <w:sz w:val="18"/>
               </w:rPr>
               <w:t>Change</w:t>
+            </w:r>
+          </w:p>
+        </w:tc>
+      </w:tr>
+      <w:tr>
+        <w:trPr>
+          <w:cantSplit/>
+        </w:trPr>
+        <w:tc>
+          <w:tcPr>
+            <w:tcW w:type="dxa" w:w="2200"/>
+            <w:vAlign w:val="center"/>
+          </w:tcPr>
+          <w:p>
+            <w:pPr>
+              <w:spacing w:before="0" w:after="30" w:line="240" w:lineRule="auto"/>
+            </w:pPr>
+            <w:r>
+              <w:rPr>
+                <w:rFonts w:ascii="Segoe UI" w:hAnsi="Segoe UI"/>
+                <w:color w:val="19322B"/>
+                <w:sz w:val="16"/>
+              </w:rPr>
+              <w:t>2026-09-06</w:t>
+            </w:r>
+          </w:p>
+        </w:tc>
+        <w:tc>
+          <w:tcPr>
+            <w:tcW w:type="dxa" w:w="3580"/>
+            <w:vAlign w:val="center"/>
+          </w:tcPr>
+          <w:p>
+            <w:pPr>
+              <w:spacing w:before="0" w:after="30" w:line="240" w:lineRule="auto"/>
+            </w:pPr>
+            <w:r>
+              <w:rPr>
+                <w:rFonts w:ascii="Segoe UI" w:hAnsi="Segoe UI"/>
+                <w:color w:val="19322B"/>
+                <w:sz w:val="16"/>
+              </w:rPr>
+              <w:t>3.3</w:t>
+            </w:r>
+          </w:p>
+        </w:tc>
+        <w:tc>
+          <w:tcPr>
+            <w:tcW w:type="dxa" w:w="3580"/>
+            <w:vAlign w:val="center"/>
+          </w:tcPr>
+          <w:p>
+            <w:pPr>
+              <w:spacing w:before="0" w:after="30" w:line="240" w:lineRule="auto"/>
+            </w:pPr>
+            <w:r>
+              <w:rPr>
+                <w:rFonts w:ascii="Segoe UI" w:hAnsi="Segoe UI"/>
+                <w:color w:val="19322B"/>
+                <w:sz w:val="16"/>
+              </w:rPr>
+              <w:t>Added persistent slide-out administration rails, no-flash session loading, accessible password reveal controls, locked shared credentials, dependency-aware clickable setup steps, and preview-first trip spreadsheet imports.</w:t>
             </w:r>
           </w:p>
         </w:tc>

--- a/docs/tech-admin/Hope-Sojourns-Style-Guide.docx
+++ b/docs/tech-admin/Hope-Sojourns-Style-Guide.docx
@@ -130,7 +130,7 @@
           <w:color w:val="60726B"/>
           <w:sz w:val="20"/>
         </w:rPr>
-        <w:t>Version 3.3</w:t>
+        <w:t>Version 3.4</w:t>
       </w:r>
       <w:r>
         <w:rPr>
@@ -9836,6 +9836,25 @@
           <w:color w:val="19322B"/>
           <w:sz w:val="22"/>
         </w:rPr>
+        <w:t>State explicitly that the traveler sign-in does not use a personal email address. Disable repeat submission while opening, announce a slower request, stop stalled requests with a useful retry message, briefly retry the session handoff, and clear the working message after success.</w:t>
+      </w:r>
+    </w:p>
+    <w:p>
+      <w:pPr>
+        <w:keepLines/>
+        <w:numPr>
+          <w:ilvl w:val="0"/>
+          <w:numId w:val="10"/>
+        </w:numPr>
+        <w:spacing w:before="0" w:after="80" w:line="300" w:lineRule="auto"/>
+        <w:ind w:left="540" w:hanging="271"/>
+      </w:pPr>
+      <w:r>
+        <w:rPr>
+          <w:rFonts w:ascii="Segoe UI" w:hAnsi="Segoe UI"/>
+          <w:color w:val="19322B"/>
+          <w:sz w:val="22"/>
+        </w:rPr>
         <w:t>Within the shared portal, group content by practical purpose: devotionals, itinerary, instructions, resources, updates, and team. Use date and time labels where relevant, preserve multiline content, and keep exact operational details out of public content.</w:t>
       </w:r>
     </w:p>
@@ -12139,6 +12158,68 @@
                 <w:sz w:val="18"/>
               </w:rPr>
               <w:t>Change</w:t>
+            </w:r>
+          </w:p>
+        </w:tc>
+      </w:tr>
+      <w:tr>
+        <w:trPr>
+          <w:cantSplit/>
+        </w:trPr>
+        <w:tc>
+          <w:tcPr>
+            <w:tcW w:type="dxa" w:w="2200"/>
+            <w:vAlign w:val="center"/>
+          </w:tcPr>
+          <w:p>
+            <w:pPr>
+              <w:spacing w:before="0" w:after="30" w:line="240" w:lineRule="auto"/>
+            </w:pPr>
+            <w:r>
+              <w:rPr>
+                <w:rFonts w:ascii="Segoe UI" w:hAnsi="Segoe UI"/>
+                <w:color w:val="19322B"/>
+                <w:sz w:val="16"/>
+              </w:rPr>
+              <w:t>2026-09-06</w:t>
+            </w:r>
+          </w:p>
+        </w:tc>
+        <w:tc>
+          <w:tcPr>
+            <w:tcW w:type="dxa" w:w="3580"/>
+            <w:vAlign w:val="center"/>
+          </w:tcPr>
+          <w:p>
+            <w:pPr>
+              <w:spacing w:before="0" w:after="30" w:line="240" w:lineRule="auto"/>
+            </w:pPr>
+            <w:r>
+              <w:rPr>
+                <w:rFonts w:ascii="Segoe UI" w:hAnsi="Segoe UI"/>
+                <w:color w:val="19322B"/>
+                <w:sz w:val="16"/>
+              </w:rPr>
+              <w:t>3.4</w:t>
+            </w:r>
+          </w:p>
+        </w:tc>
+        <w:tc>
+          <w:tcPr>
+            <w:tcW w:type="dxa" w:w="3580"/>
+            <w:vAlign w:val="center"/>
+          </w:tcPr>
+          <w:p>
+            <w:pPr>
+              <w:spacing w:before="0" w:after="30" w:line="240" w:lineRule="auto"/>
+            </w:pPr>
+            <w:r>
+              <w:rPr>
+                <w:rFonts w:ascii="Segoe UI" w:hAnsi="Segoe UI"/>
+                <w:color w:val="19322B"/>
+                <w:sz w:val="16"/>
+              </w:rPr>
+              <w:t>Clarified traveler sign-in identity and required bounded, announced, recoverable session-opening behavior.</w:t>
             </w:r>
           </w:p>
         </w:tc>

--- a/docs/tech-admin/Hope-Sojourns-Style-Guide.docx
+++ b/docs/tech-admin/Hope-Sojourns-Style-Guide.docx
@@ -9836,7 +9836,7 @@
           <w:color w:val="19322B"/>
           <w:sz w:val="22"/>
         </w:rPr>
-        <w:t>State explicitly that the traveler sign-in does not use a personal email address. Disable repeat submission while opening, announce a slower request, stop stalled requests with a useful retry message, briefly retry the session handoff, and clear the working message after success.</w:t>
+        <w:t>State explicitly that the traveler sign-in does not use a personal email address. Disable repeat submission while opening, announce a slower request, stop stalled requests with a useful retry message, briefly retry the session handoff, and replace the sign-in view with the trip portal after success.</w:t>
       </w:r>
     </w:p>
     <w:p>
@@ -12219,7 +12219,7 @@
                 <w:color w:val="19322B"/>
                 <w:sz w:val="16"/>
               </w:rPr>
-              <w:t>Clarified traveler sign-in identity and required bounded, announced, recoverable session-opening behavior.</w:t>
+              <w:t>Clarified traveler sign-in identity and required bounded, announced, recoverable, single-view session-opening behavior.</w:t>
             </w:r>
           </w:p>
         </w:tc>

--- a/docs/tech-admin/Hope-Sojourns-Style-Guide.docx
+++ b/docs/tech-admin/Hope-Sojourns-Style-Guide.docx
@@ -130,7 +130,7 @@
           <w:color w:val="60726B"/>
           <w:sz w:val="20"/>
         </w:rPr>
-        <w:t>Version 3.4</w:t>
+        <w:t>Version 3.5</w:t>
       </w:r>
       <w:r>
         <w:rPr>
@@ -146,7 +146,7 @@
           <w:color w:val="60726B"/>
           <w:sz w:val="20"/>
         </w:rPr>
-        <w:t>Last reviewed September 6, 2026</w:t>
+        <w:t>Last reviewed September 7, 2026</w:t>
       </w:r>
     </w:p>
     <w:p>
@@ -9425,7 +9425,43 @@
           <w:color w:val="19322B"/>
           <w:sz w:val="22"/>
         </w:rPr>
-        <w:t>Offer a spreadsheet-import callout wherever administrators manage trip content, budgets, accounts, payments, support, or invitations. The modal must lead with a downloadable formatted workbook, require a preview before commit, show row-by-row Ready, Already loaded, Conflict, and Needs attention states, and preserve the selected file while corrections are reviewed.</w:t>
+        <w:t xml:space="preserve">Offer a spreadsheet-import callout wherever administrators manage trip content, budgets, accounts, payments, support, or invitations. The modal must offer both a clean starter template and </w:t>
+      </w:r>
+      <w:r>
+        <w:rPr>
+          <w:rFonts w:ascii="Segoe UI" w:hAnsi="Segoe UI"/>
+          <w:b/>
+          <w:color w:val="19322B"/>
+          <w:sz w:val="22"/>
+        </w:rPr>
+        <w:t>Download this trip's workbook</w:t>
+      </w:r>
+      <w:r>
+        <w:rPr>
+          <w:rFonts w:ascii="Segoe UI" w:hAnsi="Segoe UI"/>
+          <w:color w:val="19322B"/>
+          <w:sz w:val="22"/>
+        </w:rPr>
+        <w:t>, require a preview before commit, show row-by-row Create, Update, Unchanged, or Blocked actions beside the detailed status, and preserve the selected file while corrections are reviewed.</w:t>
+      </w:r>
+    </w:p>
+    <w:p>
+      <w:pPr>
+        <w:keepLines/>
+        <w:numPr>
+          <w:ilvl w:val="0"/>
+          <w:numId w:val="10"/>
+        </w:numPr>
+        <w:spacing w:before="0" w:after="80" w:line="300" w:lineRule="auto"/>
+        <w:ind w:left="540" w:hanging="271"/>
+      </w:pPr>
+      <w:r>
+        <w:rPr>
+          <w:rFonts w:ascii="Segoe UI" w:hAnsi="Segoe UI"/>
+          <w:color w:val="19322B"/>
+          <w:sz w:val="22"/>
+        </w:rPr>
+        <w:t>Put People and Ministries first in the workbook workflow so one upload can create those records before Team, Partners, Accounts, or other dependent rows reference them. In exported trip workbooks, visually mute the protected metadata columns and plainly tell administrators not to change Record ID, Original Updated At, Original Fingerprint, or Original Role. Block stale edits with a brief instruction to download a fresh copy; never export invitation secrets or private links, and treat existing payment rows as read-only audit records.</w:t>
       </w:r>
     </w:p>
     <w:p>
@@ -12158,6 +12194,68 @@
                 <w:sz w:val="18"/>
               </w:rPr>
               <w:t>Change</w:t>
+            </w:r>
+          </w:p>
+        </w:tc>
+      </w:tr>
+      <w:tr>
+        <w:trPr>
+          <w:cantSplit/>
+        </w:trPr>
+        <w:tc>
+          <w:tcPr>
+            <w:tcW w:type="dxa" w:w="2200"/>
+            <w:vAlign w:val="center"/>
+          </w:tcPr>
+          <w:p>
+            <w:pPr>
+              <w:spacing w:before="0" w:after="30" w:line="240" w:lineRule="auto"/>
+            </w:pPr>
+            <w:r>
+              <w:rPr>
+                <w:rFonts w:ascii="Segoe UI" w:hAnsi="Segoe UI"/>
+                <w:color w:val="19322B"/>
+                <w:sz w:val="16"/>
+              </w:rPr>
+              <w:t>2026-09-07</w:t>
+            </w:r>
+          </w:p>
+        </w:tc>
+        <w:tc>
+          <w:tcPr>
+            <w:tcW w:type="dxa" w:w="3580"/>
+            <w:vAlign w:val="center"/>
+          </w:tcPr>
+          <w:p>
+            <w:pPr>
+              <w:spacing w:before="0" w:after="30" w:line="240" w:lineRule="auto"/>
+            </w:pPr>
+            <w:r>
+              <w:rPr>
+                <w:rFonts w:ascii="Segoe UI" w:hAnsi="Segoe UI"/>
+                <w:color w:val="19322B"/>
+                <w:sz w:val="16"/>
+              </w:rPr>
+              <w:t>3.5</w:t>
+            </w:r>
+          </w:p>
+        </w:tc>
+        <w:tc>
+          <w:tcPr>
+            <w:tcW w:type="dxa" w:w="3580"/>
+            <w:vAlign w:val="center"/>
+          </w:tcPr>
+          <w:p>
+            <w:pPr>
+              <w:spacing w:before="0" w:after="30" w:line="240" w:lineRule="auto"/>
+            </w:pPr>
+            <w:r>
+              <w:rPr>
+                <w:rFonts w:ascii="Segoe UI" w:hAnsi="Segoe UI"/>
+                <w:color w:val="19322B"/>
+                <w:sz w:val="16"/>
+              </w:rPr>
+              <w:t>Added clean and current-trip workbook choices, same-upload People and Ministries creation, protected metadata styling, explicit Create/Update/Unchanged/Blocked preview actions, and immutable secret/payment guidance.</w:t>
             </w:r>
           </w:p>
         </w:tc>

--- a/docs/tech-admin/Hope-Sojourns-Style-Guide.docx
+++ b/docs/tech-admin/Hope-Sojourns-Style-Guide.docx
@@ -130,7 +130,7 @@
           <w:color w:val="60726B"/>
           <w:sz w:val="20"/>
         </w:rPr>
-        <w:t>Version 3.5</w:t>
+        <w:t>Version 3.6</w:t>
       </w:r>
       <w:r>
         <w:rPr>
@@ -9584,41 +9584,24 @@
           <w:color w:val="19322B"/>
           <w:sz w:val="22"/>
         </w:rPr>
-        <w:t xml:space="preserve">Keep administrator cards visually and technically separate from the cinematic public trip cards. Trip administration uses the neutral </w:t>
-      </w:r>
-      <w:r>
-        <w:rPr>
-          <w:rFonts w:ascii="Consolas" w:hAnsi="Consolas"/>
-          <w:color w:val="173F35"/>
-          <w:sz w:val="20"/>
-          <w:shd w:fill="EDF5F1"/>
-        </w:rPr>
-        <w:t>trip-admin-card</w:t>
-      </w:r>
-      <w:r>
-        <w:rPr>
-          <w:rFonts w:ascii="Segoe UI" w:hAnsi="Segoe UI"/>
-          <w:color w:val="19322B"/>
-          <w:sz w:val="22"/>
-        </w:rPr>
-        <w:t xml:space="preserve"> component; the public </w:t>
-      </w:r>
-      <w:r>
-        <w:rPr>
-          <w:rFonts w:ascii="Consolas" w:hAnsi="Consolas"/>
-          <w:color w:val="173F35"/>
-          <w:sz w:val="20"/>
-          <w:shd w:fill="EDF5F1"/>
-        </w:rPr>
-        <w:t>trip-card</w:t>
-      </w:r>
-      <w:r>
-        <w:rPr>
-          <w:rFonts w:ascii="Segoe UI" w:hAnsi="Segoe UI"/>
-          <w:color w:val="19322B"/>
-          <w:sz w:val="22"/>
-        </w:rPr>
-        <w:t xml:space="preserve"> component includes image overlays, fixed visual heights, and hover movement that must never cover or resize an administrator form.</w:t>
+        <w:t xml:space="preserve">Show saved budget items as a slim native-disclosure register. The collapsed row identifies the category, description, calculation, total, and status; each row can expand independently, and an </w:t>
+      </w:r>
+      <w:r>
+        <w:rPr>
+          <w:rFonts w:ascii="Segoe UI" w:hAnsi="Segoe UI"/>
+          <w:b/>
+          <w:color w:val="19322B"/>
+          <w:sz w:val="22"/>
+        </w:rPr>
+        <w:t>Expand all items</w:t>
+      </w:r>
+      <w:r>
+        <w:rPr>
+          <w:rFonts w:ascii="Segoe UI" w:hAnsi="Segoe UI"/>
+          <w:color w:val="19322B"/>
+          <w:sz w:val="22"/>
+        </w:rPr>
+        <w:t xml:space="preserve"> control may open or close the full register.</w:t>
       </w:r>
     </w:p>
     <w:p>
@@ -9637,7 +9620,7 @@
           <w:color w:val="19322B"/>
           <w:sz w:val="22"/>
         </w:rPr>
-        <w:t xml:space="preserve">When an action depends on another record, place a visible note inside that card using </w:t>
+        <w:t xml:space="preserve">Treat </w:t>
       </w:r>
       <w:r>
         <w:rPr>
@@ -9646,32 +9629,15 @@
           <w:color w:val="19322B"/>
           <w:sz w:val="22"/>
         </w:rPr>
-        <w:t>Please complete [prerequisite] before this [item]</w:t>
-      </w:r>
-      <w:r>
-        <w:rPr>
-          <w:rFonts w:ascii="Segoe UI" w:hAnsi="Segoe UI"/>
-          <w:color w:val="19322B"/>
-          <w:sz w:val="22"/>
-        </w:rPr>
-        <w:t xml:space="preserve"> and disable only the unavailable action. Link to another administrator workspace when that is where the prerequisite is created. Saved team-member and organization cards must provide an </w:t>
-      </w:r>
-      <w:r>
-        <w:rPr>
-          <w:rFonts w:ascii="Segoe UI" w:hAnsi="Segoe UI"/>
-          <w:b/>
-          <w:color w:val="19322B"/>
-          <w:sz w:val="22"/>
-        </w:rPr>
-        <w:t>Edit</w:t>
-      </w:r>
-      <w:r>
-        <w:rPr>
-          <w:rFonts w:ascii="Segoe UI" w:hAnsi="Segoe UI"/>
-          <w:color w:val="19322B"/>
-          <w:sz w:val="22"/>
-        </w:rPr>
-        <w:t xml:space="preserve"> action that returns the administrator to the populated form.</w:t>
+        <w:t>Finish budget</w:t>
+      </w:r>
+      <w:r>
+        <w:rPr>
+          <w:rFonts w:ascii="Segoe UI" w:hAnsi="Segoe UI"/>
+          <w:color w:val="19322B"/>
+          <w:sz w:val="22"/>
+        </w:rPr>
+        <w:t xml:space="preserve"> as an explicit workflow decision, not a side effect of entering one cost. Show whether the budget is in progress or finished and visibly reopen it whenever budget inputs change.</w:t>
       </w:r>
     </w:p>
     <w:p>
@@ -9690,75 +9656,7 @@
           <w:color w:val="19322B"/>
           <w:sz w:val="22"/>
         </w:rPr>
-        <w:t xml:space="preserve">Use friendly </w:t>
-      </w:r>
-      <w:r>
-        <w:rPr>
-          <w:rFonts w:ascii="Segoe UI" w:hAnsi="Segoe UI"/>
-          <w:b/>
-          <w:color w:val="19322B"/>
-          <w:sz w:val="22"/>
-        </w:rPr>
-        <w:t>payment request</w:t>
-      </w:r>
-      <w:r>
-        <w:rPr>
-          <w:rFonts w:ascii="Segoe UI" w:hAnsi="Segoe UI"/>
-          <w:color w:val="19322B"/>
-          <w:sz w:val="22"/>
-        </w:rPr>
-        <w:t xml:space="preserve">, </w:t>
-      </w:r>
-      <w:r>
-        <w:rPr>
-          <w:rFonts w:ascii="Segoe UI" w:hAnsi="Segoe UI"/>
-          <w:b/>
-          <w:color w:val="19322B"/>
-          <w:sz w:val="22"/>
-        </w:rPr>
-        <w:t>balance notice</w:t>
-      </w:r>
-      <w:r>
-        <w:rPr>
-          <w:rFonts w:ascii="Segoe UI" w:hAnsi="Segoe UI"/>
-          <w:color w:val="19322B"/>
-          <w:sz w:val="22"/>
-        </w:rPr>
-        <w:t xml:space="preserve">, or </w:t>
-      </w:r>
-      <w:r>
-        <w:rPr>
-          <w:rFonts w:ascii="Segoe UI" w:hAnsi="Segoe UI"/>
-          <w:b/>
-          <w:color w:val="19322B"/>
-          <w:sz w:val="22"/>
-        </w:rPr>
-        <w:t>status</w:t>
-      </w:r>
-      <w:r>
-        <w:rPr>
-          <w:rFonts w:ascii="Segoe UI" w:hAnsi="Segoe UI"/>
-          <w:color w:val="19322B"/>
-          <w:sz w:val="22"/>
-        </w:rPr>
-        <w:t xml:space="preserve"> language in participant communication. Do not use </w:t>
-      </w:r>
-      <w:r>
-        <w:rPr>
-          <w:rFonts w:ascii="Segoe UI" w:hAnsi="Segoe UI"/>
-          <w:b/>
-          <w:color w:val="19322B"/>
-          <w:sz w:val="22"/>
-        </w:rPr>
-        <w:t>invoice</w:t>
-      </w:r>
-      <w:r>
-        <w:rPr>
-          <w:rFonts w:ascii="Segoe UI" w:hAnsi="Segoe UI"/>
-          <w:color w:val="19322B"/>
-          <w:sz w:val="22"/>
-        </w:rPr>
-        <w:t xml:space="preserve"> unless a later legal or accounting decision specifically requires it.</w:t>
+        <w:t>Present the budget as one traveler's base expenses multiplied by the paying-traveler count, plus percentage-based Hope Sojourns leadership/administration fees and fixed trip-wide costs. Keep covered leaders and scholarship recipients out of the paying-traveler multiplier while preserving their support-credit and funding records.</w:t>
       </w:r>
     </w:p>
     <w:p>
@@ -9777,7 +9675,7 @@
           <w:color w:val="19322B"/>
           <w:sz w:val="22"/>
         </w:rPr>
-        <w:t>Financial summaries must distinguish charges, payments, support credits, balance, costs paid through Hope Sojourns, and costs paid externally. Never use one unlabeled total to combine cash received by Hope Sojourns with an outside partner's settlement.</w:t>
+        <w:t>Put a small question-mark help trigger beside every Budget and Accounts &amp; Payments field heading. Each help message states both what belongs in the field and why the business needs it. These small non-modal help popovers are the one intentional click-away exception: clicking outside dismisses them. A large page explanation remains a semantic dialog and follows the global intentional-close rule.</w:t>
       </w:r>
     </w:p>
     <w:p>
@@ -9796,7 +9694,41 @@
           <w:color w:val="19322B"/>
           <w:sz w:val="22"/>
         </w:rPr>
-        <w:t>Present support for a leader or scholarship recipient as a named support credit with its funding source. Do not visually disguise coverage as a traveler payment.</w:t>
+        <w:t xml:space="preserve">Keep administrator cards visually and technically separate from the cinematic public trip cards. Trip administration uses the neutral </w:t>
+      </w:r>
+      <w:r>
+        <w:rPr>
+          <w:rFonts w:ascii="Consolas" w:hAnsi="Consolas"/>
+          <w:color w:val="173F35"/>
+          <w:sz w:val="20"/>
+          <w:shd w:fill="EDF5F1"/>
+        </w:rPr>
+        <w:t>trip-admin-card</w:t>
+      </w:r>
+      <w:r>
+        <w:rPr>
+          <w:rFonts w:ascii="Segoe UI" w:hAnsi="Segoe UI"/>
+          <w:color w:val="19322B"/>
+          <w:sz w:val="22"/>
+        </w:rPr>
+        <w:t xml:space="preserve"> component; the public </w:t>
+      </w:r>
+      <w:r>
+        <w:rPr>
+          <w:rFonts w:ascii="Consolas" w:hAnsi="Consolas"/>
+          <w:color w:val="173F35"/>
+          <w:sz w:val="20"/>
+          <w:shd w:fill="EDF5F1"/>
+        </w:rPr>
+        <w:t>trip-card</w:t>
+      </w:r>
+      <w:r>
+        <w:rPr>
+          <w:rFonts w:ascii="Segoe UI" w:hAnsi="Segoe UI"/>
+          <w:color w:val="19322B"/>
+          <w:sz w:val="22"/>
+        </w:rPr>
+        <w:t xml:space="preserve"> component includes image overlays, fixed visual heights, and hover movement that must never cover or resize an administrator form.</w:t>
       </w:r>
     </w:p>
     <w:p>
@@ -9815,7 +9747,41 @@
           <w:color w:val="19322B"/>
           <w:sz w:val="22"/>
         </w:rPr>
-        <w:t>Cost records should show estimate, actual total, settlement route, payment status, vendor, and funding allocations together. State plainly that a paid Hope Sojourns cost enters the central ledger and that externally settled costs do not.</w:t>
+        <w:t xml:space="preserve">When an action depends on another record, place a visible note inside that card using </w:t>
+      </w:r>
+      <w:r>
+        <w:rPr>
+          <w:rFonts w:ascii="Segoe UI" w:hAnsi="Segoe UI"/>
+          <w:b/>
+          <w:color w:val="19322B"/>
+          <w:sz w:val="22"/>
+        </w:rPr>
+        <w:t>Please complete [prerequisite] before this [item]</w:t>
+      </w:r>
+      <w:r>
+        <w:rPr>
+          <w:rFonts w:ascii="Segoe UI" w:hAnsi="Segoe UI"/>
+          <w:color w:val="19322B"/>
+          <w:sz w:val="22"/>
+        </w:rPr>
+        <w:t xml:space="preserve"> and disable only the unavailable action. Link to another administrator workspace when that is where the prerequisite is created. Saved team-member and organization cards must provide an </w:t>
+      </w:r>
+      <w:r>
+        <w:rPr>
+          <w:rFonts w:ascii="Segoe UI" w:hAnsi="Segoe UI"/>
+          <w:b/>
+          <w:color w:val="19322B"/>
+          <w:sz w:val="22"/>
+        </w:rPr>
+        <w:t>Edit</w:t>
+      </w:r>
+      <w:r>
+        <w:rPr>
+          <w:rFonts w:ascii="Segoe UI" w:hAnsi="Segoe UI"/>
+          <w:color w:val="19322B"/>
+          <w:sz w:val="22"/>
+        </w:rPr>
+        <w:t xml:space="preserve"> action that returns the administrator to the populated form.</w:t>
       </w:r>
     </w:p>
     <w:p>
@@ -9834,7 +9800,170 @@
           <w:color w:val="19322B"/>
           <w:sz w:val="22"/>
         </w:rPr>
+        <w:t xml:space="preserve">Use friendly </w:t>
+      </w:r>
+      <w:r>
+        <w:rPr>
+          <w:rFonts w:ascii="Segoe UI" w:hAnsi="Segoe UI"/>
+          <w:b/>
+          <w:color w:val="19322B"/>
+          <w:sz w:val="22"/>
+        </w:rPr>
+        <w:t>payment request</w:t>
+      </w:r>
+      <w:r>
+        <w:rPr>
+          <w:rFonts w:ascii="Segoe UI" w:hAnsi="Segoe UI"/>
+          <w:color w:val="19322B"/>
+          <w:sz w:val="22"/>
+        </w:rPr>
+        <w:t xml:space="preserve">, </w:t>
+      </w:r>
+      <w:r>
+        <w:rPr>
+          <w:rFonts w:ascii="Segoe UI" w:hAnsi="Segoe UI"/>
+          <w:b/>
+          <w:color w:val="19322B"/>
+          <w:sz w:val="22"/>
+        </w:rPr>
+        <w:t>balance notice</w:t>
+      </w:r>
+      <w:r>
+        <w:rPr>
+          <w:rFonts w:ascii="Segoe UI" w:hAnsi="Segoe UI"/>
+          <w:color w:val="19322B"/>
+          <w:sz w:val="22"/>
+        </w:rPr>
+        <w:t xml:space="preserve">, or </w:t>
+      </w:r>
+      <w:r>
+        <w:rPr>
+          <w:rFonts w:ascii="Segoe UI" w:hAnsi="Segoe UI"/>
+          <w:b/>
+          <w:color w:val="19322B"/>
+          <w:sz w:val="22"/>
+        </w:rPr>
+        <w:t>status</w:t>
+      </w:r>
+      <w:r>
+        <w:rPr>
+          <w:rFonts w:ascii="Segoe UI" w:hAnsi="Segoe UI"/>
+          <w:color w:val="19322B"/>
+          <w:sz w:val="22"/>
+        </w:rPr>
+        <w:t xml:space="preserve"> language in participant communication. Do not use </w:t>
+      </w:r>
+      <w:r>
+        <w:rPr>
+          <w:rFonts w:ascii="Segoe UI" w:hAnsi="Segoe UI"/>
+          <w:b/>
+          <w:color w:val="19322B"/>
+          <w:sz w:val="22"/>
+        </w:rPr>
+        <w:t>invoice</w:t>
+      </w:r>
+      <w:r>
+        <w:rPr>
+          <w:rFonts w:ascii="Segoe UI" w:hAnsi="Segoe UI"/>
+          <w:color w:val="19322B"/>
+          <w:sz w:val="22"/>
+        </w:rPr>
+        <w:t xml:space="preserve"> unless a later legal or accounting decision specifically requires it.</w:t>
+      </w:r>
+    </w:p>
+    <w:p>
+      <w:pPr>
+        <w:keepLines/>
+        <w:numPr>
+          <w:ilvl w:val="0"/>
+          <w:numId w:val="10"/>
+        </w:numPr>
+        <w:spacing w:before="0" w:after="80" w:line="300" w:lineRule="auto"/>
+        <w:ind w:left="540" w:hanging="271"/>
+      </w:pPr>
+      <w:r>
+        <w:rPr>
+          <w:rFonts w:ascii="Segoe UI" w:hAnsi="Segoe UI"/>
+          <w:color w:val="19322B"/>
+          <w:sz w:val="22"/>
+        </w:rPr>
+        <w:t>Financial summaries must distinguish charges, payments, support credits, balance, costs paid through Hope Sojourns, and costs paid externally. Never use one unlabeled total to combine cash received by Hope Sojourns with an outside partner's settlement.</w:t>
+      </w:r>
+    </w:p>
+    <w:p>
+      <w:pPr>
+        <w:keepLines/>
+        <w:numPr>
+          <w:ilvl w:val="0"/>
+          <w:numId w:val="10"/>
+        </w:numPr>
+        <w:spacing w:before="0" w:after="80" w:line="300" w:lineRule="auto"/>
+        <w:ind w:left="540" w:hanging="271"/>
+      </w:pPr>
+      <w:r>
+        <w:rPr>
+          <w:rFonts w:ascii="Segoe UI" w:hAnsi="Segoe UI"/>
+          <w:color w:val="19322B"/>
+          <w:sz w:val="22"/>
+        </w:rPr>
+        <w:t>Present support for a leader or scholarship recipient as a named support credit with its funding source. Do not visually disguise coverage as a traveler payment.</w:t>
+      </w:r>
+    </w:p>
+    <w:p>
+      <w:pPr>
+        <w:keepLines/>
+        <w:numPr>
+          <w:ilvl w:val="0"/>
+          <w:numId w:val="10"/>
+        </w:numPr>
+        <w:spacing w:before="0" w:after="80" w:line="300" w:lineRule="auto"/>
+        <w:ind w:left="540" w:hanging="271"/>
+      </w:pPr>
+      <w:r>
+        <w:rPr>
+          <w:rFonts w:ascii="Segoe UI" w:hAnsi="Segoe UI"/>
+          <w:color w:val="19322B"/>
+          <w:sz w:val="22"/>
+        </w:rPr>
+        <w:t>Cost records should show estimate, actual total, settlement route, payment status, vendor, and funding allocations together. State plainly that a paid Hope Sojourns cost enters the central ledger and that externally settled costs do not.</w:t>
+      </w:r>
+    </w:p>
+    <w:p>
+      <w:pPr>
+        <w:keepLines/>
+        <w:numPr>
+          <w:ilvl w:val="0"/>
+          <w:numId w:val="10"/>
+        </w:numPr>
+        <w:spacing w:before="0" w:after="80" w:line="300" w:lineRule="auto"/>
+        <w:ind w:left="540" w:hanging="271"/>
+      </w:pPr>
+      <w:r>
+        <w:rPr>
+          <w:rFonts w:ascii="Segoe UI" w:hAnsi="Segoe UI"/>
+          <w:color w:val="19322B"/>
+          <w:sz w:val="22"/>
+        </w:rPr>
         <w:t>Interest-form submissions remain a visible prospect list until an administrator changes the separate team-member status. Invitation records show label, organization, use count, expiration, and status without re-exposing their secret token.</w:t>
+      </w:r>
+    </w:p>
+    <w:p>
+      <w:pPr>
+        <w:keepLines/>
+        <w:numPr>
+          <w:ilvl w:val="0"/>
+          <w:numId w:val="10"/>
+        </w:numPr>
+        <w:spacing w:before="0" w:after="80" w:line="300" w:lineRule="auto"/>
+        <w:ind w:left="540" w:hanging="271"/>
+      </w:pPr>
+      <w:r>
+        <w:rPr>
+          <w:rFonts w:ascii="Segoe UI" w:hAnsi="Segoe UI"/>
+          <w:color w:val="19322B"/>
+          <w:sz w:val="22"/>
+        </w:rPr>
+        <w:t>Describe Invitations plainly as application/interest links for prospective travelers. Never imply that an invitation opens the approved traveler's shared portal; distribute the separate Trip ID and password only after approval.</w:t>
       </w:r>
     </w:p>
     <w:p>
@@ -12194,6 +12323,68 @@
                 <w:sz w:val="18"/>
               </w:rPr>
               <w:t>Change</w:t>
+            </w:r>
+          </w:p>
+        </w:tc>
+      </w:tr>
+      <w:tr>
+        <w:trPr>
+          <w:cantSplit/>
+        </w:trPr>
+        <w:tc>
+          <w:tcPr>
+            <w:tcW w:type="dxa" w:w="2200"/>
+            <w:vAlign w:val="center"/>
+          </w:tcPr>
+          <w:p>
+            <w:pPr>
+              <w:spacing w:before="0" w:after="30" w:line="240" w:lineRule="auto"/>
+            </w:pPr>
+            <w:r>
+              <w:rPr>
+                <w:rFonts w:ascii="Segoe UI" w:hAnsi="Segoe UI"/>
+                <w:color w:val="19322B"/>
+                <w:sz w:val="16"/>
+              </w:rPr>
+              <w:t>2026-09-07</w:t>
+            </w:r>
+          </w:p>
+        </w:tc>
+        <w:tc>
+          <w:tcPr>
+            <w:tcW w:type="dxa" w:w="3580"/>
+            <w:vAlign w:val="center"/>
+          </w:tcPr>
+          <w:p>
+            <w:pPr>
+              <w:spacing w:before="0" w:after="30" w:line="240" w:lineRule="auto"/>
+            </w:pPr>
+            <w:r>
+              <w:rPr>
+                <w:rFonts w:ascii="Segoe UI" w:hAnsi="Segoe UI"/>
+                <w:color w:val="19322B"/>
+                <w:sz w:val="16"/>
+              </w:rPr>
+              <w:t>3.6</w:t>
+            </w:r>
+          </w:p>
+        </w:tc>
+        <w:tc>
+          <w:tcPr>
+            <w:tcW w:type="dxa" w:w="3580"/>
+            <w:vAlign w:val="center"/>
+          </w:tcPr>
+          <w:p>
+            <w:pPr>
+              <w:spacing w:before="0" w:after="30" w:line="240" w:lineRule="auto"/>
+            </w:pPr>
+            <w:r>
+              <w:rPr>
+                <w:rFonts w:ascii="Segoe UI" w:hAnsi="Segoe UI"/>
+                <w:color w:val="19322B"/>
+                <w:sz w:val="16"/>
+              </w:rPr>
+              <w:t>Added compact expandable budget records, explicit budget-finish status, paying-traveler and fee-percentage presentation, What/Why field help, the field-popover click-away exception, and invitation-purpose language.</w:t>
             </w:r>
           </w:p>
         </w:tc>
